--- a/analiseRequesitos/Analise Requisitos MoveTe.docx
+++ b/analiseRequesitos/Analise Requisitos MoveTe.docx
@@ -86,7 +86,25 @@
           <w:iCs/>
           <w:lang w:val="pt-PT"/>
         </w:rPr>
-        <w:t xml:space="preserve"> – Roles dos diferentes end-users do SI</w:t>
+        <w:t xml:space="preserve"> – Roles dos diferentes </w:t>
+      </w:r>
+      <w:proofErr w:type="spellStart"/>
+      <w:r>
+        <w:rPr>
+          <w:i/>
+          <w:iCs/>
+          <w:lang w:val="pt-PT"/>
+        </w:rPr>
+        <w:t>end-users</w:t>
+      </w:r>
+      <w:proofErr w:type="spellEnd"/>
+      <w:r>
+        <w:rPr>
+          <w:i/>
+          <w:iCs/>
+          <w:lang w:val="pt-PT"/>
+        </w:rPr>
+        <w:t xml:space="preserve"> do SI</w:t>
       </w:r>
       <w:bookmarkEnd w:id="1"/>
     </w:p>
@@ -158,12 +176,14 @@
                 <w:lang w:val="pt-PT"/>
               </w:rPr>
             </w:pPr>
+            <w:proofErr w:type="spellStart"/>
             <w:r>
               <w:rPr>
                 <w:lang w:val="pt-PT"/>
               </w:rPr>
               <w:t>Back-office</w:t>
             </w:r>
+            <w:proofErr w:type="spellEnd"/>
           </w:p>
         </w:tc>
         <w:tc>
@@ -178,12 +198,14 @@
                 <w:lang w:val="pt-PT"/>
               </w:rPr>
             </w:pPr>
+            <w:proofErr w:type="spellStart"/>
             <w:r>
               <w:rPr>
                 <w:lang w:val="pt-PT"/>
               </w:rPr>
               <w:t>Front-office</w:t>
             </w:r>
+            <w:proofErr w:type="spellEnd"/>
           </w:p>
         </w:tc>
       </w:tr>
@@ -203,12 +225,28 @@
                 <w:lang w:val="pt-PT"/>
               </w:rPr>
             </w:pPr>
-            <w:r>
-              <w:rPr>
-                <w:lang w:val="pt-PT"/>
-              </w:rPr>
-              <w:t>Sys Admin</w:t>
-            </w:r>
+            <w:proofErr w:type="spellStart"/>
+            <w:r>
+              <w:rPr>
+                <w:lang w:val="pt-PT"/>
+              </w:rPr>
+              <w:t>Sys</w:t>
+            </w:r>
+            <w:proofErr w:type="spellEnd"/>
+            <w:r>
+              <w:rPr>
+                <w:lang w:val="pt-PT"/>
+              </w:rPr>
+              <w:t xml:space="preserve"> </w:t>
+            </w:r>
+            <w:proofErr w:type="spellStart"/>
+            <w:r>
+              <w:rPr>
+                <w:lang w:val="pt-PT"/>
+              </w:rPr>
+              <w:t>Admin</w:t>
+            </w:r>
+            <w:proofErr w:type="spellEnd"/>
           </w:p>
         </w:tc>
         <w:tc>
@@ -224,16 +262,22 @@
               </w:rPr>
             </w:pPr>
             <w:r>
+              <w:rPr>
+                <w:lang w:val="pt-PT"/>
+              </w:rPr>
               <w:t>Gere utilizadores e permissões, configura os evento</w:t>
             </w:r>
             <w:r>
+              <w:rPr>
+                <w:lang w:val="pt-PT"/>
+              </w:rPr>
               <w:t>s</w:t>
             </w:r>
             <w:r>
-              <w:t>, monitoriza as inscrições e pagamentos</w:t>
-            </w:r>
-            <w:r>
-              <w:t>.</w:t>
+              <w:rPr>
+                <w:lang w:val="pt-PT"/>
+              </w:rPr>
+              <w:t>, monitoriza as inscrições e pagamentos.</w:t>
             </w:r>
           </w:p>
         </w:tc>
@@ -301,29 +345,56 @@
             <w:pPr>
               <w:spacing w:after="160"/>
               <w:cnfStyle w:val="000000000000" w:firstRow="0" w:lastRow="0" w:firstColumn="0" w:lastColumn="0" w:oddVBand="0" w:evenVBand="0" w:oddHBand="0" w:evenHBand="0" w:firstRowFirstColumn="0" w:firstRowLastColumn="0" w:lastRowFirstColumn="0" w:lastRowLastColumn="0"/>
-            </w:pPr>
-            <w:r>
+              <w:rPr>
+                <w:lang w:val="pt-PT"/>
+              </w:rPr>
+            </w:pPr>
+            <w:r>
+              <w:rPr>
+                <w:lang w:val="pt-PT"/>
+              </w:rPr>
               <w:t xml:space="preserve">Cria/edita o perfil interno, </w:t>
             </w:r>
             <w:r>
+              <w:rPr>
+                <w:lang w:val="pt-PT"/>
+              </w:rPr>
               <w:t>vê informação</w:t>
             </w:r>
             <w:r>
+              <w:rPr>
+                <w:lang w:val="pt-PT"/>
+              </w:rPr>
               <w:t xml:space="preserve"> </w:t>
             </w:r>
             <w:r>
+              <w:rPr>
+                <w:lang w:val="pt-PT"/>
+              </w:rPr>
               <w:t>d</w:t>
             </w:r>
             <w:r>
+              <w:rPr>
+                <w:lang w:val="pt-PT"/>
+              </w:rPr>
               <w:t xml:space="preserve">os eventos, consulta as tarefas atribuídas, valida </w:t>
             </w:r>
             <w:r>
+              <w:rPr>
+                <w:lang w:val="pt-PT"/>
+              </w:rPr>
               <w:t>participação nas provas</w:t>
             </w:r>
             <w:r>
+              <w:rPr>
+                <w:lang w:val="pt-PT"/>
+              </w:rPr>
               <w:t>, gere ocorrências de apoio no terreno e consulta o histórico de participação nas provas</w:t>
             </w:r>
             <w:r>
+              <w:rPr>
+                <w:lang w:val="pt-PT"/>
+              </w:rPr>
               <w:t>.</w:t>
             </w:r>
           </w:p>
@@ -393,33 +464,29 @@
           <w:p>
             <w:pPr>
               <w:cnfStyle w:val="000000100000" w:firstRow="0" w:lastRow="0" w:firstColumn="0" w:lastColumn="0" w:oddVBand="0" w:evenVBand="0" w:oddHBand="1" w:evenHBand="0" w:firstRowFirstColumn="0" w:firstRowLastColumn="0" w:lastRowFirstColumn="0" w:lastRowLastColumn="0"/>
-            </w:pPr>
-            <w:r>
-              <w:t>Edita o seu perfil</w:t>
-            </w:r>
-            <w:r>
-              <w:t xml:space="preserve">, </w:t>
-            </w:r>
-            <w:r>
-              <w:t>ealiza o pagamento da quota</w:t>
-            </w:r>
-            <w:r>
-              <w:t xml:space="preserve">, tem </w:t>
-            </w:r>
-            <w:r>
-              <w:t>vantagens e descontos exclusivos</w:t>
-            </w:r>
-            <w:r>
-              <w:t>, c</w:t>
-            </w:r>
-            <w:r>
-              <w:t>onsulta o histórico de quotas e recibos</w:t>
-            </w:r>
-            <w:r>
-              <w:t>, a</w:t>
-            </w:r>
-            <w:r>
-              <w:t>cede a eventos ou conteúdos exclusivos</w:t>
+              <w:rPr>
+                <w:lang w:val="pt-PT"/>
+              </w:rPr>
+            </w:pPr>
+            <w:r>
+              <w:rPr>
+                <w:lang w:val="pt-PT"/>
+              </w:rPr>
+              <w:t xml:space="preserve">Edita o seu perfil, </w:t>
+            </w:r>
+            <w:proofErr w:type="spellStart"/>
+            <w:r>
+              <w:rPr>
+                <w:lang w:val="pt-PT"/>
+              </w:rPr>
+              <w:t>ealiza</w:t>
+            </w:r>
+            <w:proofErr w:type="spellEnd"/>
+            <w:r>
+              <w:rPr>
+                <w:lang w:val="pt-PT"/>
+              </w:rPr>
+              <w:t xml:space="preserve"> o pagamento da quota, tem vantagens e descontos exclusivos, consulta o histórico de quotas e recibos, acede a eventos ou conteúdos exclusivos</w:t>
             </w:r>
           </w:p>
         </w:tc>
@@ -517,42 +584,81 @@
               <w:t xml:space="preserve">s, </w:t>
             </w:r>
             <w:r>
+              <w:rPr>
+                <w:lang w:val="pt-PT"/>
+              </w:rPr>
               <w:t>lista</w:t>
             </w:r>
             <w:r>
+              <w:rPr>
+                <w:lang w:val="pt-PT"/>
+              </w:rPr>
               <w:t xml:space="preserve"> horário</w:t>
             </w:r>
             <w:r>
+              <w:rPr>
+                <w:lang w:val="pt-PT"/>
+              </w:rPr>
               <w:t>s</w:t>
             </w:r>
             <w:r>
+              <w:rPr>
+                <w:lang w:val="pt-PT"/>
+              </w:rPr>
               <w:t xml:space="preserve"> para</w:t>
             </w:r>
             <w:r>
+              <w:rPr>
+                <w:lang w:val="pt-PT"/>
+              </w:rPr>
               <w:t xml:space="preserve"> eventos</w:t>
             </w:r>
             <w:r>
+              <w:rPr>
+                <w:lang w:val="pt-PT"/>
+              </w:rPr>
               <w:t xml:space="preserve">. </w:t>
             </w:r>
             <w:r>
+              <w:rPr>
+                <w:lang w:val="pt-PT"/>
+              </w:rPr>
               <w:t>Inscreve-se n</w:t>
             </w:r>
             <w:r>
+              <w:rPr>
+                <w:lang w:val="pt-PT"/>
+              </w:rPr>
               <w:t>o evento</w:t>
             </w:r>
             <w:r>
+              <w:rPr>
+                <w:lang w:val="pt-PT"/>
+              </w:rPr>
               <w:t xml:space="preserve">, faz </w:t>
             </w:r>
             <w:r>
+              <w:rPr>
+                <w:lang w:val="pt-PT"/>
+              </w:rPr>
               <w:t>compras</w:t>
             </w:r>
             <w:r>
+              <w:rPr>
+                <w:lang w:val="pt-PT"/>
+              </w:rPr>
               <w:t xml:space="preserve">, avalia </w:t>
             </w:r>
             <w:r>
+              <w:rPr>
+                <w:lang w:val="pt-PT"/>
+              </w:rPr>
               <w:t xml:space="preserve">o evento </w:t>
             </w:r>
             <w:r>
+              <w:rPr>
+                <w:lang w:val="pt-PT"/>
+              </w:rPr>
               <w:t>e gere o perfil.</w:t>
             </w:r>
           </w:p>
@@ -684,9 +790,11 @@
                 <w:lang w:val="pt-PT"/>
               </w:rPr>
             </w:pPr>
+            <w:proofErr w:type="spellStart"/>
             <w:r>
               <w:t>Voluntário</w:t>
             </w:r>
+            <w:proofErr w:type="spellEnd"/>
           </w:p>
         </w:tc>
         <w:tc>
@@ -702,13 +810,10 @@
               </w:rPr>
             </w:pPr>
             <w:r>
-              <w:t>Cria/edita o perfil, candidata-se a tarefas de apoio nos eventos</w:t>
-            </w:r>
-            <w:r>
-              <w:t xml:space="preserve"> </w:t>
-            </w:r>
-            <w:r>
-              <w:t>e regista as atividades de suporte realizadas no terreno.</w:t>
+              <w:rPr>
+                <w:lang w:val="pt-PT"/>
+              </w:rPr>
+              <w:t>Cria/edita o perfil, candidata-se a tarefas de apoio nos eventos e regista as atividades de suporte realizadas no terreno.</w:t>
             </w:r>
           </w:p>
         </w:tc>
@@ -820,7 +925,25 @@
           <w:iCs/>
           <w:lang w:val="pt-PT"/>
         </w:rPr>
-        <w:t xml:space="preserve"> – Requisitos funcionais Front-Office</w:t>
+        <w:t xml:space="preserve"> – Requisitos funcionais </w:t>
+      </w:r>
+      <w:proofErr w:type="spellStart"/>
+      <w:r>
+        <w:rPr>
+          <w:i/>
+          <w:iCs/>
+          <w:lang w:val="pt-PT"/>
+        </w:rPr>
+        <w:t>Front</w:t>
+      </w:r>
+      <w:proofErr w:type="spellEnd"/>
+      <w:r>
+        <w:rPr>
+          <w:i/>
+          <w:iCs/>
+          <w:lang w:val="pt-PT"/>
+        </w:rPr>
+        <w:t>-Office</w:t>
       </w:r>
       <w:bookmarkEnd w:id="2"/>
     </w:p>
@@ -940,37 +1063,7 @@
               <w:rPr>
                 <w:lang w:val="pt-PT"/>
               </w:rPr>
-              <w:t>O sistema deve permitir registo de utilizadores (Cliente</w:t>
-            </w:r>
-            <w:r>
-              <w:rPr>
-                <w:lang w:val="pt-PT"/>
-              </w:rPr>
-              <w:t>, Voluntários</w:t>
-            </w:r>
-            <w:r>
-              <w:rPr>
-                <w:lang w:val="pt-PT"/>
-              </w:rPr>
-              <w:t>, Sócio</w:t>
-            </w:r>
-            <w:r>
-              <w:rPr>
-                <w:lang w:val="pt-PT"/>
-              </w:rPr>
-              <w:t xml:space="preserve"> e </w:t>
-            </w:r>
-            <w:r>
-              <w:rPr>
-                <w:lang w:val="pt-PT"/>
-              </w:rPr>
-              <w:t>Staff</w:t>
-            </w:r>
-            <w:r>
-              <w:rPr>
-                <w:lang w:val="pt-PT"/>
-              </w:rPr>
-              <w:t>) com validação de campos</w:t>
+              <w:t>O sistema deve permitir criar e aceder a contas de utilizador respetivas</w:t>
             </w:r>
           </w:p>
         </w:tc>
@@ -1032,28 +1125,7 @@
               <w:rPr>
                 <w:lang w:val="pt-PT"/>
               </w:rPr>
-              <w:t xml:space="preserve">O sistema deve permitir ao cliente avaliar </w:t>
-            </w:r>
-            <w:r>
-              <w:rPr>
-                <w:lang w:val="pt-PT"/>
-              </w:rPr>
-              <w:t xml:space="preserve">o evento </w:t>
-            </w:r>
-            <w:r>
-              <w:t>após um evento/prova concluído</w:t>
-            </w:r>
-            <w:r>
-              <w:rPr>
-                <w:lang w:val="pt-PT"/>
-              </w:rPr>
-              <w:t xml:space="preserve"> </w:t>
-            </w:r>
-            <w:r>
-              <w:rPr>
-                <w:lang w:val="pt-PT"/>
-              </w:rPr>
-              <w:t>(classificação + comentário).</w:t>
+              <w:t>O sistema deve permitir visualizar e filtrar os eventos disponíveis para inscrição</w:t>
             </w:r>
           </w:p>
         </w:tc>
@@ -1115,31 +1187,7 @@
               <w:rPr>
                 <w:lang w:val="pt-PT"/>
               </w:rPr>
-              <w:t xml:space="preserve">O sistema deve permitir </w:t>
-            </w:r>
-            <w:r>
-              <w:rPr>
-                <w:lang w:val="pt-PT"/>
-              </w:rPr>
-              <w:t xml:space="preserve">ao </w:t>
-            </w:r>
-            <w:r>
-              <w:rPr>
-                <w:lang w:val="pt-PT"/>
-              </w:rPr>
-              <w:t>staff</w:t>
-            </w:r>
-            <w:r>
-              <w:rPr>
-                <w:lang w:val="pt-PT"/>
-              </w:rPr>
-              <w:t xml:space="preserve"> </w:t>
-            </w:r>
-            <w:r>
-              <w:rPr>
-                <w:lang w:val="pt-PT"/>
-              </w:rPr>
-              <w:t>gerir disponibilidade (dias/horas).</w:t>
+              <w:t>O sistema deve permitir visualizar o catálogo da loja da instituição</w:t>
             </w:r>
           </w:p>
         </w:tc>
@@ -1156,7 +1204,7 @@
               </w:rPr>
             </w:pPr>
             <w:r>
-              <w:t>Média</w:t>
+              <w:t>Alta</w:t>
             </w:r>
           </w:p>
         </w:tc>
@@ -1195,7 +1243,7 @@
               <w:rPr>
                 <w:lang w:val="pt-PT"/>
               </w:rPr>
-              <w:t>O sistema deve permitir ao voluntário visualizar uma lista de tarefas pendentes.</w:t>
+              <w:t>O sistema deve permitir iniciar um processo de inscrição de eventos disponíveis para inscrição</w:t>
             </w:r>
           </w:p>
         </w:tc>
@@ -1211,9 +1259,11 @@
                 <w:lang w:val="pt-PT"/>
               </w:rPr>
             </w:pPr>
+            <w:proofErr w:type="spellStart"/>
             <w:r>
               <w:t>Média</w:t>
             </w:r>
+            <w:proofErr w:type="spellEnd"/>
           </w:p>
         </w:tc>
       </w:tr>
@@ -1251,7 +1301,10 @@
               </w:rPr>
             </w:pPr>
             <w:r>
-              <w:t>O sistema deve permitir ao voluntário registar o início e o fim de uma tarefa.</w:t>
+              <w:rPr>
+                <w:lang w:val="pt-PT"/>
+              </w:rPr>
+              <w:t>O sistema deve permitir aceitar um processo de inscrição de eventos disponíveis para inscrição</w:t>
             </w:r>
           </w:p>
         </w:tc>
@@ -1267,9 +1320,11 @@
                 <w:lang w:val="pt-PT"/>
               </w:rPr>
             </w:pPr>
-            <w:r>
-              <w:t>Baixa</w:t>
-            </w:r>
+            <w:proofErr w:type="spellStart"/>
+            <w:r>
+              <w:t>Média</w:t>
+            </w:r>
+            <w:proofErr w:type="spellEnd"/>
           </w:p>
         </w:tc>
       </w:tr>
@@ -1292,9 +1347,15 @@
           <w:p>
             <w:pPr>
               <w:cnfStyle w:val="000000000000" w:firstRow="0" w:lastRow="0" w:firstColumn="0" w:lastColumn="0" w:oddVBand="0" w:evenVBand="0" w:oddHBand="0" w:evenHBand="0" w:firstRowFirstColumn="0" w:firstRowLastColumn="0" w:lastRowFirstColumn="0" w:lastRowLastColumn="0"/>
-            </w:pPr>
-            <w:r>
-              <w:t>O sistema deve permitir aos utilizadores (Cliente, Sócio e Voluntário) realizar compras de produtos na loja online.</w:t>
+              <w:rPr>
+                <w:lang w:val="pt-PT"/>
+              </w:rPr>
+            </w:pPr>
+            <w:r>
+              <w:rPr>
+                <w:lang w:val="pt-PT"/>
+              </w:rPr>
+              <w:t>O sistema deve permitir visualizar os percursos sugeridos</w:t>
             </w:r>
           </w:p>
         </w:tc>
@@ -1306,8 +1367,399 @@
             <w:pPr>
               <w:cnfStyle w:val="000000000000" w:firstRow="0" w:lastRow="0" w:firstColumn="0" w:lastColumn="0" w:oddVBand="0" w:evenVBand="0" w:oddHBand="0" w:evenHBand="0" w:firstRowFirstColumn="0" w:firstRowLastColumn="0" w:lastRowFirstColumn="0" w:lastRowLastColumn="0"/>
             </w:pPr>
-            <w:r>
-              <w:t>Alta</w:t>
+            <w:proofErr w:type="spellStart"/>
+            <w:r>
+              <w:t>Média</w:t>
+            </w:r>
+            <w:proofErr w:type="spellEnd"/>
+          </w:p>
+        </w:tc>
+      </w:tr>
+      <w:tr>
+        <w:trPr>
+          <w:cnfStyle w:val="000000100000" w:firstRow="0" w:lastRow="0" w:firstColumn="0" w:lastColumn="0" w:oddVBand="0" w:evenVBand="0" w:oddHBand="1" w:evenHBand="0" w:firstRowFirstColumn="0" w:firstRowLastColumn="0" w:lastRowFirstColumn="0" w:lastRowLastColumn="0"/>
+        </w:trPr>
+        <w:tc>
+          <w:tcPr>
+            <w:cnfStyle w:val="001000000000" w:firstRow="0" w:lastRow="0" w:firstColumn="1" w:lastColumn="0" w:oddVBand="0" w:evenVBand="0" w:oddHBand="0" w:evenHBand="0" w:firstRowFirstColumn="0" w:firstRowLastColumn="0" w:lastRowFirstColumn="0" w:lastRowLastColumn="0"/>
+            <w:tcW w:w="1134" w:type="dxa"/>
+          </w:tcPr>
+          <w:p>
+            <w:r>
+              <w:rPr>
+                <w:lang w:val="pt-PT"/>
+              </w:rPr>
+              <w:t>RF-FO-07</w:t>
+            </w:r>
+          </w:p>
+        </w:tc>
+        <w:tc>
+          <w:tcPr>
+            <w:tcW w:w="7088" w:type="dxa"/>
+          </w:tcPr>
+          <w:p>
+            <w:pPr>
+              <w:cnfStyle w:val="000000100000" w:firstRow="0" w:lastRow="0" w:firstColumn="0" w:lastColumn="0" w:oddVBand="0" w:evenVBand="0" w:oddHBand="1" w:evenHBand="0" w:firstRowFirstColumn="0" w:firstRowLastColumn="0" w:lastRowFirstColumn="0" w:lastRowLastColumn="0"/>
+              <w:rPr>
+                <w:lang w:val="pt-PT"/>
+              </w:rPr>
+            </w:pPr>
+            <w:r>
+              <w:rPr>
+                <w:lang w:val="pt-PT"/>
+              </w:rPr>
+              <w:t>O sistema deve permitir visualizar os horários de trabalho</w:t>
+            </w:r>
+          </w:p>
+        </w:tc>
+        <w:tc>
+          <w:tcPr>
+            <w:tcW w:w="1172" w:type="dxa"/>
+          </w:tcPr>
+          <w:p>
+            <w:pPr>
+              <w:cnfStyle w:val="000000100000" w:firstRow="0" w:lastRow="0" w:firstColumn="0" w:lastColumn="0" w:oddVBand="0" w:evenVBand="0" w:oddHBand="1" w:evenHBand="0" w:firstRowFirstColumn="0" w:firstRowLastColumn="0" w:lastRowFirstColumn="0" w:lastRowLastColumn="0"/>
+              <w:rPr>
+                <w:lang w:val="pt-PT"/>
+              </w:rPr>
+            </w:pPr>
+            <w:r>
+              <w:rPr>
+                <w:lang w:val="pt-PT"/>
+              </w:rPr>
+              <w:t>Média</w:t>
+            </w:r>
+          </w:p>
+        </w:tc>
+      </w:tr>
+      <w:tr>
+        <w:tc>
+          <w:tcPr>
+            <w:cnfStyle w:val="001000000000" w:firstRow="0" w:lastRow="0" w:firstColumn="1" w:lastColumn="0" w:oddVBand="0" w:evenVBand="0" w:oddHBand="0" w:evenHBand="0" w:firstRowFirstColumn="0" w:firstRowLastColumn="0" w:lastRowFirstColumn="0" w:lastRowLastColumn="0"/>
+            <w:tcW w:w="1134" w:type="dxa"/>
+          </w:tcPr>
+          <w:p>
+            <w:pPr>
+              <w:rPr>
+                <w:lang w:val="pt-PT"/>
+              </w:rPr>
+            </w:pPr>
+            <w:r>
+              <w:rPr>
+                <w:lang w:val="pt-PT"/>
+              </w:rPr>
+              <w:t>RF-FO-08</w:t>
+            </w:r>
+          </w:p>
+        </w:tc>
+        <w:tc>
+          <w:tcPr>
+            <w:tcW w:w="7088" w:type="dxa"/>
+          </w:tcPr>
+          <w:p>
+            <w:pPr>
+              <w:tabs>
+                <w:tab w:val="left" w:pos="2855"/>
+              </w:tabs>
+              <w:cnfStyle w:val="000000000000" w:firstRow="0" w:lastRow="0" w:firstColumn="0" w:lastColumn="0" w:oddVBand="0" w:evenVBand="0" w:oddHBand="0" w:evenHBand="0" w:firstRowFirstColumn="0" w:firstRowLastColumn="0" w:lastRowFirstColumn="0" w:lastRowLastColumn="0"/>
+              <w:rPr>
+                <w:lang w:val="pt-PT"/>
+              </w:rPr>
+            </w:pPr>
+            <w:r>
+              <w:rPr>
+                <w:lang w:val="pt-PT"/>
+              </w:rPr>
+              <w:t>O sistema deve permitir fazer doações para a instituição</w:t>
+            </w:r>
+          </w:p>
+        </w:tc>
+        <w:tc>
+          <w:tcPr>
+            <w:tcW w:w="1172" w:type="dxa"/>
+          </w:tcPr>
+          <w:p>
+            <w:pPr>
+              <w:tabs>
+                <w:tab w:val="left" w:pos="466"/>
+              </w:tabs>
+              <w:cnfStyle w:val="000000000000" w:firstRow="0" w:lastRow="0" w:firstColumn="0" w:lastColumn="0" w:oddVBand="0" w:evenVBand="0" w:oddHBand="0" w:evenHBand="0" w:firstRowFirstColumn="0" w:firstRowLastColumn="0" w:lastRowFirstColumn="0" w:lastRowLastColumn="0"/>
+              <w:rPr>
+                <w:lang w:val="pt-PT"/>
+              </w:rPr>
+            </w:pPr>
+            <w:r>
+              <w:rPr>
+                <w:lang w:val="pt-PT"/>
+              </w:rPr>
+              <w:t>Média</w:t>
+            </w:r>
+          </w:p>
+        </w:tc>
+      </w:tr>
+      <w:tr>
+        <w:trPr>
+          <w:cnfStyle w:val="000000100000" w:firstRow="0" w:lastRow="0" w:firstColumn="0" w:lastColumn="0" w:oddVBand="0" w:evenVBand="0" w:oddHBand="1" w:evenHBand="0" w:firstRowFirstColumn="0" w:firstRowLastColumn="0" w:lastRowFirstColumn="0" w:lastRowLastColumn="0"/>
+        </w:trPr>
+        <w:tc>
+          <w:tcPr>
+            <w:cnfStyle w:val="001000000000" w:firstRow="0" w:lastRow="0" w:firstColumn="1" w:lastColumn="0" w:oddVBand="0" w:evenVBand="0" w:oddHBand="0" w:evenHBand="0" w:firstRowFirstColumn="0" w:firstRowLastColumn="0" w:lastRowFirstColumn="0" w:lastRowLastColumn="0"/>
+            <w:tcW w:w="1134" w:type="dxa"/>
+          </w:tcPr>
+          <w:p>
+            <w:pPr>
+              <w:rPr>
+                <w:lang w:val="pt-PT"/>
+              </w:rPr>
+            </w:pPr>
+            <w:r>
+              <w:rPr>
+                <w:lang w:val="pt-PT"/>
+              </w:rPr>
+              <w:t>RF-FO-09</w:t>
+            </w:r>
+          </w:p>
+        </w:tc>
+        <w:tc>
+          <w:tcPr>
+            <w:tcW w:w="7088" w:type="dxa"/>
+          </w:tcPr>
+          <w:p>
+            <w:pPr>
+              <w:tabs>
+                <w:tab w:val="left" w:pos="2489"/>
+              </w:tabs>
+              <w:cnfStyle w:val="000000100000" w:firstRow="0" w:lastRow="0" w:firstColumn="0" w:lastColumn="0" w:oddVBand="0" w:evenVBand="0" w:oddHBand="1" w:evenHBand="0" w:firstRowFirstColumn="0" w:firstRowLastColumn="0" w:lastRowFirstColumn="0" w:lastRowLastColumn="0"/>
+              <w:rPr>
+                <w:lang w:val="pt-PT"/>
+              </w:rPr>
+            </w:pPr>
+            <w:r>
+              <w:rPr>
+                <w:lang w:val="pt-PT"/>
+              </w:rPr>
+              <w:t>O sistema deve permitir consultar conselhos de saúde</w:t>
+            </w:r>
+          </w:p>
+        </w:tc>
+        <w:tc>
+          <w:tcPr>
+            <w:tcW w:w="1172" w:type="dxa"/>
+          </w:tcPr>
+          <w:p>
+            <w:pPr>
+              <w:tabs>
+                <w:tab w:val="left" w:pos="466"/>
+              </w:tabs>
+              <w:cnfStyle w:val="000000100000" w:firstRow="0" w:lastRow="0" w:firstColumn="0" w:lastColumn="0" w:oddVBand="0" w:evenVBand="0" w:oddHBand="1" w:evenHBand="0" w:firstRowFirstColumn="0" w:firstRowLastColumn="0" w:lastRowFirstColumn="0" w:lastRowLastColumn="0"/>
+              <w:rPr>
+                <w:lang w:val="pt-PT"/>
+              </w:rPr>
+            </w:pPr>
+            <w:r>
+              <w:rPr>
+                <w:lang w:val="pt-PT"/>
+              </w:rPr>
+              <w:t>Baixa</w:t>
+            </w:r>
+          </w:p>
+        </w:tc>
+      </w:tr>
+      <w:tr>
+        <w:tc>
+          <w:tcPr>
+            <w:cnfStyle w:val="001000000000" w:firstRow="0" w:lastRow="0" w:firstColumn="1" w:lastColumn="0" w:oddVBand="0" w:evenVBand="0" w:oddHBand="0" w:evenHBand="0" w:firstRowFirstColumn="0" w:firstRowLastColumn="0" w:lastRowFirstColumn="0" w:lastRowLastColumn="0"/>
+            <w:tcW w:w="1134" w:type="dxa"/>
+          </w:tcPr>
+          <w:p>
+            <w:pPr>
+              <w:rPr>
+                <w:lang w:val="pt-PT"/>
+              </w:rPr>
+            </w:pPr>
+            <w:r>
+              <w:rPr>
+                <w:lang w:val="pt-PT"/>
+              </w:rPr>
+              <w:t>RF-FO-10</w:t>
+            </w:r>
+          </w:p>
+        </w:tc>
+        <w:tc>
+          <w:tcPr>
+            <w:tcW w:w="7088" w:type="dxa"/>
+          </w:tcPr>
+          <w:p>
+            <w:pPr>
+              <w:tabs>
+                <w:tab w:val="left" w:pos="2489"/>
+              </w:tabs>
+              <w:cnfStyle w:val="000000000000" w:firstRow="0" w:lastRow="0" w:firstColumn="0" w:lastColumn="0" w:oddVBand="0" w:evenVBand="0" w:oddHBand="0" w:evenHBand="0" w:firstRowFirstColumn="0" w:firstRowLastColumn="0" w:lastRowFirstColumn="0" w:lastRowLastColumn="0"/>
+              <w:rPr>
+                <w:lang w:val="pt-PT"/>
+              </w:rPr>
+            </w:pPr>
+            <w:r>
+              <w:rPr>
+                <w:lang w:val="pt-PT"/>
+              </w:rPr>
+              <w:t>O sistema deve permitir inscrições para voluntariado</w:t>
+            </w:r>
+          </w:p>
+        </w:tc>
+        <w:tc>
+          <w:tcPr>
+            <w:tcW w:w="1172" w:type="dxa"/>
+          </w:tcPr>
+          <w:p>
+            <w:pPr>
+              <w:tabs>
+                <w:tab w:val="left" w:pos="466"/>
+              </w:tabs>
+              <w:cnfStyle w:val="000000000000" w:firstRow="0" w:lastRow="0" w:firstColumn="0" w:lastColumn="0" w:oddVBand="0" w:evenVBand="0" w:oddHBand="0" w:evenHBand="0" w:firstRowFirstColumn="0" w:firstRowLastColumn="0" w:lastRowFirstColumn="0" w:lastRowLastColumn="0"/>
+              <w:rPr>
+                <w:lang w:val="pt-PT"/>
+              </w:rPr>
+            </w:pPr>
+            <w:r>
+              <w:rPr>
+                <w:lang w:val="pt-PT"/>
+              </w:rPr>
+              <w:t>Baixa</w:t>
+            </w:r>
+          </w:p>
+        </w:tc>
+      </w:tr>
+      <w:tr>
+        <w:trPr>
+          <w:cnfStyle w:val="000000100000" w:firstRow="0" w:lastRow="0" w:firstColumn="0" w:lastColumn="0" w:oddVBand="0" w:evenVBand="0" w:oddHBand="1" w:evenHBand="0" w:firstRowFirstColumn="0" w:firstRowLastColumn="0" w:lastRowFirstColumn="0" w:lastRowLastColumn="0"/>
+        </w:trPr>
+        <w:tc>
+          <w:tcPr>
+            <w:cnfStyle w:val="001000000000" w:firstRow="0" w:lastRow="0" w:firstColumn="1" w:lastColumn="0" w:oddVBand="0" w:evenVBand="0" w:oddHBand="0" w:evenHBand="0" w:firstRowFirstColumn="0" w:firstRowLastColumn="0" w:lastRowFirstColumn="0" w:lastRowLastColumn="0"/>
+            <w:tcW w:w="1134" w:type="dxa"/>
+          </w:tcPr>
+          <w:p>
+            <w:pPr>
+              <w:rPr>
+                <w:lang w:val="pt-PT"/>
+              </w:rPr>
+            </w:pPr>
+            <w:r>
+              <w:rPr>
+                <w:lang w:val="pt-PT"/>
+              </w:rPr>
+              <w:t>RF-FO-11</w:t>
+            </w:r>
+          </w:p>
+        </w:tc>
+        <w:tc>
+          <w:tcPr>
+            <w:tcW w:w="7088" w:type="dxa"/>
+          </w:tcPr>
+          <w:p>
+            <w:pPr>
+              <w:tabs>
+                <w:tab w:val="left" w:pos="2489"/>
+              </w:tabs>
+              <w:cnfStyle w:val="000000100000" w:firstRow="0" w:lastRow="0" w:firstColumn="0" w:lastColumn="0" w:oddVBand="0" w:evenVBand="0" w:oddHBand="1" w:evenHBand="0" w:firstRowFirstColumn="0" w:firstRowLastColumn="0" w:lastRowFirstColumn="0" w:lastRowLastColumn="0"/>
+              <w:rPr>
+                <w:lang w:val="pt-PT"/>
+              </w:rPr>
+            </w:pPr>
+            <w:r>
+              <w:rPr>
+                <w:lang w:val="pt-PT"/>
+              </w:rPr>
+              <w:t>O sistema deve permitir visualizar uma galeria de fotos de eventos passados</w:t>
+            </w:r>
+          </w:p>
+        </w:tc>
+        <w:tc>
+          <w:tcPr>
+            <w:tcW w:w="1172" w:type="dxa"/>
+          </w:tcPr>
+          <w:p>
+            <w:pPr>
+              <w:tabs>
+                <w:tab w:val="left" w:pos="466"/>
+              </w:tabs>
+              <w:cnfStyle w:val="000000100000" w:firstRow="0" w:lastRow="0" w:firstColumn="0" w:lastColumn="0" w:oddVBand="0" w:evenVBand="0" w:oddHBand="1" w:evenHBand="0" w:firstRowFirstColumn="0" w:firstRowLastColumn="0" w:lastRowFirstColumn="0" w:lastRowLastColumn="0"/>
+              <w:rPr>
+                <w:lang w:val="pt-PT"/>
+              </w:rPr>
+            </w:pPr>
+            <w:r>
+              <w:rPr>
+                <w:lang w:val="pt-PT"/>
+              </w:rPr>
+              <w:t>Baixa</w:t>
+            </w:r>
+          </w:p>
+        </w:tc>
+      </w:tr>
+      <w:tr>
+        <w:tc>
+          <w:tcPr>
+            <w:cnfStyle w:val="001000000000" w:firstRow="0" w:lastRow="0" w:firstColumn="1" w:lastColumn="0" w:oddVBand="0" w:evenVBand="0" w:oddHBand="0" w:evenHBand="0" w:firstRowFirstColumn="0" w:firstRowLastColumn="0" w:lastRowFirstColumn="0" w:lastRowLastColumn="0"/>
+            <w:tcW w:w="1134" w:type="dxa"/>
+          </w:tcPr>
+          <w:p>
+            <w:pPr>
+              <w:rPr>
+                <w:lang w:val="pt-PT"/>
+              </w:rPr>
+            </w:pPr>
+            <w:r>
+              <w:rPr>
+                <w:lang w:val="pt-PT"/>
+              </w:rPr>
+              <w:lastRenderedPageBreak/>
+              <w:t>RF-FO-12</w:t>
+            </w:r>
+          </w:p>
+        </w:tc>
+        <w:tc>
+          <w:tcPr>
+            <w:tcW w:w="7088" w:type="dxa"/>
+          </w:tcPr>
+          <w:p>
+            <w:pPr>
+              <w:tabs>
+                <w:tab w:val="left" w:pos="2489"/>
+              </w:tabs>
+              <w:cnfStyle w:val="000000000000" w:firstRow="0" w:lastRow="0" w:firstColumn="0" w:lastColumn="0" w:oddVBand="0" w:evenVBand="0" w:oddHBand="0" w:evenHBand="0" w:firstRowFirstColumn="0" w:firstRowLastColumn="0" w:lastRowFirstColumn="0" w:lastRowLastColumn="0"/>
+              <w:rPr>
+                <w:lang w:val="pt-PT"/>
+              </w:rPr>
+            </w:pPr>
+            <w:r>
+              <w:rPr>
+                <w:lang w:val="pt-PT"/>
+              </w:rPr>
+              <w:t>O sistema deve permitir avaliar um evento que o utilizador participou</w:t>
+            </w:r>
+          </w:p>
+        </w:tc>
+        <w:tc>
+          <w:tcPr>
+            <w:tcW w:w="1172" w:type="dxa"/>
+          </w:tcPr>
+          <w:p>
+            <w:pPr>
+              <w:tabs>
+                <w:tab w:val="left" w:pos="466"/>
+              </w:tabs>
+              <w:cnfStyle w:val="000000000000" w:firstRow="0" w:lastRow="0" w:firstColumn="0" w:lastColumn="0" w:oddVBand="0" w:evenVBand="0" w:oddHBand="0" w:evenHBand="0" w:firstRowFirstColumn="0" w:firstRowLastColumn="0" w:lastRowFirstColumn="0" w:lastRowLastColumn="0"/>
+              <w:rPr>
+                <w:lang w:val="pt-PT"/>
+              </w:rPr>
+            </w:pPr>
+            <w:r>
+              <w:rPr>
+                <w:lang w:val="pt-PT"/>
+              </w:rPr>
+              <w:t>Baixa</w:t>
             </w:r>
           </w:p>
         </w:tc>
@@ -1378,9 +1830,19 @@
           <w:iCs/>
           <w:lang w:val="pt-PT"/>
         </w:rPr>
-        <w:t xml:space="preserve"> – Requisitos funcionais Back-Office</w:t>
+        <w:t xml:space="preserve"> – Requisitos funcionais </w:t>
+      </w:r>
+      <w:proofErr w:type="spellStart"/>
+      <w:r>
+        <w:rPr>
+          <w:i/>
+          <w:iCs/>
+          <w:lang w:val="pt-PT"/>
+        </w:rPr>
+        <w:t>Back-Office</w:t>
       </w:r>
       <w:bookmarkEnd w:id="3"/>
+      <w:proofErr w:type="spellEnd"/>
     </w:p>
     <w:tbl>
       <w:tblPr>
@@ -1413,7 +1875,6 @@
               <w:rPr>
                 <w:lang w:val="pt-PT"/>
               </w:rPr>
-              <w:lastRenderedPageBreak/>
               <w:t>#</w:t>
             </w:r>
           </w:p>
@@ -1499,37 +1960,7 @@
               <w:rPr>
                 <w:lang w:val="pt-PT"/>
               </w:rPr>
-              <w:t>O sistema deve permitir ao Sys Admin listar, pesquisar e visualizar utilizadores (clientes</w:t>
-            </w:r>
-            <w:r>
-              <w:rPr>
-                <w:lang w:val="pt-PT"/>
-              </w:rPr>
-              <w:t>, Voluntários</w:t>
-            </w:r>
-            <w:r>
-              <w:rPr>
-                <w:lang w:val="pt-PT"/>
-              </w:rPr>
-              <w:t>, Sócios</w:t>
-            </w:r>
-            <w:r>
-              <w:rPr>
-                <w:lang w:val="pt-PT"/>
-              </w:rPr>
-              <w:t xml:space="preserve"> e </w:t>
-            </w:r>
-            <w:r>
-              <w:rPr>
-                <w:lang w:val="pt-PT"/>
-              </w:rPr>
-              <w:t>Staff</w:t>
-            </w:r>
-            <w:r>
-              <w:rPr>
-                <w:lang w:val="pt-PT"/>
-              </w:rPr>
-              <w:t>).</w:t>
+              <w:t>O sistema deve permitir a gestão de tabelas incluindo a visualização, edição e remoção de dados em caso de erro ou necessidade</w:t>
             </w:r>
           </w:p>
         </w:tc>
@@ -1591,7 +2022,7 @@
               <w:rPr>
                 <w:lang w:val="pt-PT"/>
               </w:rPr>
-              <w:t>O sistema deve permitir ao Sys Admin criar/editar/desativar utilizadores.</w:t>
+              <w:t>O sistema deve permitir a gestão de utilizadores incluindo o bloqueio destes no caso de perigos de segurança e a alteração de roles de utilizadores</w:t>
             </w:r>
           </w:p>
         </w:tc>
@@ -1656,7 +2087,35 @@
               <w:rPr>
                 <w:lang w:val="pt-PT"/>
               </w:rPr>
-              <w:t>O sistema deve permitir ao Sys Admin gerir avaliações (aprovar/ocultar/remover).</w:t>
+              <w:t xml:space="preserve">O sistema deve permitir ao </w:t>
+            </w:r>
+            <w:proofErr w:type="spellStart"/>
+            <w:r>
+              <w:rPr>
+                <w:lang w:val="pt-PT"/>
+              </w:rPr>
+              <w:t>Sys</w:t>
+            </w:r>
+            <w:proofErr w:type="spellEnd"/>
+            <w:r>
+              <w:rPr>
+                <w:lang w:val="pt-PT"/>
+              </w:rPr>
+              <w:t xml:space="preserve"> </w:t>
+            </w:r>
+            <w:proofErr w:type="spellStart"/>
+            <w:r>
+              <w:rPr>
+                <w:lang w:val="pt-PT"/>
+              </w:rPr>
+              <w:t>Admin</w:t>
+            </w:r>
+            <w:proofErr w:type="spellEnd"/>
+            <w:r>
+              <w:rPr>
+                <w:lang w:val="pt-PT"/>
+              </w:rPr>
+              <w:t xml:space="preserve"> gerir avaliações </w:t>
             </w:r>
           </w:p>
         </w:tc>
@@ -1715,7 +2174,7 @@
               <w:rPr>
                 <w:lang w:val="pt-PT"/>
               </w:rPr>
-              <w:t>O sistema deve permitir ao Sys Admin gerir conteúdos informáticos (FAQ, normas de segurança, privacidade)</w:t>
+              <w:t>O sistema deve permitir a criação e edição de horários e eventos</w:t>
             </w:r>
           </w:p>
         </w:tc>
@@ -1777,7 +2236,10 @@
               </w:rPr>
             </w:pPr>
             <w:r>
-              <w:t>O sistema deve permitir ao Sys Admin validar e aprovar candidaturas de novos voluntários.</w:t>
+              <w:rPr>
+                <w:lang w:val="pt-PT"/>
+              </w:rPr>
+              <w:t>O sistema deve permitir a aprovação de pedidos de voluntariado</w:t>
             </w:r>
           </w:p>
         </w:tc>
@@ -1798,62 +2260,6 @@
                 <w:lang w:val="pt-PT"/>
               </w:rPr>
               <w:t>Média</w:t>
-            </w:r>
-          </w:p>
-        </w:tc>
-      </w:tr>
-      <w:tr>
-        <w:tc>
-          <w:tcPr>
-            <w:cnfStyle w:val="001000000000" w:firstRow="0" w:lastRow="0" w:firstColumn="1" w:lastColumn="0" w:oddVBand="0" w:evenVBand="0" w:oddHBand="0" w:evenHBand="0" w:firstRowFirstColumn="0" w:firstRowLastColumn="0" w:lastRowFirstColumn="0" w:lastRowLastColumn="0"/>
-            <w:tcW w:w="1134" w:type="dxa"/>
-          </w:tcPr>
-          <w:p>
-            <w:pPr>
-              <w:spacing w:after="160"/>
-              <w:rPr>
-                <w:lang w:val="pt-PT"/>
-              </w:rPr>
-            </w:pPr>
-            <w:r>
-              <w:t>RF-BO-06</w:t>
-            </w:r>
-          </w:p>
-        </w:tc>
-        <w:tc>
-          <w:tcPr>
-            <w:tcW w:w="7088" w:type="dxa"/>
-          </w:tcPr>
-          <w:p>
-            <w:pPr>
-              <w:spacing w:after="160"/>
-              <w:cnfStyle w:val="000000000000" w:firstRow="0" w:lastRow="0" w:firstColumn="0" w:lastColumn="0" w:oddVBand="0" w:evenVBand="0" w:oddHBand="0" w:evenHBand="0" w:firstRowFirstColumn="0" w:firstRowLastColumn="0" w:lastRowFirstColumn="0" w:lastRowLastColumn="0"/>
-              <w:rPr>
-                <w:lang w:val="pt-PT"/>
-              </w:rPr>
-            </w:pPr>
-            <w:r>
-              <w:rPr>
-                <w:lang w:val="pt-PT"/>
-              </w:rPr>
-              <w:t>O sistema deve permitir ao Sys Admin consultar relatórios/estatísticas simples (nº de pedidos, reservas, médias de avaliação).</w:t>
-            </w:r>
-          </w:p>
-        </w:tc>
-        <w:tc>
-          <w:tcPr>
-            <w:tcW w:w="1172" w:type="dxa"/>
-          </w:tcPr>
-          <w:p>
-            <w:pPr>
-              <w:spacing w:after="160"/>
-              <w:cnfStyle w:val="000000000000" w:firstRow="0" w:lastRow="0" w:firstColumn="0" w:lastColumn="0" w:oddVBand="0" w:evenVBand="0" w:oddHBand="0" w:evenHBand="0" w:firstRowFirstColumn="0" w:firstRowLastColumn="0" w:lastRowFirstColumn="0" w:lastRowLastColumn="0"/>
-              <w:rPr>
-                <w:lang w:val="pt-PT"/>
-              </w:rPr>
-            </w:pPr>
-            <w:r>
-              <w:t>Baixa</w:t>
             </w:r>
           </w:p>
         </w:tc>
@@ -1978,9 +2384,11 @@
                 <w:lang w:val="pt-PT"/>
               </w:rPr>
             </w:pPr>
+            <w:proofErr w:type="spellStart"/>
             <w:r>
               <w:t>Visitante</w:t>
             </w:r>
+            <w:proofErr w:type="spellEnd"/>
           </w:p>
         </w:tc>
         <w:tc>
@@ -1995,9 +2403,11 @@
                 <w:lang w:val="pt-PT"/>
               </w:rPr>
             </w:pPr>
+            <w:proofErr w:type="spellStart"/>
             <w:r>
               <w:t>Cliente</w:t>
             </w:r>
+            <w:proofErr w:type="spellEnd"/>
           </w:p>
         </w:tc>
         <w:tc>
@@ -2070,12 +2480,28 @@
                 <w:lang w:val="pt-PT"/>
               </w:rPr>
             </w:pPr>
-            <w:r>
-              <w:rPr>
-                <w:lang w:val="pt-PT"/>
-              </w:rPr>
-              <w:t>Sys Admin</w:t>
-            </w:r>
+            <w:proofErr w:type="spellStart"/>
+            <w:r>
+              <w:rPr>
+                <w:lang w:val="pt-PT"/>
+              </w:rPr>
+              <w:t>Sys</w:t>
+            </w:r>
+            <w:proofErr w:type="spellEnd"/>
+            <w:r>
+              <w:rPr>
+                <w:lang w:val="pt-PT"/>
+              </w:rPr>
+              <w:t xml:space="preserve"> </w:t>
+            </w:r>
+            <w:proofErr w:type="spellStart"/>
+            <w:r>
+              <w:rPr>
+                <w:lang w:val="pt-PT"/>
+              </w:rPr>
+              <w:t>Admin</w:t>
+            </w:r>
+            <w:proofErr w:type="spellEnd"/>
           </w:p>
         </w:tc>
       </w:tr>
@@ -2115,12 +2541,19 @@
                 <w:lang w:val="pt-PT"/>
               </w:rPr>
             </w:pPr>
-            <w:r>
-              <w:t xml:space="preserve">Listar </w:t>
-            </w:r>
+            <w:proofErr w:type="spellStart"/>
+            <w:r>
+              <w:t>Listar</w:t>
+            </w:r>
+            <w:proofErr w:type="spellEnd"/>
+            <w:r>
+              <w:t xml:space="preserve"> </w:t>
+            </w:r>
+            <w:proofErr w:type="spellStart"/>
             <w:r>
               <w:t>Eventos</w:t>
             </w:r>
+            <w:proofErr w:type="spellEnd"/>
           </w:p>
         </w:tc>
         <w:tc>
@@ -2135,6 +2568,12 @@
                 <w:lang w:val="pt-PT"/>
               </w:rPr>
             </w:pPr>
+            <w:r>
+              <w:rPr>
+                <w:lang w:val="pt-PT"/>
+              </w:rPr>
+              <w:t>X</w:t>
+            </w:r>
           </w:p>
         </w:tc>
         <w:tc>
@@ -2168,25 +2607,25 @@
                 <w:lang w:val="pt-PT"/>
               </w:rPr>
             </w:pPr>
+          </w:p>
+        </w:tc>
+        <w:tc>
+          <w:tcPr>
+            <w:tcW w:w="870" w:type="dxa"/>
+          </w:tcPr>
+          <w:p>
+            <w:pPr>
+              <w:cnfStyle w:val="000000100000" w:firstRow="0" w:lastRow="0" w:firstColumn="0" w:lastColumn="0" w:oddVBand="0" w:evenVBand="0" w:oddHBand="1" w:evenHBand="0" w:firstRowFirstColumn="0" w:firstRowLastColumn="0" w:lastRowFirstColumn="0" w:lastRowLastColumn="0"/>
+              <w:rPr>
+                <w:lang w:val="pt-PT"/>
+              </w:rPr>
+            </w:pPr>
             <w:r>
               <w:rPr>
                 <w:lang w:val="pt-PT"/>
               </w:rPr>
               <w:t>X</w:t>
             </w:r>
-          </w:p>
-        </w:tc>
-        <w:tc>
-          <w:tcPr>
-            <w:tcW w:w="870" w:type="dxa"/>
-          </w:tcPr>
-          <w:p>
-            <w:pPr>
-              <w:cnfStyle w:val="000000100000" w:firstRow="0" w:lastRow="0" w:firstColumn="0" w:lastColumn="0" w:oddVBand="0" w:evenVBand="0" w:oddHBand="1" w:evenHBand="0" w:firstRowFirstColumn="0" w:firstRowLastColumn="0" w:lastRowFirstColumn="0" w:lastRowLastColumn="0"/>
-              <w:rPr>
-                <w:lang w:val="pt-PT"/>
-              </w:rPr>
-            </w:pPr>
           </w:p>
         </w:tc>
         <w:tc>
@@ -2257,12 +2696,19 @@
                 <w:lang w:val="pt-PT"/>
               </w:rPr>
             </w:pPr>
-            <w:r>
-              <w:t xml:space="preserve">Avaliar </w:t>
-            </w:r>
+            <w:proofErr w:type="spellStart"/>
+            <w:r>
+              <w:t>Avaliar</w:t>
+            </w:r>
+            <w:proofErr w:type="spellEnd"/>
+            <w:r>
+              <w:t xml:space="preserve"> </w:t>
+            </w:r>
+            <w:proofErr w:type="spellStart"/>
             <w:r>
               <w:t>evento</w:t>
             </w:r>
+            <w:proofErr w:type="spellEnd"/>
           </w:p>
         </w:tc>
         <w:tc>
@@ -2417,8 +2863,13 @@
               </w:rPr>
             </w:pPr>
             <w:r>
-              <w:t>Gerir disponibilidade</w:t>
-            </w:r>
+              <w:t xml:space="preserve">Gerir </w:t>
+            </w:r>
+            <w:proofErr w:type="spellStart"/>
+            <w:r>
+              <w:t>disponibilidade</w:t>
+            </w:r>
+            <w:proofErr w:type="spellEnd"/>
           </w:p>
         </w:tc>
         <w:tc>
@@ -2574,9 +3025,19 @@
               <w:spacing w:after="160"/>
               <w:cnfStyle w:val="000000000000" w:firstRow="0" w:lastRow="0" w:firstColumn="0" w:lastColumn="0" w:oddVBand="0" w:evenVBand="0" w:oddHBand="0" w:evenHBand="0" w:firstRowFirstColumn="0" w:firstRowLastColumn="0" w:lastRowFirstColumn="0" w:lastRowLastColumn="0"/>
             </w:pPr>
-            <w:r>
-              <w:t>Gestão de perfil</w:t>
-            </w:r>
+            <w:proofErr w:type="spellStart"/>
+            <w:r>
+              <w:t>Gestão</w:t>
+            </w:r>
+            <w:proofErr w:type="spellEnd"/>
+            <w:r>
+              <w:t xml:space="preserve"> de </w:t>
+            </w:r>
+            <w:proofErr w:type="spellStart"/>
+            <w:r>
+              <w:t>perfil</w:t>
+            </w:r>
+            <w:proofErr w:type="spellEnd"/>
           </w:p>
         </w:tc>
         <w:tc>
@@ -2720,12 +3181,19 @@
               <w:spacing w:after="160"/>
               <w:cnfStyle w:val="000000100000" w:firstRow="0" w:lastRow="0" w:firstColumn="0" w:lastColumn="0" w:oddVBand="0" w:evenVBand="0" w:oddHBand="1" w:evenHBand="0" w:firstRowFirstColumn="0" w:firstRowLastColumn="0" w:lastRowFirstColumn="0" w:lastRowLastColumn="0"/>
             </w:pPr>
-            <w:r>
-              <w:t xml:space="preserve">Comprar </w:t>
-            </w:r>
+            <w:proofErr w:type="spellStart"/>
+            <w:r>
+              <w:t>Comprar</w:t>
+            </w:r>
+            <w:proofErr w:type="spellEnd"/>
+            <w:r>
+              <w:t xml:space="preserve"> </w:t>
+            </w:r>
+            <w:proofErr w:type="spellStart"/>
             <w:r>
               <w:t>mercadoria</w:t>
             </w:r>
+            <w:proofErr w:type="spellEnd"/>
             <w:r>
               <w:rPr>
                 <w:b/>
@@ -2871,10 +3339,10 @@
               </w:rPr>
             </w:pPr>
             <w:r>
-              <w:t>V</w:t>
-            </w:r>
-            <w:r>
-              <w:t>isualizar uma lista de tarefas pendente</w:t>
+              <w:rPr>
+                <w:lang w:val="pt-PT"/>
+              </w:rPr>
+              <w:t>Visualizar uma lista de tarefas pendente</w:t>
             </w:r>
           </w:p>
         </w:tc>
@@ -3007,7 +3475,6 @@
               <w:rPr>
                 <w:lang w:val="pt-PT"/>
               </w:rPr>
-              <w:lastRenderedPageBreak/>
               <w:t>0</w:t>
             </w:r>
             <w:r>
@@ -3030,10 +3497,27 @@
                 <w:lang w:val="pt-PT"/>
               </w:rPr>
             </w:pPr>
-            <w:r>
-              <w:lastRenderedPageBreak/>
-              <w:t>Listar/consultar utilizadores</w:t>
-            </w:r>
+            <w:proofErr w:type="spellStart"/>
+            <w:r>
+              <w:t>Listar</w:t>
+            </w:r>
+            <w:proofErr w:type="spellEnd"/>
+            <w:r>
+              <w:t>/</w:t>
+            </w:r>
+            <w:proofErr w:type="spellStart"/>
+            <w:r>
+              <w:t>consultar</w:t>
+            </w:r>
+            <w:proofErr w:type="spellEnd"/>
+            <w:r>
+              <w:t xml:space="preserve"> </w:t>
+            </w:r>
+            <w:proofErr w:type="spellStart"/>
+            <w:r>
+              <w:t>utilizadores</w:t>
+            </w:r>
+            <w:proofErr w:type="spellEnd"/>
           </w:p>
         </w:tc>
         <w:tc>
@@ -3142,6 +3626,7 @@
               <w:rPr>
                 <w:lang w:val="pt-PT"/>
               </w:rPr>
+              <w:lastRenderedPageBreak/>
               <w:t>RF-BO-</w:t>
             </w:r>
           </w:p>
@@ -3172,9 +3657,35 @@
                 <w:lang w:val="pt-PT"/>
               </w:rPr>
             </w:pPr>
-            <w:r>
-              <w:t>Criar/editar/desativar utilizadores</w:t>
-            </w:r>
+            <w:proofErr w:type="spellStart"/>
+            <w:r>
+              <w:t>Criar</w:t>
+            </w:r>
+            <w:proofErr w:type="spellEnd"/>
+            <w:r>
+              <w:t>/</w:t>
+            </w:r>
+            <w:proofErr w:type="spellStart"/>
+            <w:r>
+              <w:t>editar</w:t>
+            </w:r>
+            <w:proofErr w:type="spellEnd"/>
+            <w:r>
+              <w:t>/</w:t>
+            </w:r>
+            <w:proofErr w:type="spellStart"/>
+            <w:r>
+              <w:t>desativar</w:t>
+            </w:r>
+            <w:proofErr w:type="spellEnd"/>
+            <w:r>
+              <w:t xml:space="preserve"> </w:t>
+            </w:r>
+            <w:proofErr w:type="spellStart"/>
+            <w:r>
+              <w:t>utilizadores</w:t>
+            </w:r>
+            <w:proofErr w:type="spellEnd"/>
           </w:p>
         </w:tc>
         <w:tc>
@@ -3317,11 +3828,16 @@
               </w:rPr>
             </w:pPr>
             <w:r>
-              <w:t>Gerir avaliaçõe</w:t>
+              <w:t xml:space="preserve">Gerir </w:t>
+            </w:r>
+            <w:proofErr w:type="spellStart"/>
+            <w:r>
+              <w:t>avaliaçõe</w:t>
             </w:r>
             <w:r>
               <w:t>s</w:t>
             </w:r>
+            <w:proofErr w:type="spellEnd"/>
           </w:p>
         </w:tc>
         <w:tc>
@@ -3455,8 +3971,21 @@
               <w:cnfStyle w:val="000000000000" w:firstRow="0" w:lastRow="0" w:firstColumn="0" w:lastColumn="0" w:oddVBand="0" w:evenVBand="0" w:oddHBand="0" w:evenHBand="0" w:firstRowFirstColumn="0" w:firstRowLastColumn="0" w:lastRowFirstColumn="0" w:lastRowLastColumn="0"/>
             </w:pPr>
             <w:r>
-              <w:t>Gerir conteúdos informativos</w:t>
-            </w:r>
+              <w:t xml:space="preserve">Gerir </w:t>
+            </w:r>
+            <w:proofErr w:type="spellStart"/>
+            <w:r>
+              <w:t>conteúdos</w:t>
+            </w:r>
+            <w:proofErr w:type="spellEnd"/>
+            <w:r>
+              <w:t xml:space="preserve"> </w:t>
+            </w:r>
+            <w:proofErr w:type="spellStart"/>
+            <w:r>
+              <w:t>informativos</w:t>
+            </w:r>
+            <w:proofErr w:type="spellEnd"/>
           </w:p>
         </w:tc>
         <w:tc>
@@ -3588,9 +4117,19 @@
             <w:pPr>
               <w:cnfStyle w:val="000000100000" w:firstRow="0" w:lastRow="0" w:firstColumn="0" w:lastColumn="0" w:oddVBand="0" w:evenVBand="0" w:oddHBand="1" w:evenHBand="0" w:firstRowFirstColumn="0" w:firstRowLastColumn="0" w:lastRowFirstColumn="0" w:lastRowLastColumn="0"/>
             </w:pPr>
-            <w:r>
-              <w:t>Relatórios/estatísticas</w:t>
-            </w:r>
+            <w:proofErr w:type="spellStart"/>
+            <w:r>
+              <w:t>Relatórios</w:t>
+            </w:r>
+            <w:proofErr w:type="spellEnd"/>
+            <w:r>
+              <w:t>/</w:t>
+            </w:r>
+            <w:proofErr w:type="spellStart"/>
+            <w:r>
+              <w:t>estatísticas</w:t>
+            </w:r>
+            <w:proofErr w:type="spellEnd"/>
           </w:p>
         </w:tc>
         <w:tc>
@@ -3711,9 +4250,19 @@
             <w:pPr>
               <w:cnfStyle w:val="000000000000" w:firstRow="0" w:lastRow="0" w:firstColumn="0" w:lastColumn="0" w:oddVBand="0" w:evenVBand="0" w:oddHBand="0" w:evenHBand="0" w:firstRowFirstColumn="0" w:firstRowLastColumn="0" w:lastRowFirstColumn="0" w:lastRowLastColumn="0"/>
             </w:pPr>
-            <w:r>
-              <w:t>Aprovar Voluntário</w:t>
-            </w:r>
+            <w:proofErr w:type="spellStart"/>
+            <w:r>
+              <w:t>Aprovar</w:t>
+            </w:r>
+            <w:proofErr w:type="spellEnd"/>
+            <w:r>
+              <w:t xml:space="preserve"> </w:t>
+            </w:r>
+            <w:proofErr w:type="spellStart"/>
+            <w:r>
+              <w:t>Voluntário</w:t>
+            </w:r>
+            <w:proofErr w:type="spellEnd"/>
           </w:p>
         </w:tc>
         <w:tc>
@@ -3872,9 +4421,9 @@
         <w:tblLook w:val="04A0" w:firstRow="1" w:lastRow="0" w:firstColumn="1" w:lastColumn="0" w:noHBand="0" w:noVBand="1"/>
       </w:tblPr>
       <w:tblGrid>
-        <w:gridCol w:w="1134"/>
-        <w:gridCol w:w="5670"/>
-        <w:gridCol w:w="1380"/>
+        <w:gridCol w:w="1099"/>
+        <w:gridCol w:w="5486"/>
+        <w:gridCol w:w="1599"/>
         <w:gridCol w:w="1172"/>
       </w:tblGrid>
       <w:tr>
@@ -3884,7 +4433,7 @@
         <w:tc>
           <w:tcPr>
             <w:cnfStyle w:val="001000000000" w:firstRow="0" w:lastRow="0" w:firstColumn="1" w:lastColumn="0" w:oddVBand="0" w:evenVBand="0" w:oddHBand="0" w:evenHBand="0" w:firstRowFirstColumn="0" w:firstRowLastColumn="0" w:lastRowFirstColumn="0" w:lastRowLastColumn="0"/>
-            <w:tcW w:w="1134" w:type="dxa"/>
+            <w:tcW w:w="1099" w:type="dxa"/>
           </w:tcPr>
           <w:p>
             <w:pPr>
@@ -3903,7 +4452,7 @@
         </w:tc>
         <w:tc>
           <w:tcPr>
-            <w:tcW w:w="5670" w:type="dxa"/>
+            <w:tcW w:w="5486" w:type="dxa"/>
           </w:tcPr>
           <w:p>
             <w:pPr>
@@ -3923,7 +4472,7 @@
         </w:tc>
         <w:tc>
           <w:tcPr>
-            <w:tcW w:w="1380" w:type="dxa"/>
+            <w:tcW w:w="1599" w:type="dxa"/>
           </w:tcPr>
           <w:p>
             <w:pPr>
@@ -3969,7 +4518,7 @@
         <w:tc>
           <w:tcPr>
             <w:cnfStyle w:val="001000000000" w:firstRow="0" w:lastRow="0" w:firstColumn="1" w:lastColumn="0" w:oddVBand="0" w:evenVBand="0" w:oddHBand="0" w:evenHBand="0" w:firstRowFirstColumn="0" w:firstRowLastColumn="0" w:lastRowFirstColumn="0" w:lastRowLastColumn="0"/>
-            <w:tcW w:w="1134" w:type="dxa"/>
+            <w:tcW w:w="1099" w:type="dxa"/>
           </w:tcPr>
           <w:p>
             <w:pPr>
@@ -3988,7 +4537,7 @@
         </w:tc>
         <w:tc>
           <w:tcPr>
-            <w:tcW w:w="5670" w:type="dxa"/>
+            <w:tcW w:w="5486" w:type="dxa"/>
           </w:tcPr>
           <w:p>
             <w:pPr>
@@ -4002,13 +4551,13 @@
               <w:rPr>
                 <w:lang w:val="pt-PT"/>
               </w:rPr>
-              <w:t>O sistema deve validar formulários no cliente e no servidor (campos obrigatórios, formatos, limites).</w:t>
-            </w:r>
-          </w:p>
-        </w:tc>
-        <w:tc>
-          <w:tcPr>
-            <w:tcW w:w="1380" w:type="dxa"/>
+              <w:t>Todos os dados inseridos devem ser validados para evitar falhas de segurança</w:t>
+            </w:r>
+          </w:p>
+        </w:tc>
+        <w:tc>
+          <w:tcPr>
+            <w:tcW w:w="1599" w:type="dxa"/>
           </w:tcPr>
           <w:p>
             <w:pPr>
@@ -4018,9 +4567,11 @@
                 <w:lang w:val="pt-PT"/>
               </w:rPr>
             </w:pPr>
+            <w:proofErr w:type="spellStart"/>
             <w:r>
               <w:t>Segurança</w:t>
             </w:r>
+            <w:proofErr w:type="spellEnd"/>
           </w:p>
         </w:tc>
         <w:tc>
@@ -4048,7 +4599,7 @@
         <w:tc>
           <w:tcPr>
             <w:cnfStyle w:val="001000000000" w:firstRow="0" w:lastRow="0" w:firstColumn="1" w:lastColumn="0" w:oddVBand="0" w:evenVBand="0" w:oddHBand="0" w:evenHBand="0" w:firstRowFirstColumn="0" w:firstRowLastColumn="0" w:lastRowFirstColumn="0" w:lastRowLastColumn="0"/>
-            <w:tcW w:w="1134" w:type="dxa"/>
+            <w:tcW w:w="1099" w:type="dxa"/>
           </w:tcPr>
           <w:p>
             <w:pPr>
@@ -4067,7 +4618,7 @@
         </w:tc>
         <w:tc>
           <w:tcPr>
-            <w:tcW w:w="5670" w:type="dxa"/>
+            <w:tcW w:w="5486" w:type="dxa"/>
           </w:tcPr>
           <w:p>
             <w:pPr>
@@ -4081,13 +4632,13 @@
               <w:rPr>
                 <w:lang w:val="pt-PT"/>
               </w:rPr>
-              <w:t>O sistema deve proteger palavras-passe.</w:t>
-            </w:r>
-          </w:p>
-        </w:tc>
-        <w:tc>
-          <w:tcPr>
-            <w:tcW w:w="1380" w:type="dxa"/>
+              <w:t>O site deve estar disponível 24h por dia e apenas estar indisponível se previamente avisado através de mensagens importantes</w:t>
+            </w:r>
+          </w:p>
+        </w:tc>
+        <w:tc>
+          <w:tcPr>
+            <w:tcW w:w="1599" w:type="dxa"/>
           </w:tcPr>
           <w:p>
             <w:pPr>
@@ -4098,7 +4649,10 @@
               </w:rPr>
             </w:pPr>
             <w:r>
-              <w:t>Segurança</w:t>
+              <w:rPr>
+                <w:lang w:val="pt-PT"/>
+              </w:rPr>
+              <w:t>Disponibilidade</w:t>
             </w:r>
           </w:p>
         </w:tc>
@@ -4130,7 +4684,7 @@
         <w:tc>
           <w:tcPr>
             <w:cnfStyle w:val="001000000000" w:firstRow="0" w:lastRow="0" w:firstColumn="1" w:lastColumn="0" w:oddVBand="0" w:evenVBand="0" w:oddHBand="0" w:evenHBand="0" w:firstRowFirstColumn="0" w:firstRowLastColumn="0" w:lastRowFirstColumn="0" w:lastRowLastColumn="0"/>
-            <w:tcW w:w="1134" w:type="dxa"/>
+            <w:tcW w:w="1099" w:type="dxa"/>
           </w:tcPr>
           <w:p>
             <w:pPr>
@@ -4149,7 +4703,7 @@
         </w:tc>
         <w:tc>
           <w:tcPr>
-            <w:tcW w:w="5670" w:type="dxa"/>
+            <w:tcW w:w="5486" w:type="dxa"/>
           </w:tcPr>
           <w:p>
             <w:pPr>
@@ -4163,37 +4717,13 @@
               <w:rPr>
                 <w:lang w:val="pt-PT"/>
               </w:rPr>
-              <w:t>O sistema deve implementar controlo de acesso por perfis (Cliente/</w:t>
-            </w:r>
-            <w:r>
-              <w:rPr>
-                <w:lang w:val="pt-PT"/>
-              </w:rPr>
-              <w:t>Sócio/</w:t>
-            </w:r>
-            <w:r>
-              <w:rPr>
-                <w:lang w:val="pt-PT"/>
-              </w:rPr>
-              <w:t>Staff</w:t>
-            </w:r>
-            <w:r>
-              <w:rPr>
-                <w:lang w:val="pt-PT"/>
-              </w:rPr>
-              <w:t>/Voluntário</w:t>
-            </w:r>
-            <w:r>
-              <w:rPr>
-                <w:lang w:val="pt-PT"/>
-              </w:rPr>
-              <w:t>).</w:t>
-            </w:r>
-          </w:p>
-        </w:tc>
-        <w:tc>
-          <w:tcPr>
-            <w:tcW w:w="1380" w:type="dxa"/>
+              <w:t xml:space="preserve">A interface do site deve ser intuitiva para o utilizador desde o início </w:t>
+            </w:r>
+          </w:p>
+        </w:tc>
+        <w:tc>
+          <w:tcPr>
+            <w:tcW w:w="1599" w:type="dxa"/>
           </w:tcPr>
           <w:p>
             <w:pPr>
@@ -4204,7 +4734,10 @@
               </w:rPr>
             </w:pPr>
             <w:r>
-              <w:t>Segurança</w:t>
+              <w:rPr>
+                <w:lang w:val="pt-PT"/>
+              </w:rPr>
+              <w:t>Usabilidade</w:t>
             </w:r>
           </w:p>
         </w:tc>
@@ -4224,7 +4757,7 @@
               <w:rPr>
                 <w:lang w:val="pt-PT"/>
               </w:rPr>
-              <w:t>Alta</w:t>
+              <w:t>Média</w:t>
             </w:r>
           </w:p>
         </w:tc>
@@ -4233,7 +4766,7 @@
         <w:tc>
           <w:tcPr>
             <w:cnfStyle w:val="001000000000" w:firstRow="0" w:lastRow="0" w:firstColumn="1" w:lastColumn="0" w:oddVBand="0" w:evenVBand="0" w:oddHBand="0" w:evenHBand="0" w:firstRowFirstColumn="0" w:firstRowLastColumn="0" w:lastRowFirstColumn="0" w:lastRowLastColumn="0"/>
-            <w:tcW w:w="1134" w:type="dxa"/>
+            <w:tcW w:w="1099" w:type="dxa"/>
           </w:tcPr>
           <w:p>
             <w:pPr>
@@ -4252,7 +4785,7 @@
         </w:tc>
         <w:tc>
           <w:tcPr>
-            <w:tcW w:w="5670" w:type="dxa"/>
+            <w:tcW w:w="5486" w:type="dxa"/>
           </w:tcPr>
           <w:p>
             <w:pPr>
@@ -4266,13 +4799,13 @@
               <w:rPr>
                 <w:lang w:val="pt-PT"/>
               </w:rPr>
-              <w:t>O sistema deve registar ações críticas de administração (ex: desativar utilizador, remover avaliação).</w:t>
-            </w:r>
-          </w:p>
-        </w:tc>
-        <w:tc>
-          <w:tcPr>
-            <w:tcW w:w="1380" w:type="dxa"/>
+              <w:t>O tempo entre funções no site não deve exceder 400ms</w:t>
+            </w:r>
+          </w:p>
+        </w:tc>
+        <w:tc>
+          <w:tcPr>
+            <w:tcW w:w="1599" w:type="dxa"/>
           </w:tcPr>
           <w:p>
             <w:pPr>
@@ -4283,7 +4816,10 @@
               </w:rPr>
             </w:pPr>
             <w:r>
-              <w:t>Segurança</w:t>
+              <w:rPr>
+                <w:lang w:val="pt-PT"/>
+              </w:rPr>
+              <w:t>Eficiência</w:t>
             </w:r>
           </w:p>
         </w:tc>
@@ -4299,86 +4835,11 @@
                 <w:lang w:val="pt-PT"/>
               </w:rPr>
             </w:pPr>
+            <w:proofErr w:type="spellStart"/>
             <w:r>
               <w:t>Média</w:t>
             </w:r>
-          </w:p>
-        </w:tc>
-      </w:tr>
-      <w:tr>
-        <w:trPr>
-          <w:cnfStyle w:val="000000100000" w:firstRow="0" w:lastRow="0" w:firstColumn="0" w:lastColumn="0" w:oddVBand="0" w:evenVBand="0" w:oddHBand="1" w:evenHBand="0" w:firstRowFirstColumn="0" w:firstRowLastColumn="0" w:lastRowFirstColumn="0" w:lastRowLastColumn="0"/>
-        </w:trPr>
-        <w:tc>
-          <w:tcPr>
-            <w:cnfStyle w:val="001000000000" w:firstRow="0" w:lastRow="0" w:firstColumn="1" w:lastColumn="0" w:oddVBand="0" w:evenVBand="0" w:oddHBand="0" w:evenHBand="0" w:firstRowFirstColumn="0" w:firstRowLastColumn="0" w:lastRowFirstColumn="0" w:lastRowLastColumn="0"/>
-            <w:tcW w:w="1134" w:type="dxa"/>
-          </w:tcPr>
-          <w:p>
-            <w:pPr>
-              <w:spacing w:after="160"/>
-              <w:rPr>
-                <w:lang w:val="pt-PT"/>
-              </w:rPr>
-            </w:pPr>
-            <w:r>
-              <w:t>RNF-05</w:t>
-            </w:r>
-          </w:p>
-        </w:tc>
-        <w:tc>
-          <w:tcPr>
-            <w:tcW w:w="5670" w:type="dxa"/>
-          </w:tcPr>
-          <w:p>
-            <w:pPr>
-              <w:spacing w:after="160"/>
-              <w:cnfStyle w:val="000000100000" w:firstRow="0" w:lastRow="0" w:firstColumn="0" w:lastColumn="0" w:oddVBand="0" w:evenVBand="0" w:oddHBand="1" w:evenHBand="0" w:firstRowFirstColumn="0" w:firstRowLastColumn="0" w:lastRowFirstColumn="0" w:lastRowLastColumn="0"/>
-              <w:rPr>
-                <w:lang w:val="pt-PT"/>
-              </w:rPr>
-            </w:pPr>
-            <w:r>
-              <w:rPr>
-                <w:lang w:val="pt-PT"/>
-              </w:rPr>
-              <w:t>O tempo de carregamento de páginas comuns não deve exceder mais ou menos 2 segundos em condições normais.</w:t>
-            </w:r>
-          </w:p>
-        </w:tc>
-        <w:tc>
-          <w:tcPr>
-            <w:tcW w:w="1380" w:type="dxa"/>
-          </w:tcPr>
-          <w:p>
-            <w:pPr>
-              <w:spacing w:after="160"/>
-              <w:jc w:val="center"/>
-              <w:cnfStyle w:val="000000100000" w:firstRow="0" w:lastRow="0" w:firstColumn="0" w:lastColumn="0" w:oddVBand="0" w:evenVBand="0" w:oddHBand="1" w:evenHBand="0" w:firstRowFirstColumn="0" w:firstRowLastColumn="0" w:lastRowFirstColumn="0" w:lastRowLastColumn="0"/>
-              <w:rPr>
-                <w:lang w:val="pt-PT"/>
-              </w:rPr>
-            </w:pPr>
-            <w:r>
-              <w:t>Performance</w:t>
-            </w:r>
-          </w:p>
-        </w:tc>
-        <w:tc>
-          <w:tcPr>
-            <w:tcW w:w="1172" w:type="dxa"/>
-          </w:tcPr>
-          <w:p>
-            <w:pPr>
-              <w:spacing w:after="160"/>
-              <w:cnfStyle w:val="000000100000" w:firstRow="0" w:lastRow="0" w:firstColumn="0" w:lastColumn="0" w:oddVBand="0" w:evenVBand="0" w:oddHBand="1" w:evenHBand="0" w:firstRowFirstColumn="0" w:firstRowLastColumn="0" w:lastRowFirstColumn="0" w:lastRowLastColumn="0"/>
-              <w:rPr>
-                <w:lang w:val="pt-PT"/>
-              </w:rPr>
-            </w:pPr>
-            <w:r>
-              <w:t>Média</w:t>
-            </w:r>
+            <w:proofErr w:type="spellEnd"/>
           </w:p>
         </w:tc>
       </w:tr>
@@ -4398,14 +4859,32 @@
         </w:rPr>
       </w:pPr>
       <w:bookmarkStart w:id="5" w:name="_Toc83646919"/>
+      <w:proofErr w:type="spellStart"/>
       <w:r>
         <w:rPr>
           <w:b/>
           <w:lang w:val="pt-PT"/>
         </w:rPr>
-        <w:t>User Stories</w:t>
+        <w:t>User</w:t>
+      </w:r>
+      <w:proofErr w:type="spellEnd"/>
+      <w:r>
+        <w:rPr>
+          <w:b/>
+          <w:lang w:val="pt-PT"/>
+        </w:rPr>
+        <w:t xml:space="preserve"> </w:t>
+      </w:r>
+      <w:proofErr w:type="spellStart"/>
+      <w:r>
+        <w:rPr>
+          <w:b/>
+          <w:lang w:val="pt-PT"/>
+        </w:rPr>
+        <w:t>Stories</w:t>
       </w:r>
       <w:bookmarkEnd w:id="5"/>
+      <w:proofErr w:type="spellEnd"/>
     </w:p>
     <w:tbl>
       <w:tblPr>
@@ -4430,6 +4909,26 @@
             <w:pPr>
               <w:spacing w:after="160"/>
               <w:rPr>
+                <w:b w:val="0"/>
+                <w:bCs w:val="0"/>
+                <w:lang w:val="pt-PT"/>
+              </w:rPr>
+            </w:pPr>
+          </w:p>
+          <w:p>
+            <w:pPr>
+              <w:spacing w:after="160"/>
+              <w:rPr>
+                <w:b w:val="0"/>
+                <w:bCs w:val="0"/>
+                <w:lang w:val="pt-PT"/>
+              </w:rPr>
+            </w:pPr>
+          </w:p>
+          <w:p>
+            <w:pPr>
+              <w:spacing w:after="160"/>
+              <w:rPr>
                 <w:lang w:val="pt-PT"/>
               </w:rPr>
             </w:pPr>
@@ -4476,13 +4975,7 @@
               <w:rPr>
                 <w:lang w:val="pt-PT"/>
               </w:rPr>
-              <w:t xml:space="preserve">Marcar </w:t>
-            </w:r>
-            <w:r>
-              <w:rPr>
-                <w:lang w:val="pt-PT"/>
-              </w:rPr>
-              <w:t>evento</w:t>
+              <w:t>Registo</w:t>
             </w:r>
           </w:p>
         </w:tc>
@@ -4516,7 +5009,7 @@
               <w:rPr>
                 <w:lang w:val="pt-PT"/>
               </w:rPr>
-              <w:t>4</w:t>
+              <w:t>5</w:t>
             </w:r>
           </w:p>
         </w:tc>
@@ -4539,13 +5032,25 @@
               <w:rPr>
                 <w:lang w:val="pt-PT"/>
               </w:rPr>
-              <w:t xml:space="preserve">Descrição: </w:t>
-            </w:r>
-            <w:r>
-              <w:rPr>
-                <w:lang w:val="pt-PT"/>
-              </w:rPr>
-              <w:t>Como cliente quero poder ver quanto há eventos disponíveis para inscrever.</w:t>
+              <w:t xml:space="preserve">Descrição: Como </w:t>
+            </w:r>
+            <w:r>
+              <w:rPr>
+                <w:lang w:val="pt-PT"/>
+              </w:rPr>
+              <w:t xml:space="preserve">visitante </w:t>
+            </w:r>
+            <w:r>
+              <w:rPr>
+                <w:lang w:val="pt-PT"/>
+              </w:rPr>
+              <w:t xml:space="preserve">quero </w:t>
+            </w:r>
+            <w:r>
+              <w:rPr>
+                <w:lang w:val="pt-PT"/>
+              </w:rPr>
+              <w:t>poder criar e aceder a uma conta para poder aceder e visualizar o conteúdo restringido a estas.</w:t>
             </w:r>
           </w:p>
           <w:p>
@@ -4577,43 +5082,7 @@
               <w:rPr>
                 <w:lang w:val="pt-PT"/>
               </w:rPr>
-              <w:t xml:space="preserve">Só é possível marcar </w:t>
-            </w:r>
-            <w:r>
-              <w:rPr>
-                <w:lang w:val="pt-PT"/>
-              </w:rPr>
-              <w:t>evento</w:t>
-            </w:r>
-            <w:r>
-              <w:rPr>
-                <w:lang w:val="pt-PT"/>
-              </w:rPr>
-              <w:t xml:space="preserve"> num </w:t>
-            </w:r>
-            <w:r>
-              <w:rPr>
-                <w:lang w:val="pt-PT"/>
-              </w:rPr>
-              <w:t>evento</w:t>
-            </w:r>
-            <w:r>
-              <w:rPr>
-                <w:lang w:val="pt-PT"/>
-              </w:rPr>
-              <w:t xml:space="preserve"> </w:t>
-            </w:r>
-            <w:r>
-              <w:rPr>
-                <w:lang w:val="pt-PT"/>
-              </w:rPr>
-              <w:t>disponível</w:t>
-            </w:r>
-            <w:r>
-              <w:rPr>
-                <w:lang w:val="pt-PT"/>
-              </w:rPr>
-              <w:t>;</w:t>
+              <w:t>Os campos de nome, email e morada são obrigatórios;</w:t>
             </w:r>
           </w:p>
           <w:p>
@@ -4631,13 +5100,25 @@
               <w:rPr>
                 <w:lang w:val="pt-PT"/>
               </w:rPr>
-              <w:t>Deve aparecer uma mensagem de confirmação</w:t>
-            </w:r>
-            <w:r>
-              <w:rPr>
-                <w:lang w:val="pt-PT"/>
-              </w:rPr>
-              <w:t>.</w:t>
+              <w:t>Não podem existir múltiplos utilizadores com o mesmo NIF;</w:t>
+            </w:r>
+          </w:p>
+          <w:p>
+            <w:pPr>
+              <w:numPr>
+                <w:ilvl w:val="0"/>
+                <w:numId w:val="1"/>
+              </w:numPr>
+              <w:spacing w:after="160" w:line="259" w:lineRule="auto"/>
+              <w:rPr>
+                <w:lang w:val="pt-PT"/>
+              </w:rPr>
+            </w:pPr>
+            <w:r>
+              <w:rPr>
+                <w:lang w:val="pt-PT"/>
+              </w:rPr>
+              <w:t>Esta conta não pode ter sido bloqueada por razões de segurança;</w:t>
             </w:r>
           </w:p>
         </w:tc>
@@ -4662,13 +5143,26 @@
               <w:rPr>
                 <w:lang w:val="pt-PT"/>
               </w:rPr>
-              <w:t xml:space="preserve">Título: US2 – </w:t>
-            </w:r>
-            <w:r>
-              <w:rPr>
-                <w:lang w:val="pt-PT"/>
-              </w:rPr>
-              <w:t>Fazer uma compra</w:t>
+              <w:lastRenderedPageBreak/>
+              <w:t>Título: US</w:t>
+            </w:r>
+            <w:r>
+              <w:rPr>
+                <w:lang w:val="pt-PT"/>
+              </w:rPr>
+              <w:t>2</w:t>
+            </w:r>
+            <w:r>
+              <w:rPr>
+                <w:lang w:val="pt-PT"/>
+              </w:rPr>
+              <w:t xml:space="preserve"> – </w:t>
+            </w:r>
+            <w:r>
+              <w:rPr>
+                <w:lang w:val="pt-PT"/>
+              </w:rPr>
+              <w:t>Marcar evento</w:t>
             </w:r>
           </w:p>
         </w:tc>
@@ -4702,7 +5196,7 @@
               <w:rPr>
                 <w:lang w:val="pt-PT"/>
               </w:rPr>
-              <w:t>3</w:t>
+              <w:t>5</w:t>
             </w:r>
           </w:p>
         </w:tc>
@@ -4731,33 +5225,20 @@
               <w:rPr>
                 <w:lang w:val="pt-PT"/>
               </w:rPr>
-              <w:t xml:space="preserve">Como cliente quero poder ver </w:t>
-            </w:r>
-            <w:r>
-              <w:rPr>
-                <w:lang w:val="pt-PT"/>
-              </w:rPr>
-              <w:t>os produtos na loja e poder comprar</w:t>
-            </w:r>
-            <w:r>
-              <w:rPr>
-                <w:lang w:val="pt-PT"/>
-              </w:rPr>
-              <w:t>.</w:t>
-            </w:r>
-          </w:p>
-          <w:p>
-            <w:pPr>
-              <w:spacing w:after="160"/>
-              <w:rPr>
-                <w:lang w:val="pt-PT"/>
-              </w:rPr>
-            </w:pPr>
-            <w:r>
-              <w:rPr>
-                <w:lang w:val="pt-PT"/>
-              </w:rPr>
-              <w:lastRenderedPageBreak/>
+              <w:t>Como utilizador quero poder ver quanto há eventos disponíveis para inscrever.</w:t>
+            </w:r>
+          </w:p>
+          <w:p>
+            <w:pPr>
+              <w:spacing w:after="160"/>
+              <w:rPr>
+                <w:lang w:val="pt-PT"/>
+              </w:rPr>
+            </w:pPr>
+            <w:r>
+              <w:rPr>
+                <w:lang w:val="pt-PT"/>
+              </w:rPr>
               <w:t>Critérios de Aceitação:</w:t>
             </w:r>
           </w:p>
@@ -4776,19 +5257,37 @@
               <w:rPr>
                 <w:lang w:val="pt-PT"/>
               </w:rPr>
-              <w:t xml:space="preserve">Só é possível </w:t>
-            </w:r>
-            <w:r>
-              <w:rPr>
-                <w:lang w:val="pt-PT"/>
-              </w:rPr>
-              <w:t>comprar um produto se estiver em stock</w:t>
-            </w:r>
-            <w:r>
-              <w:rPr>
-                <w:lang w:val="pt-PT"/>
-              </w:rPr>
-              <w:t>;</w:t>
+              <w:t xml:space="preserve">Só é possível marcar </w:t>
+            </w:r>
+            <w:r>
+              <w:rPr>
+                <w:lang w:val="pt-PT"/>
+              </w:rPr>
+              <w:t>evento</w:t>
+            </w:r>
+            <w:r>
+              <w:rPr>
+                <w:lang w:val="pt-PT"/>
+              </w:rPr>
+              <w:t xml:space="preserve"> num </w:t>
+            </w:r>
+            <w:r>
+              <w:rPr>
+                <w:lang w:val="pt-PT"/>
+              </w:rPr>
+              <w:t>evento</w:t>
+            </w:r>
+            <w:r>
+              <w:rPr>
+                <w:lang w:val="pt-PT"/>
+              </w:rPr>
+              <w:t xml:space="preserve"> </w:t>
+            </w:r>
+            <w:r>
+              <w:rPr>
+                <w:lang w:val="pt-PT"/>
+              </w:rPr>
+              <w:t>disponível;</w:t>
             </w:r>
           </w:p>
           <w:p>
@@ -4806,13 +5305,7 @@
               <w:rPr>
                 <w:lang w:val="pt-PT"/>
               </w:rPr>
-              <w:t>Deve aparecer uma mensagem de confirmação</w:t>
-            </w:r>
-            <w:r>
-              <w:rPr>
-                <w:lang w:val="pt-PT"/>
-              </w:rPr>
-              <w:t>.</w:t>
+              <w:t>É necessário estar autenticado numa conta;</w:t>
             </w:r>
           </w:p>
         </w:tc>
@@ -4837,7 +5330,6 @@
               <w:rPr>
                 <w:lang w:val="pt-PT"/>
               </w:rPr>
-              <w:lastRenderedPageBreak/>
               <w:t>Título: US</w:t>
             </w:r>
             <w:r>
@@ -4852,12 +5344,19 @@
               </w:rPr>
               <w:t xml:space="preserve"> – </w:t>
             </w:r>
+            <w:proofErr w:type="spellStart"/>
             <w:r>
               <w:t>Avaliar</w:t>
             </w:r>
-            <w:r>
-              <w:t xml:space="preserve"> evento</w:t>
-            </w:r>
+            <w:proofErr w:type="spellEnd"/>
+            <w:r>
+              <w:t xml:space="preserve"> </w:t>
+            </w:r>
+            <w:proofErr w:type="spellStart"/>
+            <w:r>
+              <w:t>evento</w:t>
+            </w:r>
+            <w:proofErr w:type="spellEnd"/>
           </w:p>
         </w:tc>
         <w:tc>
@@ -4893,7 +5392,7 @@
               <w:t xml:space="preserve"> </w:t>
             </w:r>
             <w:r>
-              <w:t>2</w:t>
+              <w:t>3</w:t>
             </w:r>
           </w:p>
         </w:tc>
@@ -4922,22 +5421,38 @@
               <w:rPr>
                 <w:b w:val="0"/>
                 <w:bCs w:val="0"/>
+                <w:lang w:val="pt-PT"/>
               </w:rPr>
               <w:t xml:space="preserve"> </w:t>
             </w:r>
             <w:r>
+              <w:rPr>
+                <w:lang w:val="pt-PT"/>
+              </w:rPr>
               <w:t xml:space="preserve">Como </w:t>
             </w:r>
             <w:r>
+              <w:rPr>
+                <w:lang w:val="pt-PT"/>
+              </w:rPr>
               <w:t>cliente</w:t>
             </w:r>
             <w:r>
+              <w:rPr>
+                <w:lang w:val="pt-PT"/>
+              </w:rPr>
               <w:t xml:space="preserve">, quero </w:t>
             </w:r>
             <w:r>
+              <w:rPr>
+                <w:lang w:val="pt-PT"/>
+              </w:rPr>
               <w:t>poder avaliar o evento que fui</w:t>
             </w:r>
             <w:r>
+              <w:rPr>
+                <w:lang w:val="pt-PT"/>
+              </w:rPr>
               <w:t>.</w:t>
             </w:r>
           </w:p>
@@ -5040,7 +5555,10 @@
               <w:t xml:space="preserve">4 - </w:t>
             </w:r>
             <w:r>
-              <w:t>Criar Conta</w:t>
+              <w:rPr>
+                <w:lang w:val="pt-PT"/>
+              </w:rPr>
+              <w:t>Horários</w:t>
             </w:r>
           </w:p>
         </w:tc>
@@ -5071,7 +5589,10 @@
               <w:t>:</w:t>
             </w:r>
             <w:r>
-              <w:t xml:space="preserve"> 5</w:t>
+              <w:t xml:space="preserve"> </w:t>
+            </w:r>
+            <w:r>
+              <w:t>4</w:t>
             </w:r>
           </w:p>
         </w:tc>
@@ -5100,16 +5621,7 @@
               <w:rPr>
                 <w:lang w:val="pt-PT"/>
               </w:rPr>
-              <w:t xml:space="preserve"> </w:t>
-            </w:r>
-            <w:r>
-              <w:t xml:space="preserve">Como cliente, quero me cadastrar no sistema </w:t>
-            </w:r>
-            <w:r>
-              <w:t>da instituição</w:t>
-            </w:r>
-            <w:r>
-              <w:t>.</w:t>
+              <w:t xml:space="preserve"> Como staff ou voluntário quero poder visualizar os meus horários.</w:t>
             </w:r>
           </w:p>
           <w:p>
@@ -5141,13 +5653,7 @@
               <w:rPr>
                 <w:lang w:val="pt-PT"/>
               </w:rPr>
-              <w:t>Preciso preencher Nome, Telefone e E-mail</w:t>
-            </w:r>
-            <w:r>
-              <w:rPr>
-                <w:lang w:val="pt-PT"/>
-              </w:rPr>
-              <w:t>;</w:t>
+              <w:t>É necessário estar autenticado na conta respetiva;</w:t>
             </w:r>
           </w:p>
           <w:p>
@@ -5165,13 +5671,7 @@
               <w:rPr>
                 <w:lang w:val="pt-PT"/>
               </w:rPr>
-              <w:t>O sistema deve avisar se o cadastro foi feito com sucesso</w:t>
-            </w:r>
-            <w:r>
-              <w:rPr>
-                <w:lang w:val="pt-PT"/>
-              </w:rPr>
-              <w:t>.</w:t>
+              <w:t>Será apenas possível visualizar os horários atribuídos à própria conta.</w:t>
             </w:r>
           </w:p>
         </w:tc>
@@ -5204,9 +5704,19 @@
               </w:rPr>
               <w:t xml:space="preserve">5 - </w:t>
             </w:r>
-            <w:r>
-              <w:t>Editar Perfil</w:t>
-            </w:r>
+            <w:proofErr w:type="spellStart"/>
+            <w:r>
+              <w:t>Editar</w:t>
+            </w:r>
+            <w:proofErr w:type="spellEnd"/>
+            <w:r>
+              <w:t xml:space="preserve"> </w:t>
+            </w:r>
+            <w:proofErr w:type="spellStart"/>
+            <w:r>
+              <w:t>Perfil</w:t>
+            </w:r>
+            <w:proofErr w:type="spellEnd"/>
           </w:p>
         </w:tc>
         <w:tc>
@@ -5271,10 +5781,10 @@
               <w:t xml:space="preserve"> </w:t>
             </w:r>
             <w:r>
-              <w:t xml:space="preserve">Como cliente, quero poder </w:t>
-            </w:r>
-            <w:r>
-              <w:t>mudar o meu perfil.</w:t>
+              <w:rPr>
+                <w:lang w:val="pt-PT"/>
+              </w:rPr>
+              <w:t>Como cliente, quero poder mudar o meu perfil.</w:t>
             </w:r>
           </w:p>
           <w:p>
@@ -5376,10 +5886,10 @@
               <w:t xml:space="preserve"> </w:t>
             </w:r>
             <w:r>
-              <w:t>Candidatar</w:t>
-            </w:r>
-            <w:r>
-              <w:t xml:space="preserve"> Horário</w:t>
+              <w:rPr>
+                <w:lang w:val="pt-PT"/>
+              </w:rPr>
+              <w:t>Doações</w:t>
             </w:r>
           </w:p>
         </w:tc>
@@ -5426,46 +5936,30 @@
           </w:tcPr>
           <w:p>
             <w:pPr>
-              <w:spacing w:after="160"/>
-              <w:rPr>
-                <w:lang w:val="pt-PT"/>
-              </w:rPr>
-            </w:pPr>
-            <w:r>
-              <w:rPr>
-                <w:lang w:val="pt-PT"/>
-              </w:rPr>
-              <w:t>Descrição:</w:t>
-            </w:r>
-            <w:r>
-              <w:rPr>
-                <w:lang w:val="pt-PT"/>
-              </w:rPr>
-              <w:t xml:space="preserve"> </w:t>
-            </w:r>
-            <w:r>
-              <w:t xml:space="preserve">Como </w:t>
-            </w:r>
-            <w:r>
-              <w:t>voluntário</w:t>
-            </w:r>
-            <w:r>
-              <w:t>, quero</w:t>
-            </w:r>
-            <w:r>
-              <w:t xml:space="preserve"> ver o horário disponivel para me </w:t>
-            </w:r>
-            <w:r>
-              <w:t>candidatar</w:t>
-            </w:r>
-            <w:r>
-              <w:t>.</w:t>
-            </w:r>
-          </w:p>
-          <w:p>
-            <w:pPr>
-              <w:spacing w:after="160"/>
-              <w:rPr>
+              <w:rPr>
+                <w:b w:val="0"/>
+                <w:bCs w:val="0"/>
+                <w:lang w:val="pt-PT"/>
+              </w:rPr>
+            </w:pPr>
+            <w:r>
+              <w:rPr>
+                <w:lang w:val="pt-PT"/>
+              </w:rPr>
+              <w:t xml:space="preserve">Descrição: Como visitante ou utilizador quero poder doar </w:t>
+            </w:r>
+            <w:r>
+              <w:rPr>
+                <w:lang w:val="pt-PT"/>
+              </w:rPr>
+              <w:t xml:space="preserve">a instituição </w:t>
+            </w:r>
+          </w:p>
+          <w:p>
+            <w:pPr>
+              <w:rPr>
+                <w:b w:val="0"/>
+                <w:bCs w:val="0"/>
                 <w:lang w:val="pt-PT"/>
               </w:rPr>
             </w:pPr>
@@ -5474,6 +5968,24 @@
                 <w:lang w:val="pt-PT"/>
               </w:rPr>
               <w:t>Critérios de Aceitação:</w:t>
+            </w:r>
+          </w:p>
+          <w:p>
+            <w:pPr>
+              <w:pStyle w:val="PargrafodaLista"/>
+              <w:numPr>
+                <w:ilvl w:val="0"/>
+                <w:numId w:val="2"/>
+              </w:numPr>
+              <w:rPr>
+                <w:lang w:val="pt-PT"/>
+              </w:rPr>
+            </w:pPr>
+            <w:r>
+              <w:rPr>
+                <w:lang w:val="pt-PT"/>
+              </w:rPr>
+              <w:t>É necessário inserir um valor monetário;</w:t>
             </w:r>
           </w:p>
           <w:p>
@@ -5491,91 +6003,7 @@
               <w:rPr>
                 <w:lang w:val="pt-PT"/>
               </w:rPr>
-              <w:t>O status do horário deve mudar de "</w:t>
-            </w:r>
-            <w:r>
-              <w:rPr>
-                <w:lang w:val="pt-PT"/>
-              </w:rPr>
-              <w:t>Disponivel</w:t>
-            </w:r>
-            <w:r>
-              <w:rPr>
-                <w:lang w:val="pt-PT"/>
-              </w:rPr>
-              <w:t>" para "</w:t>
-            </w:r>
-            <w:r>
-              <w:rPr>
-                <w:lang w:val="pt-PT"/>
-              </w:rPr>
-              <w:t>Agendado</w:t>
-            </w:r>
-            <w:r>
-              <w:rPr>
-                <w:lang w:val="pt-PT"/>
-              </w:rPr>
-              <w:t>"</w:t>
-            </w:r>
-            <w:r>
-              <w:rPr>
-                <w:lang w:val="pt-PT"/>
-              </w:rPr>
-              <w:t>;</w:t>
-            </w:r>
-          </w:p>
-          <w:p>
-            <w:pPr>
-              <w:numPr>
-                <w:ilvl w:val="0"/>
-                <w:numId w:val="2"/>
-              </w:numPr>
-              <w:spacing w:after="160" w:line="259" w:lineRule="auto"/>
-              <w:rPr>
-                <w:lang w:val="pt-PT"/>
-              </w:rPr>
-            </w:pPr>
-            <w:r>
-              <w:rPr>
-                <w:lang w:val="pt-PT"/>
-              </w:rPr>
-              <w:t xml:space="preserve">O horário deve </w:t>
-            </w:r>
-            <w:r>
-              <w:rPr>
-                <w:lang w:val="pt-PT"/>
-              </w:rPr>
-              <w:t>ir</w:t>
-            </w:r>
-            <w:r>
-              <w:rPr>
-                <w:lang w:val="pt-PT"/>
-              </w:rPr>
-              <w:t xml:space="preserve"> </w:t>
-            </w:r>
-            <w:r>
-              <w:rPr>
-                <w:lang w:val="pt-PT"/>
-              </w:rPr>
-              <w:t>para a</w:t>
-            </w:r>
-            <w:r>
-              <w:rPr>
-                <w:lang w:val="pt-PT"/>
-              </w:rPr>
-              <w:t xml:space="preserve"> lista de </w:t>
-            </w:r>
-            <w:r>
-              <w:rPr>
-                <w:lang w:val="pt-PT"/>
-              </w:rPr>
-              <w:t>agendado</w:t>
-            </w:r>
-            <w:r>
-              <w:rPr>
-                <w:lang w:val="pt-PT"/>
-              </w:rPr>
-              <w:t>.</w:t>
+              <w:t>O sistema deve apresentar uma mensagem de sucesso após a conclusão da doação.</w:t>
             </w:r>
           </w:p>
         </w:tc>
@@ -5840,8 +6268,13 @@
               </w:rPr>
               <w:t xml:space="preserve">8 - </w:t>
             </w:r>
-            <w:r>
-              <w:t>Confirmar Ajuda</w:t>
+            <w:proofErr w:type="spellStart"/>
+            <w:r>
+              <w:t>Confirmar</w:t>
+            </w:r>
+            <w:proofErr w:type="spellEnd"/>
+            <w:r>
+              <w:t xml:space="preserve"> Ajuda</w:t>
             </w:r>
           </w:p>
         </w:tc>
@@ -5884,7 +6317,19 @@
               <w:rPr>
                 <w:lang w:val="pt-PT"/>
               </w:rPr>
-              <w:t xml:space="preserve">Descrição: Como voluntário, quero marcar que vou realizar uma tarefa para que outros voluntários não tentem fazer a mesma coisa. </w:t>
+              <w:t xml:space="preserve">Descrição: Como voluntário, quero marcar que vou realizar uma tarefa para que outros voluntários não </w:t>
+            </w:r>
+            <w:r>
+              <w:rPr>
+                <w:lang w:val="pt-PT"/>
+              </w:rPr>
+              <w:t>tenham de</w:t>
+            </w:r>
+            <w:r>
+              <w:rPr>
+                <w:lang w:val="pt-PT"/>
+              </w:rPr>
+              <w:t xml:space="preserve"> fazer a mesma coisa. </w:t>
             </w:r>
           </w:p>
           <w:p>
@@ -5916,6 +6361,7 @@
               <w:rPr>
                 <w:lang w:val="pt-PT"/>
               </w:rPr>
+              <w:lastRenderedPageBreak/>
               <w:t>Deve aparecer um botão "Aceitar Tarefa"</w:t>
             </w:r>
             <w:r>
@@ -5940,7 +6386,6 @@
               <w:rPr>
                 <w:lang w:val="pt-PT"/>
               </w:rPr>
-              <w:lastRenderedPageBreak/>
               <w:t>O sistema deve mostrar uma mensagem de confirmação: "Tarefa atribuída a si".</w:t>
             </w:r>
           </w:p>
@@ -6108,6 +6553,17 @@
           <w:p>
             <w:pPr>
               <w:pStyle w:val="PargrafodaLista"/>
+              <w:tabs>
+                <w:tab w:val="num" w:pos="720"/>
+              </w:tabs>
+              <w:rPr>
+                <w:lang w:val="pt-PT"/>
+              </w:rPr>
+            </w:pPr>
+          </w:p>
+          <w:p>
+            <w:pPr>
+              <w:pStyle w:val="PargrafodaLista"/>
               <w:numPr>
                 <w:ilvl w:val="0"/>
                 <w:numId w:val="10"/>
@@ -6231,6 +6687,7 @@
               <w:rPr>
                 <w:b w:val="0"/>
                 <w:bCs w:val="0"/>
+                <w:lang w:val="pt-PT"/>
               </w:rPr>
             </w:pPr>
             <w:r>
@@ -6240,6 +6697,9 @@
               <w:t xml:space="preserve">Descrição: </w:t>
             </w:r>
             <w:r>
+              <w:rPr>
+                <w:lang w:val="pt-PT"/>
+              </w:rPr>
               <w:t>Como Sócio, quero obter descontos automáticos nos produtos da loja online para usufruir das vantagens da minha quota ativa.</w:t>
             </w:r>
           </w:p>
@@ -6294,10 +6754,6 @@
           <w:p>
             <w:pPr>
               <w:pStyle w:val="PargrafodaLista"/>
-              <w:numPr>
-                <w:ilvl w:val="0"/>
-                <w:numId w:val="10"/>
-              </w:numPr>
               <w:tabs>
                 <w:tab w:val="num" w:pos="720"/>
               </w:tabs>
@@ -6306,997 +6762,6 @@
                 <w:lang w:val="pt-PT"/>
               </w:rPr>
             </w:pPr>
-            <w:r>
-              <w:rPr>
-                <w:lang w:val="pt-PT"/>
-              </w:rPr>
-              <w:t>Na compra deve ter desconto</w:t>
-            </w:r>
-            <w:r>
-              <w:rPr>
-                <w:lang w:val="pt-PT"/>
-              </w:rPr>
-              <w:t>.</w:t>
-            </w:r>
-          </w:p>
-        </w:tc>
-        <w:tc>
-          <w:tcPr>
-            <w:tcW w:w="992" w:type="dxa"/>
-          </w:tcPr>
-          <w:p>
-            <w:pPr>
-              <w:cnfStyle w:val="000000000000" w:firstRow="0" w:lastRow="0" w:firstColumn="0" w:lastColumn="0" w:oddVBand="0" w:evenVBand="0" w:oddHBand="0" w:evenHBand="0" w:firstRowFirstColumn="0" w:firstRowLastColumn="0" w:lastRowFirstColumn="0" w:lastRowLastColumn="0"/>
-              <w:rPr>
-                <w:b/>
-                <w:bCs/>
-                <w:lang w:val="pt-PT"/>
-              </w:rPr>
-            </w:pPr>
-          </w:p>
-        </w:tc>
-      </w:tr>
-      <w:tr>
-        <w:trPr>
-          <w:cnfStyle w:val="000000100000" w:firstRow="0" w:lastRow="0" w:firstColumn="0" w:lastColumn="0" w:oddVBand="0" w:evenVBand="0" w:oddHBand="1" w:evenHBand="0" w:firstRowFirstColumn="0" w:firstRowLastColumn="0" w:lastRowFirstColumn="0" w:lastRowLastColumn="0"/>
-        </w:trPr>
-        <w:tc>
-          <w:tcPr>
-            <w:cnfStyle w:val="001000000000" w:firstRow="0" w:lastRow="0" w:firstColumn="1" w:lastColumn="0" w:oddVBand="0" w:evenVBand="0" w:oddHBand="0" w:evenHBand="0" w:firstRowFirstColumn="0" w:firstRowLastColumn="0" w:lastRowFirstColumn="0" w:lastRowLastColumn="0"/>
-            <w:tcW w:w="8647" w:type="dxa"/>
-          </w:tcPr>
-          <w:p>
-            <w:pPr>
-              <w:rPr>
-                <w:lang w:val="pt-PT"/>
-              </w:rPr>
-            </w:pPr>
-            <w:r>
-              <w:rPr>
-                <w:lang w:val="pt-PT"/>
-              </w:rPr>
-              <w:t>Título: US</w:t>
-            </w:r>
-            <w:r>
-              <w:rPr>
-                <w:lang w:val="pt-PT"/>
-              </w:rPr>
-              <w:t>11</w:t>
-            </w:r>
-            <w:r>
-              <w:rPr>
-                <w:lang w:val="pt-PT"/>
-              </w:rPr>
-              <w:t xml:space="preserve"> – </w:t>
-            </w:r>
-            <w:r>
-              <w:t xml:space="preserve">Acede </w:t>
-            </w:r>
-            <w:r>
-              <w:t xml:space="preserve">a </w:t>
-            </w:r>
-            <w:r>
-              <w:t>conteúdos exclusivos</w:t>
-            </w:r>
-          </w:p>
-        </w:tc>
-        <w:tc>
-          <w:tcPr>
-            <w:tcW w:w="992" w:type="dxa"/>
-          </w:tcPr>
-          <w:p>
-            <w:pPr>
-              <w:cnfStyle w:val="000000100000" w:firstRow="0" w:lastRow="0" w:firstColumn="0" w:lastColumn="0" w:oddVBand="0" w:evenVBand="0" w:oddHBand="1" w:evenHBand="0" w:firstRowFirstColumn="0" w:firstRowLastColumn="0" w:lastRowFirstColumn="0" w:lastRowLastColumn="0"/>
-              <w:rPr>
-                <w:b/>
-                <w:bCs/>
-                <w:lang w:val="pt-PT"/>
-              </w:rPr>
-            </w:pPr>
-            <w:r>
-              <w:rPr>
-                <w:b/>
-                <w:bCs/>
-                <w:lang w:val="pt-PT"/>
-              </w:rPr>
-              <w:t>Sp:3</w:t>
-            </w:r>
-          </w:p>
-        </w:tc>
-      </w:tr>
-      <w:tr>
-        <w:tc>
-          <w:tcPr>
-            <w:cnfStyle w:val="001000000000" w:firstRow="0" w:lastRow="0" w:firstColumn="1" w:lastColumn="0" w:oddVBand="0" w:evenVBand="0" w:oddHBand="0" w:evenHBand="0" w:firstRowFirstColumn="0" w:firstRowLastColumn="0" w:lastRowFirstColumn="0" w:lastRowLastColumn="0"/>
-            <w:tcW w:w="8647" w:type="dxa"/>
-          </w:tcPr>
-          <w:p>
-            <w:pPr>
-              <w:spacing w:after="160"/>
-              <w:rPr>
-                <w:lang w:val="pt-PT"/>
-              </w:rPr>
-            </w:pPr>
-            <w:r>
-              <w:rPr>
-                <w:lang w:val="pt-PT"/>
-              </w:rPr>
-              <w:t xml:space="preserve">Descrição: </w:t>
-            </w:r>
-            <w:r>
-              <w:t>Como Sócio, quero aceder a conteúdos, artigos e eventos exclusivos no site para ter acesso a informação e atividades reservadas aos membros.</w:t>
-            </w:r>
-          </w:p>
-          <w:p>
-            <w:pPr>
-              <w:spacing w:after="160"/>
-              <w:rPr>
-                <w:lang w:val="pt-PT"/>
-              </w:rPr>
-            </w:pPr>
-            <w:r>
-              <w:rPr>
-                <w:lang w:val="pt-PT"/>
-              </w:rPr>
-              <w:t xml:space="preserve">Critérios de Aceitação: </w:t>
-            </w:r>
-          </w:p>
-          <w:p>
-            <w:pPr>
-              <w:pStyle w:val="PargrafodaLista"/>
-              <w:numPr>
-                <w:ilvl w:val="0"/>
-                <w:numId w:val="13"/>
-              </w:numPr>
-              <w:rPr>
-                <w:lang w:val="pt-PT"/>
-              </w:rPr>
-            </w:pPr>
-            <w:r>
-              <w:t xml:space="preserve">O sistema deve </w:t>
-            </w:r>
-            <w:r>
-              <w:t>verificar</w:t>
-            </w:r>
-            <w:r>
-              <w:t xml:space="preserve"> se o utilizador </w:t>
-            </w:r>
-            <w:r>
-              <w:t>é</w:t>
-            </w:r>
-            <w:r>
-              <w:t xml:space="preserve"> Sócio </w:t>
-            </w:r>
-            <w:r>
-              <w:t>e tem</w:t>
-            </w:r>
-            <w:r>
-              <w:t xml:space="preserve"> a quota em dia;</w:t>
-            </w:r>
-          </w:p>
-          <w:p>
-            <w:pPr>
-              <w:pStyle w:val="PargrafodaLista"/>
-              <w:numPr>
-                <w:ilvl w:val="0"/>
-                <w:numId w:val="13"/>
-              </w:numPr>
-              <w:rPr>
-                <w:lang w:val="pt-PT"/>
-              </w:rPr>
-            </w:pPr>
-            <w:r>
-              <w:t xml:space="preserve">Se o utilizador for Sócio, o sistema </w:t>
-            </w:r>
-            <w:r>
-              <w:t>deve deixar o utilizador</w:t>
-            </w:r>
-            <w:r>
-              <w:t xml:space="preserve"> visualizar artigos</w:t>
-            </w:r>
-            <w:r>
-              <w:t xml:space="preserve"> e </w:t>
-            </w:r>
-            <w:r>
-              <w:t>inscrever-se em eventos exclusivos para membros;</w:t>
-            </w:r>
-          </w:p>
-        </w:tc>
-        <w:tc>
-          <w:tcPr>
-            <w:tcW w:w="992" w:type="dxa"/>
-          </w:tcPr>
-          <w:p>
-            <w:pPr>
-              <w:cnfStyle w:val="000000000000" w:firstRow="0" w:lastRow="0" w:firstColumn="0" w:lastColumn="0" w:oddVBand="0" w:evenVBand="0" w:oddHBand="0" w:evenHBand="0" w:firstRowFirstColumn="0" w:firstRowLastColumn="0" w:lastRowFirstColumn="0" w:lastRowLastColumn="0"/>
-              <w:rPr>
-                <w:b/>
-                <w:bCs/>
-                <w:lang w:val="pt-PT"/>
-              </w:rPr>
-            </w:pPr>
-          </w:p>
-        </w:tc>
-      </w:tr>
-      <w:tr>
-        <w:trPr>
-          <w:cnfStyle w:val="000000100000" w:firstRow="0" w:lastRow="0" w:firstColumn="0" w:lastColumn="0" w:oddVBand="0" w:evenVBand="0" w:oddHBand="1" w:evenHBand="0" w:firstRowFirstColumn="0" w:firstRowLastColumn="0" w:lastRowFirstColumn="0" w:lastRowLastColumn="0"/>
-        </w:trPr>
-        <w:tc>
-          <w:tcPr>
-            <w:cnfStyle w:val="001000000000" w:firstRow="0" w:lastRow="0" w:firstColumn="1" w:lastColumn="0" w:oddVBand="0" w:evenVBand="0" w:oddHBand="0" w:evenHBand="0" w:firstRowFirstColumn="0" w:firstRowLastColumn="0" w:lastRowFirstColumn="0" w:lastRowLastColumn="0"/>
-            <w:tcW w:w="8647" w:type="dxa"/>
-          </w:tcPr>
-          <w:p>
-            <w:pPr>
-              <w:rPr>
-                <w:lang w:val="pt-PT"/>
-              </w:rPr>
-            </w:pPr>
-            <w:r>
-              <w:rPr>
-                <w:lang w:val="pt-PT"/>
-              </w:rPr>
-              <w:t>Título</w:t>
-            </w:r>
-            <w:r>
-              <w:t xml:space="preserve">: </w:t>
-            </w:r>
-            <w:r>
-              <w:t>US12 – Pagamento e Gestão de Quotas</w:t>
-            </w:r>
-          </w:p>
-        </w:tc>
-        <w:tc>
-          <w:tcPr>
-            <w:tcW w:w="992" w:type="dxa"/>
-          </w:tcPr>
-          <w:p>
-            <w:pPr>
-              <w:cnfStyle w:val="000000100000" w:firstRow="0" w:lastRow="0" w:firstColumn="0" w:lastColumn="0" w:oddVBand="0" w:evenVBand="0" w:oddHBand="1" w:evenHBand="0" w:firstRowFirstColumn="0" w:firstRowLastColumn="0" w:lastRowFirstColumn="0" w:lastRowLastColumn="0"/>
-              <w:rPr>
-                <w:b/>
-                <w:bCs/>
-                <w:lang w:val="pt-PT"/>
-              </w:rPr>
-            </w:pPr>
-            <w:r>
-              <w:rPr>
-                <w:b/>
-                <w:bCs/>
-                <w:lang w:val="pt-PT"/>
-              </w:rPr>
-              <w:t>Sp:4</w:t>
-            </w:r>
-          </w:p>
-        </w:tc>
-      </w:tr>
-      <w:tr>
-        <w:tc>
-          <w:tcPr>
-            <w:cnfStyle w:val="001000000000" w:firstRow="0" w:lastRow="0" w:firstColumn="1" w:lastColumn="0" w:oddVBand="0" w:evenVBand="0" w:oddHBand="0" w:evenHBand="0" w:firstRowFirstColumn="0" w:firstRowLastColumn="0" w:lastRowFirstColumn="0" w:lastRowLastColumn="0"/>
-            <w:tcW w:w="8647" w:type="dxa"/>
-          </w:tcPr>
-          <w:p>
-            <w:pPr>
-              <w:rPr>
-                <w:b w:val="0"/>
-                <w:bCs w:val="0"/>
-              </w:rPr>
-            </w:pPr>
-            <w:r>
-              <w:t>Descrição: Como Sócio, quero consultar o estado da minha quota e realizar o pagamento da anuidade para manter o meu estatuto ativo na associação.</w:t>
-            </w:r>
-          </w:p>
-          <w:p>
-            <w:pPr>
-              <w:rPr>
-                <w:lang w:val="pt-PT"/>
-              </w:rPr>
-            </w:pPr>
-            <w:r>
-              <w:rPr>
-                <w:lang w:val="pt-PT"/>
-              </w:rPr>
-              <w:t>Critérios de Aceitação:</w:t>
-            </w:r>
-          </w:p>
-          <w:p>
-            <w:pPr>
-              <w:numPr>
-                <w:ilvl w:val="0"/>
-                <w:numId w:val="14"/>
-              </w:numPr>
-              <w:rPr>
-                <w:lang w:val="pt-PT"/>
-              </w:rPr>
-            </w:pPr>
-            <w:r>
-              <w:rPr>
-                <w:lang w:val="pt-PT"/>
-              </w:rPr>
-              <w:t>O sistema deve apresentar na</w:t>
-            </w:r>
-            <w:r>
-              <w:rPr>
-                <w:lang w:val="pt-PT"/>
-              </w:rPr>
-              <w:t xml:space="preserve"> Área sócio </w:t>
-            </w:r>
-            <w:r>
-              <w:rPr>
-                <w:lang w:val="pt-PT"/>
-              </w:rPr>
-              <w:t>o estado atual da quota (Ativa, Pendente ou Expirada) e a data de validade;</w:t>
-            </w:r>
-          </w:p>
-          <w:p>
-            <w:pPr>
-              <w:numPr>
-                <w:ilvl w:val="0"/>
-                <w:numId w:val="14"/>
-              </w:numPr>
-              <w:rPr>
-                <w:lang w:val="pt-PT"/>
-              </w:rPr>
-            </w:pPr>
-            <w:r>
-              <w:rPr>
-                <w:lang w:val="pt-PT"/>
-              </w:rPr>
-              <w:t>O sistema deve permitir selecionar a forma de pagamento e gerar os dados para regularização da quota;</w:t>
-            </w:r>
-          </w:p>
-          <w:p>
-            <w:pPr>
-              <w:numPr>
-                <w:ilvl w:val="0"/>
-                <w:numId w:val="14"/>
-              </w:numPr>
-              <w:rPr>
-                <w:lang w:val="pt-PT"/>
-              </w:rPr>
-            </w:pPr>
-            <w:r>
-              <w:rPr>
-                <w:lang w:val="pt-PT"/>
-              </w:rPr>
-              <w:t>Após confirmação do pagamento, o status da quota deve ser atualizado para "Ativa" e disponibilizar o respetivo recibo/comprovativo.</w:t>
-            </w:r>
-          </w:p>
-          <w:p>
-            <w:pPr>
-              <w:rPr>
-                <w:lang w:val="pt-PT"/>
-              </w:rPr>
-            </w:pPr>
-          </w:p>
-        </w:tc>
-        <w:tc>
-          <w:tcPr>
-            <w:tcW w:w="992" w:type="dxa"/>
-          </w:tcPr>
-          <w:p>
-            <w:pPr>
-              <w:cnfStyle w:val="000000000000" w:firstRow="0" w:lastRow="0" w:firstColumn="0" w:lastColumn="0" w:oddVBand="0" w:evenVBand="0" w:oddHBand="0" w:evenHBand="0" w:firstRowFirstColumn="0" w:firstRowLastColumn="0" w:lastRowFirstColumn="0" w:lastRowLastColumn="0"/>
-              <w:rPr>
-                <w:b/>
-                <w:bCs/>
-                <w:lang w:val="pt-PT"/>
-              </w:rPr>
-            </w:pPr>
-          </w:p>
-        </w:tc>
-      </w:tr>
-      <w:tr>
-        <w:trPr>
-          <w:cnfStyle w:val="000000100000" w:firstRow="0" w:lastRow="0" w:firstColumn="0" w:lastColumn="0" w:oddVBand="0" w:evenVBand="0" w:oddHBand="1" w:evenHBand="0" w:firstRowFirstColumn="0" w:firstRowLastColumn="0" w:lastRowFirstColumn="0" w:lastRowLastColumn="0"/>
-        </w:trPr>
-        <w:tc>
-          <w:tcPr>
-            <w:cnfStyle w:val="001000000000" w:firstRow="0" w:lastRow="0" w:firstColumn="1" w:lastColumn="0" w:oddVBand="0" w:evenVBand="0" w:oddHBand="0" w:evenHBand="0" w:firstRowFirstColumn="0" w:firstRowLastColumn="0" w:lastRowFirstColumn="0" w:lastRowLastColumn="0"/>
-            <w:tcW w:w="8647" w:type="dxa"/>
-          </w:tcPr>
-          <w:p>
-            <w:pPr>
-              <w:rPr>
-                <w:lang w:val="pt-PT"/>
-              </w:rPr>
-            </w:pPr>
-            <w:r>
-              <w:rPr>
-                <w:lang w:val="pt-PT"/>
-              </w:rPr>
-              <w:t xml:space="preserve">Título: </w:t>
-            </w:r>
-            <w:r>
-              <w:rPr>
-                <w:lang w:val="pt-PT"/>
-              </w:rPr>
-              <w:t>US1</w:t>
-            </w:r>
-            <w:r>
-              <w:rPr>
-                <w:lang w:val="pt-PT"/>
-              </w:rPr>
-              <w:t>3</w:t>
-            </w:r>
-            <w:r>
-              <w:rPr>
-                <w:lang w:val="pt-PT"/>
-              </w:rPr>
-              <w:t xml:space="preserve"> – </w:t>
-            </w:r>
-            <w:r>
-              <w:rPr>
-                <w:lang w:val="pt-PT"/>
-              </w:rPr>
-              <w:t>Ver informação</w:t>
-            </w:r>
-          </w:p>
-        </w:tc>
-        <w:tc>
-          <w:tcPr>
-            <w:tcW w:w="992" w:type="dxa"/>
-          </w:tcPr>
-          <w:p>
-            <w:pPr>
-              <w:cnfStyle w:val="000000100000" w:firstRow="0" w:lastRow="0" w:firstColumn="0" w:lastColumn="0" w:oddVBand="0" w:evenVBand="0" w:oddHBand="1" w:evenHBand="0" w:firstRowFirstColumn="0" w:firstRowLastColumn="0" w:lastRowFirstColumn="0" w:lastRowLastColumn="0"/>
-              <w:rPr>
-                <w:b/>
-                <w:bCs/>
-                <w:lang w:val="pt-PT"/>
-              </w:rPr>
-            </w:pPr>
-            <w:r>
-              <w:rPr>
-                <w:b/>
-                <w:bCs/>
-                <w:lang w:val="pt-PT"/>
-              </w:rPr>
-              <w:t xml:space="preserve">SP: </w:t>
-            </w:r>
-            <w:r>
-              <w:rPr>
-                <w:b/>
-                <w:bCs/>
-              </w:rPr>
-              <w:t>3</w:t>
-            </w:r>
-          </w:p>
-        </w:tc>
-      </w:tr>
-      <w:tr>
-        <w:tc>
-          <w:tcPr>
-            <w:cnfStyle w:val="001000000000" w:firstRow="0" w:lastRow="0" w:firstColumn="1" w:lastColumn="0" w:oddVBand="0" w:evenVBand="0" w:oddHBand="0" w:evenHBand="0" w:firstRowFirstColumn="0" w:firstRowLastColumn="0" w:lastRowFirstColumn="0" w:lastRowLastColumn="0"/>
-            <w:tcW w:w="8647" w:type="dxa"/>
-          </w:tcPr>
-          <w:p>
-            <w:pPr>
-              <w:spacing w:after="160"/>
-              <w:rPr>
-                <w:b w:val="0"/>
-                <w:bCs w:val="0"/>
-              </w:rPr>
-            </w:pPr>
-            <w:r>
-              <w:rPr>
-                <w:lang w:val="pt-PT"/>
-              </w:rPr>
-              <w:t>Descrição:</w:t>
-            </w:r>
-            <w:r>
-              <w:rPr>
-                <w:lang w:val="pt-PT"/>
-              </w:rPr>
-              <w:t xml:space="preserve"> </w:t>
-            </w:r>
-            <w:r>
-              <w:t xml:space="preserve">Como Staff, quero </w:t>
-            </w:r>
-            <w:r>
-              <w:t>ver</w:t>
-            </w:r>
-            <w:r>
-              <w:t xml:space="preserve"> os detalhes de um evento concluído (ex.: tipo de prova - corrida/caminhada, número de participante</w:t>
-            </w:r>
-            <w:r>
-              <w:t>s</w:t>
-            </w:r>
-            <w:r>
-              <w:t>) para análise de resultados.</w:t>
-            </w:r>
-          </w:p>
-          <w:p>
-            <w:pPr>
-              <w:spacing w:after="160"/>
-              <w:rPr>
-                <w:lang w:val="pt-PT"/>
-              </w:rPr>
-            </w:pPr>
-            <w:r>
-              <w:rPr>
-                <w:lang w:val="pt-PT"/>
-              </w:rPr>
-              <w:t xml:space="preserve">Critérios de Aceitação: </w:t>
-            </w:r>
-          </w:p>
-          <w:p>
-            <w:pPr>
-              <w:pStyle w:val="PargrafodaLista"/>
-              <w:numPr>
-                <w:ilvl w:val="0"/>
-                <w:numId w:val="11"/>
-              </w:numPr>
-              <w:rPr>
-                <w:b w:val="0"/>
-                <w:bCs w:val="0"/>
-              </w:rPr>
-            </w:pPr>
-            <w:r>
-              <w:t>Dizer se é corrida ou caminhada</w:t>
-            </w:r>
-            <w:r>
-              <w:t xml:space="preserve"> e outras informações</w:t>
-            </w:r>
-            <w:r>
-              <w:t xml:space="preserve">; </w:t>
-            </w:r>
-          </w:p>
-          <w:p>
-            <w:pPr>
-              <w:pStyle w:val="PargrafodaLista"/>
-              <w:numPr>
-                <w:ilvl w:val="0"/>
-                <w:numId w:val="11"/>
-              </w:numPr>
-              <w:rPr>
-                <w:lang w:val="pt-PT"/>
-              </w:rPr>
-            </w:pPr>
-            <w:r>
-              <w:t>Deve ser apenas possivel para</w:t>
-            </w:r>
-            <w:r>
-              <w:t xml:space="preserve"> </w:t>
-            </w:r>
-            <w:r>
-              <w:t>eventos/provas concluídas</w:t>
-            </w:r>
-            <w:r>
-              <w:t>.</w:t>
-            </w:r>
-          </w:p>
-        </w:tc>
-        <w:tc>
-          <w:tcPr>
-            <w:tcW w:w="992" w:type="dxa"/>
-          </w:tcPr>
-          <w:p>
-            <w:pPr>
-              <w:cnfStyle w:val="000000000000" w:firstRow="0" w:lastRow="0" w:firstColumn="0" w:lastColumn="0" w:oddVBand="0" w:evenVBand="0" w:oddHBand="0" w:evenHBand="0" w:firstRowFirstColumn="0" w:firstRowLastColumn="0" w:lastRowFirstColumn="0" w:lastRowLastColumn="0"/>
-              <w:rPr>
-                <w:b/>
-                <w:bCs/>
-                <w:lang w:val="pt-PT"/>
-              </w:rPr>
-            </w:pPr>
-          </w:p>
-        </w:tc>
-      </w:tr>
-      <w:tr>
-        <w:trPr>
-          <w:cnfStyle w:val="000000100000" w:firstRow="0" w:lastRow="0" w:firstColumn="0" w:lastColumn="0" w:oddVBand="0" w:evenVBand="0" w:oddHBand="1" w:evenHBand="0" w:firstRowFirstColumn="0" w:firstRowLastColumn="0" w:lastRowFirstColumn="0" w:lastRowLastColumn="0"/>
-        </w:trPr>
-        <w:tc>
-          <w:tcPr>
-            <w:cnfStyle w:val="001000000000" w:firstRow="0" w:lastRow="0" w:firstColumn="1" w:lastColumn="0" w:oddVBand="0" w:evenVBand="0" w:oddHBand="0" w:evenHBand="0" w:firstRowFirstColumn="0" w:firstRowLastColumn="0" w:lastRowFirstColumn="0" w:lastRowLastColumn="0"/>
-            <w:tcW w:w="8647" w:type="dxa"/>
-          </w:tcPr>
-          <w:p>
-            <w:pPr>
-              <w:rPr>
-                <w:lang w:val="pt-PT"/>
-              </w:rPr>
-            </w:pPr>
-            <w:r>
-              <w:rPr>
-                <w:lang w:val="pt-PT"/>
-              </w:rPr>
-              <w:t>Título: US</w:t>
-            </w:r>
-            <w:r>
-              <w:rPr>
-                <w:lang w:val="pt-PT"/>
-              </w:rPr>
-              <w:t>1</w:t>
-            </w:r>
-            <w:r>
-              <w:rPr>
-                <w:lang w:val="pt-PT"/>
-              </w:rPr>
-              <w:t>4</w:t>
-            </w:r>
-            <w:r>
-              <w:rPr>
-                <w:lang w:val="pt-PT"/>
-              </w:rPr>
-              <w:t xml:space="preserve"> – </w:t>
-            </w:r>
-            <w:r>
-              <w:rPr>
-                <w:lang w:val="pt-PT"/>
-              </w:rPr>
-              <w:t>Marcar presença</w:t>
-            </w:r>
-          </w:p>
-        </w:tc>
-        <w:tc>
-          <w:tcPr>
-            <w:tcW w:w="992" w:type="dxa"/>
-          </w:tcPr>
-          <w:p>
-            <w:pPr>
-              <w:cnfStyle w:val="000000100000" w:firstRow="0" w:lastRow="0" w:firstColumn="0" w:lastColumn="0" w:oddVBand="0" w:evenVBand="0" w:oddHBand="1" w:evenHBand="0" w:firstRowFirstColumn="0" w:firstRowLastColumn="0" w:lastRowFirstColumn="0" w:lastRowLastColumn="0"/>
-              <w:rPr>
-                <w:b/>
-                <w:bCs/>
-                <w:lang w:val="pt-PT"/>
-              </w:rPr>
-            </w:pPr>
-            <w:r>
-              <w:rPr>
-                <w:b/>
-                <w:bCs/>
-                <w:lang w:val="pt-PT"/>
-              </w:rPr>
-              <w:t xml:space="preserve">SP: </w:t>
-            </w:r>
-            <w:r>
-              <w:rPr>
-                <w:b/>
-                <w:bCs/>
-                <w:lang w:val="pt-PT"/>
-              </w:rPr>
-              <w:t>3</w:t>
-            </w:r>
-          </w:p>
-        </w:tc>
-      </w:tr>
-      <w:tr>
-        <w:tc>
-          <w:tcPr>
-            <w:cnfStyle w:val="001000000000" w:firstRow="0" w:lastRow="0" w:firstColumn="1" w:lastColumn="0" w:oddVBand="0" w:evenVBand="0" w:oddHBand="0" w:evenHBand="0" w:firstRowFirstColumn="0" w:firstRowLastColumn="0" w:lastRowFirstColumn="0" w:lastRowLastColumn="0"/>
-            <w:tcW w:w="8647" w:type="dxa"/>
-          </w:tcPr>
-          <w:p>
-            <w:pPr>
-              <w:spacing w:after="160"/>
-              <w:rPr>
-                <w:lang w:val="pt-PT"/>
-              </w:rPr>
-            </w:pPr>
-            <w:r>
-              <w:rPr>
-                <w:lang w:val="pt-PT"/>
-              </w:rPr>
-              <w:t xml:space="preserve">Descrição: Como </w:t>
-            </w:r>
-            <w:r>
-              <w:rPr>
-                <w:lang w:val="pt-PT"/>
-              </w:rPr>
-              <w:t>Staff</w:t>
-            </w:r>
-            <w:r>
-              <w:rPr>
-                <w:lang w:val="pt-PT"/>
-              </w:rPr>
-              <w:t xml:space="preserve">, quero marcar </w:t>
-            </w:r>
-            <w:r>
-              <w:rPr>
-                <w:lang w:val="pt-PT"/>
-              </w:rPr>
-              <w:t>quem participou no evento</w:t>
-            </w:r>
-            <w:r>
-              <w:rPr>
-                <w:lang w:val="pt-PT"/>
-              </w:rPr>
-              <w:t xml:space="preserve">. </w:t>
-            </w:r>
-          </w:p>
-          <w:p>
-            <w:pPr>
-              <w:spacing w:after="160"/>
-              <w:rPr>
-                <w:lang w:val="pt-PT"/>
-              </w:rPr>
-            </w:pPr>
-            <w:r>
-              <w:rPr>
-                <w:lang w:val="pt-PT"/>
-              </w:rPr>
-              <w:t xml:space="preserve">Critérios de Aceitação: </w:t>
-            </w:r>
-          </w:p>
-          <w:p>
-            <w:pPr>
-              <w:pStyle w:val="PargrafodaLista"/>
-              <w:numPr>
-                <w:ilvl w:val="0"/>
-                <w:numId w:val="10"/>
-              </w:numPr>
-              <w:tabs>
-                <w:tab w:val="num" w:pos="720"/>
-              </w:tabs>
-              <w:rPr>
-                <w:lang w:val="pt-PT"/>
-              </w:rPr>
-            </w:pPr>
-            <w:r>
-              <w:rPr>
-                <w:lang w:val="pt-PT"/>
-              </w:rPr>
-              <w:t xml:space="preserve">O status da </w:t>
-            </w:r>
-            <w:r>
-              <w:rPr>
-                <w:lang w:val="pt-PT"/>
-              </w:rPr>
-              <w:t xml:space="preserve">pessoa </w:t>
-            </w:r>
-            <w:r>
-              <w:rPr>
-                <w:lang w:val="pt-PT"/>
-              </w:rPr>
-              <w:t>deve mudar para "</w:t>
-            </w:r>
-            <w:r>
-              <w:rPr>
-                <w:lang w:val="pt-PT"/>
-              </w:rPr>
-              <w:t>Participou</w:t>
-            </w:r>
-            <w:r>
-              <w:rPr>
-                <w:lang w:val="pt-PT"/>
-              </w:rPr>
-              <w:t>"</w:t>
-            </w:r>
-            <w:r>
-              <w:rPr>
-                <w:lang w:val="pt-PT"/>
-              </w:rPr>
-              <w:t>;</w:t>
-            </w:r>
-          </w:p>
-          <w:p>
-            <w:pPr>
-              <w:pStyle w:val="PargrafodaLista"/>
-              <w:numPr>
-                <w:ilvl w:val="0"/>
-                <w:numId w:val="10"/>
-              </w:numPr>
-              <w:tabs>
-                <w:tab w:val="num" w:pos="720"/>
-              </w:tabs>
-              <w:rPr>
-                <w:lang w:val="pt-PT"/>
-              </w:rPr>
-            </w:pPr>
-            <w:r>
-              <w:rPr>
-                <w:lang w:val="pt-PT"/>
-              </w:rPr>
-              <w:t xml:space="preserve">O status </w:t>
-            </w:r>
-            <w:r>
-              <w:rPr>
-                <w:lang w:val="pt-PT"/>
-              </w:rPr>
-              <w:t>deve desaparecer da lista de "</w:t>
-            </w:r>
-            <w:r>
-              <w:rPr>
-                <w:lang w:val="pt-PT"/>
-              </w:rPr>
-              <w:t>Pendente</w:t>
-            </w:r>
-            <w:r>
-              <w:rPr>
-                <w:lang w:val="pt-PT"/>
-              </w:rPr>
-              <w:t>"</w:t>
-            </w:r>
-            <w:r>
-              <w:rPr>
-                <w:lang w:val="pt-PT"/>
-              </w:rPr>
-              <w:t>;</w:t>
-            </w:r>
-          </w:p>
-          <w:p>
-            <w:pPr>
-              <w:pStyle w:val="PargrafodaLista"/>
-              <w:numPr>
-                <w:ilvl w:val="0"/>
-                <w:numId w:val="10"/>
-              </w:numPr>
-              <w:tabs>
-                <w:tab w:val="num" w:pos="720"/>
-              </w:tabs>
-              <w:rPr>
-                <w:lang w:val="pt-PT"/>
-              </w:rPr>
-            </w:pPr>
-            <w:r>
-              <w:rPr>
-                <w:lang w:val="pt-PT"/>
-              </w:rPr>
-              <w:t xml:space="preserve">Se não apareceu, deve aparecer que </w:t>
-            </w:r>
-            <w:r>
-              <w:rPr>
-                <w:lang w:val="pt-PT"/>
-              </w:rPr>
-              <w:t>"</w:t>
-            </w:r>
-            <w:r>
-              <w:rPr>
-                <w:lang w:val="pt-PT"/>
-              </w:rPr>
-              <w:t>Faltou</w:t>
-            </w:r>
-            <w:r>
-              <w:rPr>
-                <w:lang w:val="pt-PT"/>
-              </w:rPr>
-              <w:t>".</w:t>
-            </w:r>
-          </w:p>
-        </w:tc>
-        <w:tc>
-          <w:tcPr>
-            <w:tcW w:w="992" w:type="dxa"/>
-          </w:tcPr>
-          <w:p>
-            <w:pPr>
-              <w:cnfStyle w:val="000000000000" w:firstRow="0" w:lastRow="0" w:firstColumn="0" w:lastColumn="0" w:oddVBand="0" w:evenVBand="0" w:oddHBand="0" w:evenHBand="0" w:firstRowFirstColumn="0" w:firstRowLastColumn="0" w:lastRowFirstColumn="0" w:lastRowLastColumn="0"/>
-              <w:rPr>
-                <w:b/>
-                <w:bCs/>
-                <w:lang w:val="pt-PT"/>
-              </w:rPr>
-            </w:pPr>
-          </w:p>
-        </w:tc>
-      </w:tr>
-      <w:tr>
-        <w:trPr>
-          <w:cnfStyle w:val="000000100000" w:firstRow="0" w:lastRow="0" w:firstColumn="0" w:lastColumn="0" w:oddVBand="0" w:evenVBand="0" w:oddHBand="1" w:evenHBand="0" w:firstRowFirstColumn="0" w:firstRowLastColumn="0" w:lastRowFirstColumn="0" w:lastRowLastColumn="0"/>
-        </w:trPr>
-        <w:tc>
-          <w:tcPr>
-            <w:cnfStyle w:val="001000000000" w:firstRow="0" w:lastRow="0" w:firstColumn="1" w:lastColumn="0" w:oddVBand="0" w:evenVBand="0" w:oddHBand="0" w:evenHBand="0" w:firstRowFirstColumn="0" w:firstRowLastColumn="0" w:lastRowFirstColumn="0" w:lastRowLastColumn="0"/>
-            <w:tcW w:w="8647" w:type="dxa"/>
-          </w:tcPr>
-          <w:p>
-            <w:pPr>
-              <w:rPr>
-                <w:lang w:val="pt-PT"/>
-              </w:rPr>
-            </w:pPr>
-            <w:r>
-              <w:rPr>
-                <w:lang w:val="pt-PT"/>
-              </w:rPr>
-              <w:t>Título: US</w:t>
-            </w:r>
-            <w:r>
-              <w:rPr>
-                <w:lang w:val="pt-PT"/>
-              </w:rPr>
-              <w:t>1</w:t>
-            </w:r>
-            <w:r>
-              <w:rPr>
-                <w:lang w:val="pt-PT"/>
-              </w:rPr>
-              <w:t>5</w:t>
-            </w:r>
-            <w:r>
-              <w:rPr>
-                <w:lang w:val="pt-PT"/>
-              </w:rPr>
-              <w:t xml:space="preserve"> – </w:t>
-            </w:r>
-            <w:r>
-              <w:rPr>
-                <w:lang w:val="pt-PT"/>
-              </w:rPr>
-              <w:t>Consultar participações</w:t>
-            </w:r>
-          </w:p>
-        </w:tc>
-        <w:tc>
-          <w:tcPr>
-            <w:tcW w:w="992" w:type="dxa"/>
-          </w:tcPr>
-          <w:p>
-            <w:pPr>
-              <w:cnfStyle w:val="000000100000" w:firstRow="0" w:lastRow="0" w:firstColumn="0" w:lastColumn="0" w:oddVBand="0" w:evenVBand="0" w:oddHBand="1" w:evenHBand="0" w:firstRowFirstColumn="0" w:firstRowLastColumn="0" w:lastRowFirstColumn="0" w:lastRowLastColumn="0"/>
-              <w:rPr>
-                <w:b/>
-                <w:bCs/>
-                <w:lang w:val="pt-PT"/>
-              </w:rPr>
-            </w:pPr>
-            <w:r>
-              <w:rPr>
-                <w:b/>
-                <w:bCs/>
-                <w:lang w:val="pt-PT"/>
-              </w:rPr>
-              <w:t>SP: 2</w:t>
-            </w:r>
-          </w:p>
-        </w:tc>
-      </w:tr>
-      <w:tr>
-        <w:tc>
-          <w:tcPr>
-            <w:cnfStyle w:val="001000000000" w:firstRow="0" w:lastRow="0" w:firstColumn="1" w:lastColumn="0" w:oddVBand="0" w:evenVBand="0" w:oddHBand="0" w:evenHBand="0" w:firstRowFirstColumn="0" w:firstRowLastColumn="0" w:lastRowFirstColumn="0" w:lastRowLastColumn="0"/>
-            <w:tcW w:w="8647" w:type="dxa"/>
-          </w:tcPr>
-          <w:p>
-            <w:pPr>
-              <w:spacing w:after="160"/>
-              <w:rPr>
-                <w:lang w:val="pt-PT"/>
-              </w:rPr>
-            </w:pPr>
-            <w:r>
-              <w:rPr>
-                <w:lang w:val="pt-PT"/>
-              </w:rPr>
-              <w:lastRenderedPageBreak/>
-              <w:t xml:space="preserve">Descrição: Como </w:t>
-            </w:r>
-            <w:r>
-              <w:rPr>
-                <w:lang w:val="pt-PT"/>
-              </w:rPr>
-              <w:t>Staff</w:t>
-            </w:r>
-            <w:r>
-              <w:rPr>
-                <w:lang w:val="pt-PT"/>
-              </w:rPr>
-              <w:t>,</w:t>
-            </w:r>
-            <w:r>
-              <w:rPr>
-                <w:lang w:val="pt-PT"/>
-              </w:rPr>
-              <w:t xml:space="preserve"> ver quem participou no evento</w:t>
-            </w:r>
-          </w:p>
-          <w:p>
-            <w:pPr>
-              <w:spacing w:after="160"/>
-              <w:rPr>
-                <w:lang w:val="pt-PT"/>
-              </w:rPr>
-            </w:pPr>
-            <w:r>
-              <w:rPr>
-                <w:lang w:val="pt-PT"/>
-              </w:rPr>
-              <w:t xml:space="preserve">Critérios de Aceitação: </w:t>
-            </w:r>
           </w:p>
           <w:p>
             <w:pPr>
@@ -7317,25 +6782,631 @@
               <w:rPr>
                 <w:lang w:val="pt-PT"/>
               </w:rPr>
-              <w:t xml:space="preserve">Deve mostrar </w:t>
-            </w:r>
-            <w:r>
-              <w:rPr>
-                <w:lang w:val="pt-PT"/>
-              </w:rPr>
-              <w:t>apenas pessoas que apareceram</w:t>
-            </w:r>
-            <w:r>
-              <w:rPr>
-                <w:lang w:val="pt-PT"/>
-              </w:rPr>
-              <w:t xml:space="preserve"> no evento</w:t>
-            </w:r>
-            <w:r>
-              <w:rPr>
-                <w:lang w:val="pt-PT"/>
-              </w:rPr>
-              <w:t>;</w:t>
+              <w:t>Na compra deve ter desconto</w:t>
+            </w:r>
+            <w:r>
+              <w:rPr>
+                <w:lang w:val="pt-PT"/>
+              </w:rPr>
+              <w:t>.</w:t>
+            </w:r>
+          </w:p>
+        </w:tc>
+        <w:tc>
+          <w:tcPr>
+            <w:tcW w:w="992" w:type="dxa"/>
+          </w:tcPr>
+          <w:p>
+            <w:pPr>
+              <w:cnfStyle w:val="000000000000" w:firstRow="0" w:lastRow="0" w:firstColumn="0" w:lastColumn="0" w:oddVBand="0" w:evenVBand="0" w:oddHBand="0" w:evenHBand="0" w:firstRowFirstColumn="0" w:firstRowLastColumn="0" w:lastRowFirstColumn="0" w:lastRowLastColumn="0"/>
+              <w:rPr>
+                <w:b/>
+                <w:bCs/>
+                <w:lang w:val="pt-PT"/>
+              </w:rPr>
+            </w:pPr>
+          </w:p>
+        </w:tc>
+      </w:tr>
+      <w:tr>
+        <w:trPr>
+          <w:cnfStyle w:val="000000100000" w:firstRow="0" w:lastRow="0" w:firstColumn="0" w:lastColumn="0" w:oddVBand="0" w:evenVBand="0" w:oddHBand="1" w:evenHBand="0" w:firstRowFirstColumn="0" w:firstRowLastColumn="0" w:lastRowFirstColumn="0" w:lastRowLastColumn="0"/>
+        </w:trPr>
+        <w:tc>
+          <w:tcPr>
+            <w:cnfStyle w:val="001000000000" w:firstRow="0" w:lastRow="0" w:firstColumn="1" w:lastColumn="0" w:oddVBand="0" w:evenVBand="0" w:oddHBand="0" w:evenHBand="0" w:firstRowFirstColumn="0" w:firstRowLastColumn="0" w:lastRowFirstColumn="0" w:lastRowLastColumn="0"/>
+            <w:tcW w:w="8647" w:type="dxa"/>
+          </w:tcPr>
+          <w:p>
+            <w:pPr>
+              <w:rPr>
+                <w:lang w:val="pt-PT"/>
+              </w:rPr>
+            </w:pPr>
+            <w:r>
+              <w:rPr>
+                <w:lang w:val="pt-PT"/>
+              </w:rPr>
+              <w:t>Título</w:t>
+            </w:r>
+            <w:r>
+              <w:rPr>
+                <w:lang w:val="pt-PT"/>
+              </w:rPr>
+              <w:t>: US1</w:t>
+            </w:r>
+            <w:r>
+              <w:rPr>
+                <w:lang w:val="pt-PT"/>
+              </w:rPr>
+              <w:t>1</w:t>
+            </w:r>
+            <w:r>
+              <w:rPr>
+                <w:lang w:val="pt-PT"/>
+              </w:rPr>
+              <w:t xml:space="preserve"> – Pagamento e Gestão de Quotas</w:t>
+            </w:r>
+          </w:p>
+        </w:tc>
+        <w:tc>
+          <w:tcPr>
+            <w:tcW w:w="992" w:type="dxa"/>
+          </w:tcPr>
+          <w:p>
+            <w:pPr>
+              <w:cnfStyle w:val="000000100000" w:firstRow="0" w:lastRow="0" w:firstColumn="0" w:lastColumn="0" w:oddVBand="0" w:evenVBand="0" w:oddHBand="1" w:evenHBand="0" w:firstRowFirstColumn="0" w:firstRowLastColumn="0" w:lastRowFirstColumn="0" w:lastRowLastColumn="0"/>
+              <w:rPr>
+                <w:b/>
+                <w:bCs/>
+                <w:lang w:val="pt-PT"/>
+              </w:rPr>
+            </w:pPr>
+            <w:r>
+              <w:rPr>
+                <w:b/>
+                <w:bCs/>
+                <w:lang w:val="pt-PT"/>
+              </w:rPr>
+              <w:t>Sp:4</w:t>
+            </w:r>
+          </w:p>
+        </w:tc>
+      </w:tr>
+      <w:tr>
+        <w:tc>
+          <w:tcPr>
+            <w:cnfStyle w:val="001000000000" w:firstRow="0" w:lastRow="0" w:firstColumn="1" w:lastColumn="0" w:oddVBand="0" w:evenVBand="0" w:oddHBand="0" w:evenHBand="0" w:firstRowFirstColumn="0" w:firstRowLastColumn="0" w:lastRowFirstColumn="0" w:lastRowLastColumn="0"/>
+            <w:tcW w:w="8647" w:type="dxa"/>
+          </w:tcPr>
+          <w:p>
+            <w:pPr>
+              <w:rPr>
+                <w:b w:val="0"/>
+                <w:bCs w:val="0"/>
+                <w:lang w:val="pt-PT"/>
+              </w:rPr>
+            </w:pPr>
+            <w:r>
+              <w:rPr>
+                <w:lang w:val="pt-PT"/>
+              </w:rPr>
+              <w:t>Descrição: Como Sócio, quero consultar o estado da minha quota e realizar o pagamento da anuidade para manter o meu estatuto ativo na associação.</w:t>
+            </w:r>
+          </w:p>
+          <w:p>
+            <w:pPr>
+              <w:rPr>
+                <w:b w:val="0"/>
+                <w:bCs w:val="0"/>
+                <w:lang w:val="pt-PT"/>
+              </w:rPr>
+            </w:pPr>
+          </w:p>
+          <w:p>
+            <w:pPr>
+              <w:rPr>
+                <w:b w:val="0"/>
+                <w:bCs w:val="0"/>
+                <w:lang w:val="pt-PT"/>
+              </w:rPr>
+            </w:pPr>
+            <w:r>
+              <w:rPr>
+                <w:lang w:val="pt-PT"/>
+              </w:rPr>
+              <w:t>Critérios de Aceitação:</w:t>
+            </w:r>
+          </w:p>
+          <w:p>
+            <w:pPr>
+              <w:rPr>
+                <w:lang w:val="pt-PT"/>
+              </w:rPr>
+            </w:pPr>
+          </w:p>
+          <w:p>
+            <w:pPr>
+              <w:numPr>
+                <w:ilvl w:val="0"/>
+                <w:numId w:val="14"/>
+              </w:numPr>
+              <w:rPr>
+                <w:lang w:val="pt-PT"/>
+              </w:rPr>
+            </w:pPr>
+            <w:r>
+              <w:rPr>
+                <w:lang w:val="pt-PT"/>
+              </w:rPr>
+              <w:t>O sistema deve apresentar na</w:t>
+            </w:r>
+            <w:r>
+              <w:rPr>
+                <w:lang w:val="pt-PT"/>
+              </w:rPr>
+              <w:t xml:space="preserve"> Área sócio </w:t>
+            </w:r>
+            <w:r>
+              <w:rPr>
+                <w:lang w:val="pt-PT"/>
+              </w:rPr>
+              <w:t>o estado atual da quota (Ativa, Pendente ou Expirada) e a data de validade;</w:t>
+            </w:r>
+          </w:p>
+          <w:p>
+            <w:pPr>
+              <w:ind w:left="720"/>
+              <w:rPr>
+                <w:lang w:val="pt-PT"/>
+              </w:rPr>
+            </w:pPr>
+          </w:p>
+          <w:p>
+            <w:pPr>
+              <w:numPr>
+                <w:ilvl w:val="0"/>
+                <w:numId w:val="14"/>
+              </w:numPr>
+              <w:rPr>
+                <w:lang w:val="pt-PT"/>
+              </w:rPr>
+            </w:pPr>
+            <w:r>
+              <w:rPr>
+                <w:lang w:val="pt-PT"/>
+              </w:rPr>
+              <w:t>O sistema deve permitir selecionar a forma de pagamento e gerar os dados para regularização da quota;</w:t>
+            </w:r>
+          </w:p>
+          <w:p>
+            <w:pPr>
+              <w:rPr>
+                <w:lang w:val="pt-PT"/>
+              </w:rPr>
+            </w:pPr>
+          </w:p>
+          <w:p>
+            <w:pPr>
+              <w:numPr>
+                <w:ilvl w:val="0"/>
+                <w:numId w:val="14"/>
+              </w:numPr>
+              <w:rPr>
+                <w:lang w:val="pt-PT"/>
+              </w:rPr>
+            </w:pPr>
+            <w:r>
+              <w:rPr>
+                <w:lang w:val="pt-PT"/>
+              </w:rPr>
+              <w:t>Após confirmação do pagamento, o status da quota deve ser atualizado para "Ativa" e disponibilizar o respetivo recibo/comprovativo.</w:t>
+            </w:r>
+          </w:p>
+          <w:p>
+            <w:pPr>
+              <w:rPr>
+                <w:lang w:val="pt-PT"/>
+              </w:rPr>
+            </w:pPr>
+          </w:p>
+        </w:tc>
+        <w:tc>
+          <w:tcPr>
+            <w:tcW w:w="992" w:type="dxa"/>
+          </w:tcPr>
+          <w:p>
+            <w:pPr>
+              <w:cnfStyle w:val="000000000000" w:firstRow="0" w:lastRow="0" w:firstColumn="0" w:lastColumn="0" w:oddVBand="0" w:evenVBand="0" w:oddHBand="0" w:evenHBand="0" w:firstRowFirstColumn="0" w:firstRowLastColumn="0" w:lastRowFirstColumn="0" w:lastRowLastColumn="0"/>
+              <w:rPr>
+                <w:b/>
+                <w:bCs/>
+                <w:lang w:val="pt-PT"/>
+              </w:rPr>
+            </w:pPr>
+          </w:p>
+        </w:tc>
+      </w:tr>
+      <w:tr>
+        <w:trPr>
+          <w:cnfStyle w:val="000000100000" w:firstRow="0" w:lastRow="0" w:firstColumn="0" w:lastColumn="0" w:oddVBand="0" w:evenVBand="0" w:oddHBand="1" w:evenHBand="0" w:firstRowFirstColumn="0" w:firstRowLastColumn="0" w:lastRowFirstColumn="0" w:lastRowLastColumn="0"/>
+        </w:trPr>
+        <w:tc>
+          <w:tcPr>
+            <w:cnfStyle w:val="001000000000" w:firstRow="0" w:lastRow="0" w:firstColumn="1" w:lastColumn="0" w:oddVBand="0" w:evenVBand="0" w:oddHBand="0" w:evenHBand="0" w:firstRowFirstColumn="0" w:firstRowLastColumn="0" w:lastRowFirstColumn="0" w:lastRowLastColumn="0"/>
+            <w:tcW w:w="8647" w:type="dxa"/>
+          </w:tcPr>
+          <w:p>
+            <w:pPr>
+              <w:rPr>
+                <w:lang w:val="pt-PT"/>
+              </w:rPr>
+            </w:pPr>
+            <w:r>
+              <w:rPr>
+                <w:lang w:val="pt-PT"/>
+              </w:rPr>
+              <w:t xml:space="preserve">Título: </w:t>
+            </w:r>
+            <w:r>
+              <w:rPr>
+                <w:lang w:val="pt-PT"/>
+              </w:rPr>
+              <w:t>US1</w:t>
+            </w:r>
+            <w:r>
+              <w:rPr>
+                <w:lang w:val="pt-PT"/>
+              </w:rPr>
+              <w:t>2</w:t>
+            </w:r>
+            <w:r>
+              <w:rPr>
+                <w:lang w:val="pt-PT"/>
+              </w:rPr>
+              <w:t xml:space="preserve"> – </w:t>
+            </w:r>
+            <w:r>
+              <w:rPr>
+                <w:lang w:val="pt-PT"/>
+              </w:rPr>
+              <w:t>Ver informação</w:t>
+            </w:r>
+          </w:p>
+        </w:tc>
+        <w:tc>
+          <w:tcPr>
+            <w:tcW w:w="992" w:type="dxa"/>
+          </w:tcPr>
+          <w:p>
+            <w:pPr>
+              <w:cnfStyle w:val="000000100000" w:firstRow="0" w:lastRow="0" w:firstColumn="0" w:lastColumn="0" w:oddVBand="0" w:evenVBand="0" w:oddHBand="1" w:evenHBand="0" w:firstRowFirstColumn="0" w:firstRowLastColumn="0" w:lastRowFirstColumn="0" w:lastRowLastColumn="0"/>
+              <w:rPr>
+                <w:b/>
+                <w:bCs/>
+                <w:lang w:val="pt-PT"/>
+              </w:rPr>
+            </w:pPr>
+            <w:r>
+              <w:rPr>
+                <w:b/>
+                <w:bCs/>
+                <w:lang w:val="pt-PT"/>
+              </w:rPr>
+              <w:t xml:space="preserve">SP: </w:t>
+            </w:r>
+            <w:r>
+              <w:rPr>
+                <w:b/>
+                <w:bCs/>
+              </w:rPr>
+              <w:t>3</w:t>
+            </w:r>
+          </w:p>
+        </w:tc>
+      </w:tr>
+      <w:tr>
+        <w:tc>
+          <w:tcPr>
+            <w:cnfStyle w:val="001000000000" w:firstRow="0" w:lastRow="0" w:firstColumn="1" w:lastColumn="0" w:oddVBand="0" w:evenVBand="0" w:oddHBand="0" w:evenHBand="0" w:firstRowFirstColumn="0" w:firstRowLastColumn="0" w:lastRowFirstColumn="0" w:lastRowLastColumn="0"/>
+            <w:tcW w:w="8647" w:type="dxa"/>
+          </w:tcPr>
+          <w:p>
+            <w:pPr>
+              <w:spacing w:after="160"/>
+              <w:rPr>
+                <w:b w:val="0"/>
+                <w:bCs w:val="0"/>
+                <w:lang w:val="pt-PT"/>
+              </w:rPr>
+            </w:pPr>
+            <w:r>
+              <w:rPr>
+                <w:lang w:val="pt-PT"/>
+              </w:rPr>
+              <w:t>Descrição:</w:t>
+            </w:r>
+            <w:r>
+              <w:rPr>
+                <w:lang w:val="pt-PT"/>
+              </w:rPr>
+              <w:t xml:space="preserve"> </w:t>
+            </w:r>
+            <w:r>
+              <w:rPr>
+                <w:lang w:val="pt-PT"/>
+              </w:rPr>
+              <w:t>Como Staff, quero ver os detalhes de um evento concluído (ex.: tipo de prova - corrida/caminhada, número de participantes) para análise de resultados.</w:t>
+            </w:r>
+          </w:p>
+          <w:p>
+            <w:pPr>
+              <w:spacing w:after="160"/>
+              <w:rPr>
+                <w:lang w:val="pt-PT"/>
+              </w:rPr>
+            </w:pPr>
+            <w:r>
+              <w:rPr>
+                <w:lang w:val="pt-PT"/>
+              </w:rPr>
+              <w:t xml:space="preserve">Critérios de Aceitação: </w:t>
+            </w:r>
+          </w:p>
+          <w:p>
+            <w:pPr>
+              <w:pStyle w:val="PargrafodaLista"/>
+              <w:numPr>
+                <w:ilvl w:val="0"/>
+                <w:numId w:val="11"/>
+              </w:numPr>
+              <w:rPr>
+                <w:b w:val="0"/>
+                <w:bCs w:val="0"/>
+                <w:lang w:val="pt-PT"/>
+              </w:rPr>
+            </w:pPr>
+            <w:r>
+              <w:rPr>
+                <w:lang w:val="pt-PT"/>
+              </w:rPr>
+              <w:t>Dizer se é corrida ou caminhada</w:t>
+            </w:r>
+            <w:r>
+              <w:rPr>
+                <w:lang w:val="pt-PT"/>
+              </w:rPr>
+              <w:t xml:space="preserve"> e outras informações</w:t>
+            </w:r>
+            <w:r>
+              <w:rPr>
+                <w:lang w:val="pt-PT"/>
+              </w:rPr>
+              <w:t xml:space="preserve">; </w:t>
+            </w:r>
+          </w:p>
+          <w:p>
+            <w:pPr>
+              <w:pStyle w:val="PargrafodaLista"/>
+              <w:rPr>
+                <w:b w:val="0"/>
+                <w:bCs w:val="0"/>
+                <w:lang w:val="pt-PT"/>
+              </w:rPr>
+            </w:pPr>
+          </w:p>
+          <w:p>
+            <w:pPr>
+              <w:pStyle w:val="PargrafodaLista"/>
+              <w:numPr>
+                <w:ilvl w:val="0"/>
+                <w:numId w:val="11"/>
+              </w:numPr>
+              <w:rPr>
+                <w:lang w:val="pt-PT"/>
+              </w:rPr>
+            </w:pPr>
+            <w:r>
+              <w:rPr>
+                <w:lang w:val="pt-PT"/>
+              </w:rPr>
+              <w:t xml:space="preserve">Deve ser apenas </w:t>
+            </w:r>
+            <w:proofErr w:type="spellStart"/>
+            <w:r>
+              <w:rPr>
+                <w:lang w:val="pt-PT"/>
+              </w:rPr>
+              <w:t>possivel</w:t>
+            </w:r>
+            <w:proofErr w:type="spellEnd"/>
+            <w:r>
+              <w:rPr>
+                <w:lang w:val="pt-PT"/>
+              </w:rPr>
+              <w:t xml:space="preserve"> para</w:t>
+            </w:r>
+            <w:r>
+              <w:rPr>
+                <w:lang w:val="pt-PT"/>
+              </w:rPr>
+              <w:t xml:space="preserve"> eventos/provas concluídas</w:t>
+            </w:r>
+            <w:r>
+              <w:rPr>
+                <w:lang w:val="pt-PT"/>
+              </w:rPr>
+              <w:t>.</w:t>
+            </w:r>
+          </w:p>
+          <w:p>
+            <w:pPr>
+              <w:pStyle w:val="PargrafodaLista"/>
+              <w:rPr>
+                <w:lang w:val="pt-PT"/>
+              </w:rPr>
+            </w:pPr>
+          </w:p>
+          <w:p>
+            <w:pPr>
+              <w:pStyle w:val="PargrafodaLista"/>
+              <w:rPr>
+                <w:lang w:val="pt-PT"/>
+              </w:rPr>
+            </w:pPr>
+          </w:p>
+        </w:tc>
+        <w:tc>
+          <w:tcPr>
+            <w:tcW w:w="992" w:type="dxa"/>
+          </w:tcPr>
+          <w:p>
+            <w:pPr>
+              <w:cnfStyle w:val="000000000000" w:firstRow="0" w:lastRow="0" w:firstColumn="0" w:lastColumn="0" w:oddVBand="0" w:evenVBand="0" w:oddHBand="0" w:evenHBand="0" w:firstRowFirstColumn="0" w:firstRowLastColumn="0" w:lastRowFirstColumn="0" w:lastRowLastColumn="0"/>
+              <w:rPr>
+                <w:b/>
+                <w:bCs/>
+                <w:lang w:val="pt-PT"/>
+              </w:rPr>
+            </w:pPr>
+          </w:p>
+        </w:tc>
+      </w:tr>
+      <w:tr>
+        <w:trPr>
+          <w:cnfStyle w:val="000000100000" w:firstRow="0" w:lastRow="0" w:firstColumn="0" w:lastColumn="0" w:oddVBand="0" w:evenVBand="0" w:oddHBand="1" w:evenHBand="0" w:firstRowFirstColumn="0" w:firstRowLastColumn="0" w:lastRowFirstColumn="0" w:lastRowLastColumn="0"/>
+        </w:trPr>
+        <w:tc>
+          <w:tcPr>
+            <w:cnfStyle w:val="001000000000" w:firstRow="0" w:lastRow="0" w:firstColumn="1" w:lastColumn="0" w:oddVBand="0" w:evenVBand="0" w:oddHBand="0" w:evenHBand="0" w:firstRowFirstColumn="0" w:firstRowLastColumn="0" w:lastRowFirstColumn="0" w:lastRowLastColumn="0"/>
+            <w:tcW w:w="8647" w:type="dxa"/>
+          </w:tcPr>
+          <w:p>
+            <w:pPr>
+              <w:rPr>
+                <w:lang w:val="pt-PT"/>
+              </w:rPr>
+            </w:pPr>
+            <w:r>
+              <w:rPr>
+                <w:lang w:val="pt-PT"/>
+              </w:rPr>
+              <w:t>Título: US</w:t>
+            </w:r>
+            <w:r>
+              <w:rPr>
+                <w:lang w:val="pt-PT"/>
+              </w:rPr>
+              <w:t>1</w:t>
+            </w:r>
+            <w:r>
+              <w:rPr>
+                <w:lang w:val="pt-PT"/>
+              </w:rPr>
+              <w:t>3</w:t>
+            </w:r>
+            <w:r>
+              <w:rPr>
+                <w:lang w:val="pt-PT"/>
+              </w:rPr>
+              <w:t xml:space="preserve"> – </w:t>
+            </w:r>
+            <w:r>
+              <w:rPr>
+                <w:lang w:val="pt-PT"/>
+              </w:rPr>
+              <w:t>Marcar presença</w:t>
+            </w:r>
+          </w:p>
+        </w:tc>
+        <w:tc>
+          <w:tcPr>
+            <w:tcW w:w="992" w:type="dxa"/>
+          </w:tcPr>
+          <w:p>
+            <w:pPr>
+              <w:cnfStyle w:val="000000100000" w:firstRow="0" w:lastRow="0" w:firstColumn="0" w:lastColumn="0" w:oddVBand="0" w:evenVBand="0" w:oddHBand="1" w:evenHBand="0" w:firstRowFirstColumn="0" w:firstRowLastColumn="0" w:lastRowFirstColumn="0" w:lastRowLastColumn="0"/>
+              <w:rPr>
+                <w:b/>
+                <w:bCs/>
+                <w:lang w:val="pt-PT"/>
+              </w:rPr>
+            </w:pPr>
+            <w:r>
+              <w:rPr>
+                <w:b/>
+                <w:bCs/>
+                <w:lang w:val="pt-PT"/>
+              </w:rPr>
+              <w:t xml:space="preserve">SP: </w:t>
+            </w:r>
+            <w:r>
+              <w:rPr>
+                <w:b/>
+                <w:bCs/>
+                <w:lang w:val="pt-PT"/>
+              </w:rPr>
+              <w:t>3</w:t>
+            </w:r>
+          </w:p>
+        </w:tc>
+      </w:tr>
+      <w:tr>
+        <w:tc>
+          <w:tcPr>
+            <w:cnfStyle w:val="001000000000" w:firstRow="0" w:lastRow="0" w:firstColumn="1" w:lastColumn="0" w:oddVBand="0" w:evenVBand="0" w:oddHBand="0" w:evenHBand="0" w:firstRowFirstColumn="0" w:firstRowLastColumn="0" w:lastRowFirstColumn="0" w:lastRowLastColumn="0"/>
+            <w:tcW w:w="8647" w:type="dxa"/>
+          </w:tcPr>
+          <w:p>
+            <w:pPr>
+              <w:spacing w:after="160"/>
+              <w:rPr>
+                <w:lang w:val="pt-PT"/>
+              </w:rPr>
+            </w:pPr>
+            <w:r>
+              <w:rPr>
+                <w:lang w:val="pt-PT"/>
+              </w:rPr>
+              <w:t xml:space="preserve">Descrição: Como </w:t>
+            </w:r>
+            <w:r>
+              <w:rPr>
+                <w:lang w:val="pt-PT"/>
+              </w:rPr>
+              <w:t>Staff</w:t>
+            </w:r>
+            <w:r>
+              <w:rPr>
+                <w:lang w:val="pt-PT"/>
+              </w:rPr>
+              <w:t xml:space="preserve">, quero marcar </w:t>
+            </w:r>
+            <w:r>
+              <w:rPr>
+                <w:lang w:val="pt-PT"/>
+              </w:rPr>
+              <w:t>quem participou no evento</w:t>
+            </w:r>
+            <w:r>
+              <w:rPr>
+                <w:lang w:val="pt-PT"/>
+              </w:rPr>
+              <w:t xml:space="preserve">. </w:t>
+            </w:r>
+          </w:p>
+          <w:p>
+            <w:pPr>
+              <w:spacing w:after="160"/>
+              <w:rPr>
+                <w:lang w:val="pt-PT"/>
+              </w:rPr>
+            </w:pPr>
+            <w:r>
+              <w:rPr>
+                <w:lang w:val="pt-PT"/>
+              </w:rPr>
+              <w:t xml:space="preserve">Critérios de Aceitação: </w:t>
             </w:r>
           </w:p>
           <w:p>
@@ -7356,6 +7427,322 @@
               <w:rPr>
                 <w:lang w:val="pt-PT"/>
               </w:rPr>
+              <w:t xml:space="preserve">O status da </w:t>
+            </w:r>
+            <w:r>
+              <w:rPr>
+                <w:lang w:val="pt-PT"/>
+              </w:rPr>
+              <w:t xml:space="preserve">pessoa </w:t>
+            </w:r>
+            <w:r>
+              <w:rPr>
+                <w:lang w:val="pt-PT"/>
+              </w:rPr>
+              <w:t>deve mudar para "</w:t>
+            </w:r>
+            <w:r>
+              <w:rPr>
+                <w:lang w:val="pt-PT"/>
+              </w:rPr>
+              <w:t>Participou</w:t>
+            </w:r>
+            <w:r>
+              <w:rPr>
+                <w:lang w:val="pt-PT"/>
+              </w:rPr>
+              <w:t>"</w:t>
+            </w:r>
+            <w:r>
+              <w:rPr>
+                <w:lang w:val="pt-PT"/>
+              </w:rPr>
+              <w:t>;</w:t>
+            </w:r>
+          </w:p>
+          <w:p>
+            <w:pPr>
+              <w:pStyle w:val="PargrafodaLista"/>
+              <w:numPr>
+                <w:ilvl w:val="0"/>
+                <w:numId w:val="10"/>
+              </w:numPr>
+              <w:tabs>
+                <w:tab w:val="num" w:pos="720"/>
+              </w:tabs>
+              <w:rPr>
+                <w:lang w:val="pt-PT"/>
+              </w:rPr>
+            </w:pPr>
+            <w:r>
+              <w:rPr>
+                <w:lang w:val="pt-PT"/>
+              </w:rPr>
+              <w:lastRenderedPageBreak/>
+              <w:t xml:space="preserve">O status </w:t>
+            </w:r>
+            <w:r>
+              <w:rPr>
+                <w:lang w:val="pt-PT"/>
+              </w:rPr>
+              <w:t>deve desaparecer da lista de "</w:t>
+            </w:r>
+            <w:r>
+              <w:rPr>
+                <w:lang w:val="pt-PT"/>
+              </w:rPr>
+              <w:t>Pendente</w:t>
+            </w:r>
+            <w:r>
+              <w:rPr>
+                <w:lang w:val="pt-PT"/>
+              </w:rPr>
+              <w:t>"</w:t>
+            </w:r>
+            <w:r>
+              <w:rPr>
+                <w:lang w:val="pt-PT"/>
+              </w:rPr>
+              <w:t>;</w:t>
+            </w:r>
+          </w:p>
+          <w:p>
+            <w:pPr>
+              <w:pStyle w:val="PargrafodaLista"/>
+              <w:numPr>
+                <w:ilvl w:val="0"/>
+                <w:numId w:val="10"/>
+              </w:numPr>
+              <w:tabs>
+                <w:tab w:val="num" w:pos="720"/>
+              </w:tabs>
+              <w:rPr>
+                <w:lang w:val="pt-PT"/>
+              </w:rPr>
+            </w:pPr>
+            <w:r>
+              <w:rPr>
+                <w:lang w:val="pt-PT"/>
+              </w:rPr>
+              <w:t xml:space="preserve">Se não apareceu, deve aparecer que </w:t>
+            </w:r>
+            <w:r>
+              <w:rPr>
+                <w:lang w:val="pt-PT"/>
+              </w:rPr>
+              <w:t>"</w:t>
+            </w:r>
+            <w:r>
+              <w:rPr>
+                <w:lang w:val="pt-PT"/>
+              </w:rPr>
+              <w:t>Faltou</w:t>
+            </w:r>
+            <w:r>
+              <w:rPr>
+                <w:lang w:val="pt-PT"/>
+              </w:rPr>
+              <w:t>".</w:t>
+            </w:r>
+          </w:p>
+        </w:tc>
+        <w:tc>
+          <w:tcPr>
+            <w:tcW w:w="992" w:type="dxa"/>
+          </w:tcPr>
+          <w:p>
+            <w:pPr>
+              <w:cnfStyle w:val="000000000000" w:firstRow="0" w:lastRow="0" w:firstColumn="0" w:lastColumn="0" w:oddVBand="0" w:evenVBand="0" w:oddHBand="0" w:evenHBand="0" w:firstRowFirstColumn="0" w:firstRowLastColumn="0" w:lastRowFirstColumn="0" w:lastRowLastColumn="0"/>
+              <w:rPr>
+                <w:b/>
+                <w:bCs/>
+                <w:lang w:val="pt-PT"/>
+              </w:rPr>
+            </w:pPr>
+          </w:p>
+        </w:tc>
+      </w:tr>
+      <w:tr>
+        <w:trPr>
+          <w:cnfStyle w:val="000000100000" w:firstRow="0" w:lastRow="0" w:firstColumn="0" w:lastColumn="0" w:oddVBand="0" w:evenVBand="0" w:oddHBand="1" w:evenHBand="0" w:firstRowFirstColumn="0" w:firstRowLastColumn="0" w:lastRowFirstColumn="0" w:lastRowLastColumn="0"/>
+        </w:trPr>
+        <w:tc>
+          <w:tcPr>
+            <w:cnfStyle w:val="001000000000" w:firstRow="0" w:lastRow="0" w:firstColumn="1" w:lastColumn="0" w:oddVBand="0" w:evenVBand="0" w:oddHBand="0" w:evenHBand="0" w:firstRowFirstColumn="0" w:firstRowLastColumn="0" w:lastRowFirstColumn="0" w:lastRowLastColumn="0"/>
+            <w:tcW w:w="8647" w:type="dxa"/>
+          </w:tcPr>
+          <w:p>
+            <w:pPr>
+              <w:rPr>
+                <w:lang w:val="pt-PT"/>
+              </w:rPr>
+            </w:pPr>
+            <w:r>
+              <w:rPr>
+                <w:lang w:val="pt-PT"/>
+              </w:rPr>
+              <w:t>Título: US</w:t>
+            </w:r>
+            <w:r>
+              <w:rPr>
+                <w:lang w:val="pt-PT"/>
+              </w:rPr>
+              <w:t>1</w:t>
+            </w:r>
+            <w:r>
+              <w:rPr>
+                <w:lang w:val="pt-PT"/>
+              </w:rPr>
+              <w:t>4</w:t>
+            </w:r>
+            <w:r>
+              <w:rPr>
+                <w:lang w:val="pt-PT"/>
+              </w:rPr>
+              <w:t xml:space="preserve"> – </w:t>
+            </w:r>
+            <w:r>
+              <w:rPr>
+                <w:lang w:val="pt-PT"/>
+              </w:rPr>
+              <w:t>Consultar participações</w:t>
+            </w:r>
+          </w:p>
+        </w:tc>
+        <w:tc>
+          <w:tcPr>
+            <w:tcW w:w="992" w:type="dxa"/>
+          </w:tcPr>
+          <w:p>
+            <w:pPr>
+              <w:cnfStyle w:val="000000100000" w:firstRow="0" w:lastRow="0" w:firstColumn="0" w:lastColumn="0" w:oddVBand="0" w:evenVBand="0" w:oddHBand="1" w:evenHBand="0" w:firstRowFirstColumn="0" w:firstRowLastColumn="0" w:lastRowFirstColumn="0" w:lastRowLastColumn="0"/>
+              <w:rPr>
+                <w:b/>
+                <w:bCs/>
+                <w:lang w:val="pt-PT"/>
+              </w:rPr>
+            </w:pPr>
+            <w:r>
+              <w:rPr>
+                <w:b/>
+                <w:bCs/>
+                <w:lang w:val="pt-PT"/>
+              </w:rPr>
+              <w:t>SP: 2</w:t>
+            </w:r>
+          </w:p>
+        </w:tc>
+      </w:tr>
+      <w:tr>
+        <w:tc>
+          <w:tcPr>
+            <w:cnfStyle w:val="001000000000" w:firstRow="0" w:lastRow="0" w:firstColumn="1" w:lastColumn="0" w:oddVBand="0" w:evenVBand="0" w:oddHBand="0" w:evenHBand="0" w:firstRowFirstColumn="0" w:firstRowLastColumn="0" w:lastRowFirstColumn="0" w:lastRowLastColumn="0"/>
+            <w:tcW w:w="8647" w:type="dxa"/>
+          </w:tcPr>
+          <w:p>
+            <w:pPr>
+              <w:spacing w:after="160"/>
+              <w:rPr>
+                <w:lang w:val="pt-PT"/>
+              </w:rPr>
+            </w:pPr>
+            <w:r>
+              <w:rPr>
+                <w:lang w:val="pt-PT"/>
+              </w:rPr>
+              <w:t xml:space="preserve">Descrição: Como </w:t>
+            </w:r>
+            <w:r>
+              <w:rPr>
+                <w:lang w:val="pt-PT"/>
+              </w:rPr>
+              <w:t>Staff</w:t>
+            </w:r>
+            <w:r>
+              <w:rPr>
+                <w:lang w:val="pt-PT"/>
+              </w:rPr>
+              <w:t>,</w:t>
+            </w:r>
+            <w:r>
+              <w:rPr>
+                <w:lang w:val="pt-PT"/>
+              </w:rPr>
+              <w:t xml:space="preserve"> ver quem participou no evento</w:t>
+            </w:r>
+          </w:p>
+          <w:p>
+            <w:pPr>
+              <w:spacing w:after="160"/>
+              <w:rPr>
+                <w:lang w:val="pt-PT"/>
+              </w:rPr>
+            </w:pPr>
+            <w:r>
+              <w:rPr>
+                <w:lang w:val="pt-PT"/>
+              </w:rPr>
+              <w:t xml:space="preserve">Critérios de Aceitação: </w:t>
+            </w:r>
+          </w:p>
+          <w:p>
+            <w:pPr>
+              <w:pStyle w:val="PargrafodaLista"/>
+              <w:numPr>
+                <w:ilvl w:val="0"/>
+                <w:numId w:val="10"/>
+              </w:numPr>
+              <w:tabs>
+                <w:tab w:val="num" w:pos="720"/>
+              </w:tabs>
+              <w:spacing w:after="160" w:line="259" w:lineRule="auto"/>
+              <w:rPr>
+                <w:lang w:val="pt-PT"/>
+              </w:rPr>
+            </w:pPr>
+            <w:r>
+              <w:rPr>
+                <w:lang w:val="pt-PT"/>
+              </w:rPr>
+              <w:t xml:space="preserve">Deve mostrar </w:t>
+            </w:r>
+            <w:r>
+              <w:rPr>
+                <w:lang w:val="pt-PT"/>
+              </w:rPr>
+              <w:t>apenas pessoas que apareceram</w:t>
+            </w:r>
+            <w:r>
+              <w:rPr>
+                <w:lang w:val="pt-PT"/>
+              </w:rPr>
+              <w:t xml:space="preserve"> no evento</w:t>
+            </w:r>
+            <w:r>
+              <w:rPr>
+                <w:lang w:val="pt-PT"/>
+              </w:rPr>
+              <w:t>;</w:t>
+            </w:r>
+          </w:p>
+          <w:p>
+            <w:pPr>
+              <w:pStyle w:val="PargrafodaLista"/>
+              <w:numPr>
+                <w:ilvl w:val="0"/>
+                <w:numId w:val="10"/>
+              </w:numPr>
+              <w:tabs>
+                <w:tab w:val="num" w:pos="720"/>
+              </w:tabs>
+              <w:rPr>
+                <w:lang w:val="pt-PT"/>
+              </w:rPr>
+            </w:pPr>
+            <w:r>
+              <w:rPr>
+                <w:lang w:val="pt-PT"/>
+              </w:rPr>
               <w:t xml:space="preserve">Só devem aparecer </w:t>
             </w:r>
             <w:r>
@@ -7396,7 +7783,13 @@
         </w:rPr>
       </w:pPr>
     </w:p>
-    <w:p/>
+    <w:p>
+      <w:pPr>
+        <w:rPr>
+          <w:lang w:val="pt-PT"/>
+        </w:rPr>
+      </w:pPr>
+    </w:p>
     <w:sectPr>
       <w:headerReference w:type="default" r:id="rId7"/>
       <w:footerReference w:type="default" r:id="rId8"/>
@@ -7655,6 +8048,20 @@
 <file path=word/numbering.xml><?xml version="1.0" encoding="utf-8"?>
 <w:numbering xmlns:wpc="http://schemas.microsoft.com/office/word/2010/wordprocessingCanvas" xmlns:cx="http://schemas.microsoft.com/office/drawing/2014/chartex" xmlns:cx1="http://schemas.microsoft.com/office/drawing/2015/9/8/chartex" xmlns:cx2="http://schemas.microsoft.com/office/drawing/2015/10/21/chartex" xmlns:cx3="http://schemas.microsoft.com/office/drawing/2016/5/9/chartex" xmlns:cx4="http://schemas.microsoft.com/office/drawing/2016/5/10/chartex" xmlns:cx5="http://schemas.microsoft.com/office/drawing/2016/5/11/chartex" xmlns:cx6="http://schemas.microsoft.com/office/drawing/2016/5/12/chartex" xmlns:cx7="http://schemas.microsoft.com/office/drawing/2016/5/13/chartex" xmlns:cx8="http://schemas.microsoft.com/office/drawing/2016/5/14/chartex" xmlns:mc="http://schemas.openxmlformats.org/markup-compatibility/2006" xmlns:aink="http://schemas.microsoft.com/office/drawing/2016/ink" xmlns:am3d="http://schemas.microsoft.com/office/drawing/2017/model3d" xmlns:o="urn:schemas-microsoft-com:office:office" xmlns:oel="http://schemas.microsoft.com/office/2019/extlst" xmlns:r="http://schemas.openxmlformats.org/officeDocument/2006/relationships" xmlns:m="http://schemas.openxmlformats.org/officeDocument/2006/math" xmlns:v="urn:schemas-microsoft-com:vml" xmlns:wp14="http://schemas.microsoft.com/office/word/2010/wordprocessingDrawing" xmlns:wp="http://schemas.openxmlformats.org/drawingml/2006/wordprocessingDrawing" xmlns:w10="urn:schemas-microsoft-com:office:word" xmlns:w="http://schemas.openxmlformats.org/wordprocessingml/2006/main" xmlns:w14="http://schemas.microsoft.com/office/word/2010/wordml" xmlns:w15="http://schemas.microsoft.com/office/word/2012/wordml" xmlns:w16cex="http://schemas.microsoft.com/office/word/2018/wordml/cex" xmlns:w16cid="http://schemas.microsoft.com/office/word/2016/wordml/cid" xmlns:w16="http://schemas.microsoft.com/office/word/2018/wordml" xmlns:w16du="http://schemas.microsoft.com/office/word/2023/wordml/word16du" xmlns:w16sdtdh="http://schemas.microsoft.com/office/word/2020/wordml/sdtdatahash" xmlns:w16sdtfl="http://schemas.microsoft.com/office/word/2024/wordml/sdtformatlock" xmlns:w16se="http://schemas.microsoft.com/office/word/2015/wordml/symex" xmlns:wpg="http://schemas.microsoft.com/office/word/2010/wordprocessingGroup" xmlns:wpi="http://schemas.microsoft.com/office/word/2010/wordprocessingInk" xmlns:wne="http://schemas.microsoft.com/office/word/2006/wordml" xmlns:wps="http://schemas.microsoft.com/office/word/2010/wordprocessingShape" mc:Ignorable="w14 w15 w16se w16cid w16 w16cex w16sdtdh w16sdtfl w16du wp14">
   <w:abstractNum w:abstractNumId="0" w15:restartNumberingAfterBreak="0">
+    <w:nsid w:val="FFFFFFFE"/>
+    <w:multiLevelType w:val="singleLevel"/>
+    <w:tmpl w:val="FFFFFFFF"/>
+    <w:lvl w:ilvl="0">
+      <w:numFmt w:val="decimal"/>
+      <w:pStyle w:val="Listacommarcas"/>
+      <w:lvlText w:val="*"/>
+      <w:lvlJc w:val="left"/>
+      <w:pPr>
+        <w:ind w:left="0" w:firstLine="0"/>
+      </w:pPr>
+    </w:lvl>
+  </w:abstractNum>
+  <w:abstractNum w:abstractNumId="1" w15:restartNumberingAfterBreak="0">
     <w:nsid w:val="1AF142CE"/>
     <w:multiLevelType w:val="hybridMultilevel"/>
     <w:tmpl w:val="77486102"/>
@@ -7767,7 +8174,7 @@
       </w:rPr>
     </w:lvl>
   </w:abstractNum>
-  <w:abstractNum w:abstractNumId="1" w15:restartNumberingAfterBreak="0">
+  <w:abstractNum w:abstractNumId="2" w15:restartNumberingAfterBreak="0">
     <w:nsid w:val="1F9B4365"/>
     <w:multiLevelType w:val="hybridMultilevel"/>
     <w:tmpl w:val="5A4EF1F6"/>
@@ -7880,7 +8287,126 @@
       </w:rPr>
     </w:lvl>
   </w:abstractNum>
-  <w:abstractNum w:abstractNumId="2" w15:restartNumberingAfterBreak="0">
+  <w:abstractNum w:abstractNumId="3" w15:restartNumberingAfterBreak="0">
+    <w:nsid w:val="20092CAF"/>
+    <w:multiLevelType w:val="hybridMultilevel"/>
+    <w:tmpl w:val="E7205E76"/>
+    <w:lvl w:ilvl="0" w:tplc="E83CEC32">
+      <w:start w:val="1"/>
+      <w:numFmt w:val="decimal"/>
+      <w:pStyle w:val="NumberedList"/>
+      <w:lvlText w:val="%1."/>
+      <w:lvlJc w:val="left"/>
+      <w:pPr>
+        <w:tabs>
+          <w:tab w:val="num" w:pos="720"/>
+        </w:tabs>
+        <w:ind w:left="720" w:hanging="360"/>
+      </w:pPr>
+      <w:rPr>
+        <w:rFonts w:ascii="Verdana" w:hAnsi="Verdana" w:hint="default"/>
+        <w:sz w:val="16"/>
+        <w:szCs w:val="16"/>
+      </w:rPr>
+    </w:lvl>
+    <w:lvl w:ilvl="1" w:tplc="04090019">
+      <w:start w:val="1"/>
+      <w:numFmt w:val="decimal"/>
+      <w:lvlText w:val="%2."/>
+      <w:lvlJc w:val="left"/>
+      <w:pPr>
+        <w:tabs>
+          <w:tab w:val="num" w:pos="1440"/>
+        </w:tabs>
+        <w:ind w:left="1440" w:hanging="360"/>
+      </w:pPr>
+    </w:lvl>
+    <w:lvl w:ilvl="2" w:tplc="0409001B">
+      <w:start w:val="1"/>
+      <w:numFmt w:val="decimal"/>
+      <w:lvlText w:val="%3."/>
+      <w:lvlJc w:val="left"/>
+      <w:pPr>
+        <w:tabs>
+          <w:tab w:val="num" w:pos="2160"/>
+        </w:tabs>
+        <w:ind w:left="2160" w:hanging="360"/>
+      </w:pPr>
+    </w:lvl>
+    <w:lvl w:ilvl="3" w:tplc="0409000F">
+      <w:start w:val="1"/>
+      <w:numFmt w:val="decimal"/>
+      <w:lvlText w:val="%4."/>
+      <w:lvlJc w:val="left"/>
+      <w:pPr>
+        <w:tabs>
+          <w:tab w:val="num" w:pos="2880"/>
+        </w:tabs>
+        <w:ind w:left="2880" w:hanging="360"/>
+      </w:pPr>
+    </w:lvl>
+    <w:lvl w:ilvl="4" w:tplc="04090019">
+      <w:start w:val="1"/>
+      <w:numFmt w:val="decimal"/>
+      <w:lvlText w:val="%5."/>
+      <w:lvlJc w:val="left"/>
+      <w:pPr>
+        <w:tabs>
+          <w:tab w:val="num" w:pos="3600"/>
+        </w:tabs>
+        <w:ind w:left="3600" w:hanging="360"/>
+      </w:pPr>
+    </w:lvl>
+    <w:lvl w:ilvl="5" w:tplc="0409001B">
+      <w:start w:val="1"/>
+      <w:numFmt w:val="decimal"/>
+      <w:lvlText w:val="%6."/>
+      <w:lvlJc w:val="left"/>
+      <w:pPr>
+        <w:tabs>
+          <w:tab w:val="num" w:pos="4320"/>
+        </w:tabs>
+        <w:ind w:left="4320" w:hanging="360"/>
+      </w:pPr>
+    </w:lvl>
+    <w:lvl w:ilvl="6" w:tplc="0409000F">
+      <w:start w:val="1"/>
+      <w:numFmt w:val="decimal"/>
+      <w:lvlText w:val="%7."/>
+      <w:lvlJc w:val="left"/>
+      <w:pPr>
+        <w:tabs>
+          <w:tab w:val="num" w:pos="5040"/>
+        </w:tabs>
+        <w:ind w:left="5040" w:hanging="360"/>
+      </w:pPr>
+    </w:lvl>
+    <w:lvl w:ilvl="7" w:tplc="04090019">
+      <w:start w:val="1"/>
+      <w:numFmt w:val="decimal"/>
+      <w:lvlText w:val="%8."/>
+      <w:lvlJc w:val="left"/>
+      <w:pPr>
+        <w:tabs>
+          <w:tab w:val="num" w:pos="5760"/>
+        </w:tabs>
+        <w:ind w:left="5760" w:hanging="360"/>
+      </w:pPr>
+    </w:lvl>
+    <w:lvl w:ilvl="8" w:tplc="0409001B">
+      <w:start w:val="1"/>
+      <w:numFmt w:val="decimal"/>
+      <w:lvlText w:val="%9."/>
+      <w:lvlJc w:val="left"/>
+      <w:pPr>
+        <w:tabs>
+          <w:tab w:val="num" w:pos="6480"/>
+        </w:tabs>
+        <w:ind w:left="6480" w:hanging="360"/>
+      </w:pPr>
+    </w:lvl>
+  </w:abstractNum>
+  <w:abstractNum w:abstractNumId="4" w15:restartNumberingAfterBreak="0">
     <w:nsid w:val="28F0392E"/>
     <w:multiLevelType w:val="multilevel"/>
     <w:tmpl w:val="998AAA3A"/>
@@ -8029,7 +8555,7 @@
       </w:rPr>
     </w:lvl>
   </w:abstractNum>
-  <w:abstractNum w:abstractNumId="3" w15:restartNumberingAfterBreak="0">
+  <w:abstractNum w:abstractNumId="5" w15:restartNumberingAfterBreak="0">
     <w:nsid w:val="2E215988"/>
     <w:multiLevelType w:val="multilevel"/>
     <w:tmpl w:val="17DCD1FA"/>
@@ -8178,7 +8704,7 @@
       </w:rPr>
     </w:lvl>
   </w:abstractNum>
-  <w:abstractNum w:abstractNumId="4" w15:restartNumberingAfterBreak="0">
+  <w:abstractNum w:abstractNumId="6" w15:restartNumberingAfterBreak="0">
     <w:nsid w:val="2FC009C9"/>
     <w:multiLevelType w:val="hybridMultilevel"/>
     <w:tmpl w:val="4A70404A"/>
@@ -8291,7 +8817,7 @@
       </w:rPr>
     </w:lvl>
   </w:abstractNum>
-  <w:abstractNum w:abstractNumId="5" w15:restartNumberingAfterBreak="0">
+  <w:abstractNum w:abstractNumId="7" w15:restartNumberingAfterBreak="0">
     <w:nsid w:val="3BC0633D"/>
     <w:multiLevelType w:val="hybridMultilevel"/>
     <w:tmpl w:val="C81C8328"/>
@@ -8404,7 +8930,7 @@
       </w:rPr>
     </w:lvl>
   </w:abstractNum>
-  <w:abstractNum w:abstractNumId="6" w15:restartNumberingAfterBreak="0">
+  <w:abstractNum w:abstractNumId="8" w15:restartNumberingAfterBreak="0">
     <w:nsid w:val="3E3E1EB5"/>
     <w:multiLevelType w:val="hybridMultilevel"/>
     <w:tmpl w:val="834465EA"/>
@@ -8517,7 +9043,7 @@
       </w:rPr>
     </w:lvl>
   </w:abstractNum>
-  <w:abstractNum w:abstractNumId="7" w15:restartNumberingAfterBreak="0">
+  <w:abstractNum w:abstractNumId="9" w15:restartNumberingAfterBreak="0">
     <w:nsid w:val="47B068A1"/>
     <w:multiLevelType w:val="multilevel"/>
     <w:tmpl w:val="574EC8E6"/>
@@ -8666,7 +9192,120 @@
       </w:rPr>
     </w:lvl>
   </w:abstractNum>
-  <w:abstractNum w:abstractNumId="8" w15:restartNumberingAfterBreak="0">
+  <w:abstractNum w:abstractNumId="10" w15:restartNumberingAfterBreak="0">
+    <w:nsid w:val="4E061276"/>
+    <w:multiLevelType w:val="hybridMultilevel"/>
+    <w:tmpl w:val="2C46ECA6"/>
+    <w:lvl w:ilvl="0" w:tplc="08090001">
+      <w:start w:val="1"/>
+      <w:numFmt w:val="bullet"/>
+      <w:lvlText w:val=""/>
+      <w:lvlJc w:val="left"/>
+      <w:pPr>
+        <w:ind w:left="720" w:hanging="360"/>
+      </w:pPr>
+      <w:rPr>
+        <w:rFonts w:ascii="Symbol" w:hAnsi="Symbol" w:hint="default"/>
+      </w:rPr>
+    </w:lvl>
+    <w:lvl w:ilvl="1" w:tplc="08160003" w:tentative="1">
+      <w:start w:val="1"/>
+      <w:numFmt w:val="bullet"/>
+      <w:lvlText w:val="o"/>
+      <w:lvlJc w:val="left"/>
+      <w:pPr>
+        <w:ind w:left="1440" w:hanging="360"/>
+      </w:pPr>
+      <w:rPr>
+        <w:rFonts w:ascii="Courier New" w:hAnsi="Courier New" w:cs="Courier New" w:hint="default"/>
+      </w:rPr>
+    </w:lvl>
+    <w:lvl w:ilvl="2" w:tplc="08160005" w:tentative="1">
+      <w:start w:val="1"/>
+      <w:numFmt w:val="bullet"/>
+      <w:lvlText w:val=""/>
+      <w:lvlJc w:val="left"/>
+      <w:pPr>
+        <w:ind w:left="2160" w:hanging="360"/>
+      </w:pPr>
+      <w:rPr>
+        <w:rFonts w:ascii="Wingdings" w:hAnsi="Wingdings" w:hint="default"/>
+      </w:rPr>
+    </w:lvl>
+    <w:lvl w:ilvl="3" w:tplc="08160001" w:tentative="1">
+      <w:start w:val="1"/>
+      <w:numFmt w:val="bullet"/>
+      <w:lvlText w:val=""/>
+      <w:lvlJc w:val="left"/>
+      <w:pPr>
+        <w:ind w:left="2880" w:hanging="360"/>
+      </w:pPr>
+      <w:rPr>
+        <w:rFonts w:ascii="Symbol" w:hAnsi="Symbol" w:hint="default"/>
+      </w:rPr>
+    </w:lvl>
+    <w:lvl w:ilvl="4" w:tplc="08160003" w:tentative="1">
+      <w:start w:val="1"/>
+      <w:numFmt w:val="bullet"/>
+      <w:lvlText w:val="o"/>
+      <w:lvlJc w:val="left"/>
+      <w:pPr>
+        <w:ind w:left="3600" w:hanging="360"/>
+      </w:pPr>
+      <w:rPr>
+        <w:rFonts w:ascii="Courier New" w:hAnsi="Courier New" w:cs="Courier New" w:hint="default"/>
+      </w:rPr>
+    </w:lvl>
+    <w:lvl w:ilvl="5" w:tplc="08160005" w:tentative="1">
+      <w:start w:val="1"/>
+      <w:numFmt w:val="bullet"/>
+      <w:lvlText w:val=""/>
+      <w:lvlJc w:val="left"/>
+      <w:pPr>
+        <w:ind w:left="4320" w:hanging="360"/>
+      </w:pPr>
+      <w:rPr>
+        <w:rFonts w:ascii="Wingdings" w:hAnsi="Wingdings" w:hint="default"/>
+      </w:rPr>
+    </w:lvl>
+    <w:lvl w:ilvl="6" w:tplc="08160001" w:tentative="1">
+      <w:start w:val="1"/>
+      <w:numFmt w:val="bullet"/>
+      <w:lvlText w:val=""/>
+      <w:lvlJc w:val="left"/>
+      <w:pPr>
+        <w:ind w:left="5040" w:hanging="360"/>
+      </w:pPr>
+      <w:rPr>
+        <w:rFonts w:ascii="Symbol" w:hAnsi="Symbol" w:hint="default"/>
+      </w:rPr>
+    </w:lvl>
+    <w:lvl w:ilvl="7" w:tplc="08160003" w:tentative="1">
+      <w:start w:val="1"/>
+      <w:numFmt w:val="bullet"/>
+      <w:lvlText w:val="o"/>
+      <w:lvlJc w:val="left"/>
+      <w:pPr>
+        <w:ind w:left="5760" w:hanging="360"/>
+      </w:pPr>
+      <w:rPr>
+        <w:rFonts w:ascii="Courier New" w:hAnsi="Courier New" w:cs="Courier New" w:hint="default"/>
+      </w:rPr>
+    </w:lvl>
+    <w:lvl w:ilvl="8" w:tplc="08160005" w:tentative="1">
+      <w:start w:val="1"/>
+      <w:numFmt w:val="bullet"/>
+      <w:lvlText w:val=""/>
+      <w:lvlJc w:val="left"/>
+      <w:pPr>
+        <w:ind w:left="6480" w:hanging="360"/>
+      </w:pPr>
+      <w:rPr>
+        <w:rFonts w:ascii="Wingdings" w:hAnsi="Wingdings" w:hint="default"/>
+      </w:rPr>
+    </w:lvl>
+  </w:abstractNum>
+  <w:abstractNum w:abstractNumId="11" w15:restartNumberingAfterBreak="0">
     <w:nsid w:val="5B0F18B6"/>
     <w:multiLevelType w:val="hybridMultilevel"/>
     <w:tmpl w:val="4D181508"/>
@@ -8779,7 +9418,7 @@
       </w:rPr>
     </w:lvl>
   </w:abstractNum>
-  <w:abstractNum w:abstractNumId="9" w15:restartNumberingAfterBreak="0">
+  <w:abstractNum w:abstractNumId="12" w15:restartNumberingAfterBreak="0">
     <w:nsid w:val="5EFF347A"/>
     <w:multiLevelType w:val="hybridMultilevel"/>
     <w:tmpl w:val="F9ACE60E"/>
@@ -8892,7 +9531,7 @@
       </w:rPr>
     </w:lvl>
   </w:abstractNum>
-  <w:abstractNum w:abstractNumId="10" w15:restartNumberingAfterBreak="0">
+  <w:abstractNum w:abstractNumId="13" w15:restartNumberingAfterBreak="0">
     <w:nsid w:val="620F36D6"/>
     <w:multiLevelType w:val="hybridMultilevel"/>
     <w:tmpl w:val="DD965AB0"/>
@@ -9005,7 +9644,7 @@
       </w:rPr>
     </w:lvl>
   </w:abstractNum>
-  <w:abstractNum w:abstractNumId="11" w15:restartNumberingAfterBreak="0">
+  <w:abstractNum w:abstractNumId="14" w15:restartNumberingAfterBreak="0">
     <w:nsid w:val="70397B3C"/>
     <w:multiLevelType w:val="multilevel"/>
     <w:tmpl w:val="09FEA17C"/>
@@ -9154,7 +9793,7 @@
       </w:rPr>
     </w:lvl>
   </w:abstractNum>
-  <w:abstractNum w:abstractNumId="12" w15:restartNumberingAfterBreak="0">
+  <w:abstractNum w:abstractNumId="15" w15:restartNumberingAfterBreak="0">
     <w:nsid w:val="77D74728"/>
     <w:multiLevelType w:val="hybridMultilevel"/>
     <w:tmpl w:val="FBB04B82"/>
@@ -9267,7 +9906,7 @@
       </w:rPr>
     </w:lvl>
   </w:abstractNum>
-  <w:abstractNum w:abstractNumId="13" w15:restartNumberingAfterBreak="0">
+  <w:abstractNum w:abstractNumId="16" w15:restartNumberingAfterBreak="0">
     <w:nsid w:val="786E623E"/>
     <w:multiLevelType w:val="multilevel"/>
     <w:tmpl w:val="50E49510"/>
@@ -9417,46 +10056,98 @@
     </w:lvl>
   </w:abstractNum>
   <w:num w:numId="1" w16cid:durableId="573441266">
+    <w:abstractNumId w:val="11"/>
+  </w:num>
+  <w:num w:numId="2" w16cid:durableId="400371558">
+    <w:abstractNumId w:val="1"/>
+  </w:num>
+  <w:num w:numId="3" w16cid:durableId="1376927956">
+    <w:abstractNumId w:val="6"/>
+  </w:num>
+  <w:num w:numId="4" w16cid:durableId="358822454">
+    <w:abstractNumId w:val="12"/>
+  </w:num>
+  <w:num w:numId="5" w16cid:durableId="1174733600">
+    <w:abstractNumId w:val="14"/>
+  </w:num>
+  <w:num w:numId="6" w16cid:durableId="1770271413">
+    <w:abstractNumId w:val="9"/>
+  </w:num>
+  <w:num w:numId="7" w16cid:durableId="1131751215">
+    <w:abstractNumId w:val="13"/>
+  </w:num>
+  <w:num w:numId="8" w16cid:durableId="2042241233">
+    <w:abstractNumId w:val="16"/>
+  </w:num>
+  <w:num w:numId="9" w16cid:durableId="2010138391">
+    <w:abstractNumId w:val="4"/>
+  </w:num>
+  <w:num w:numId="10" w16cid:durableId="301542490">
+    <w:abstractNumId w:val="7"/>
+  </w:num>
+  <w:num w:numId="11" w16cid:durableId="659192744">
     <w:abstractNumId w:val="8"/>
   </w:num>
-  <w:num w:numId="2" w16cid:durableId="400371558">
-    <w:abstractNumId w:val="0"/>
+  <w:num w:numId="12" w16cid:durableId="1034889771">
+    <w:abstractNumId w:val="15"/>
   </w:num>
-  <w:num w:numId="3" w16cid:durableId="1376927956">
-    <w:abstractNumId w:val="4"/>
-  </w:num>
-  <w:num w:numId="4" w16cid:durableId="358822454">
-    <w:abstractNumId w:val="9"/>
-  </w:num>
-  <w:num w:numId="5" w16cid:durableId="1174733600">
-    <w:abstractNumId w:val="11"/>
-  </w:num>
-  <w:num w:numId="6" w16cid:durableId="1770271413">
-    <w:abstractNumId w:val="7"/>
-  </w:num>
-  <w:num w:numId="7" w16cid:durableId="1131751215">
-    <w:abstractNumId w:val="10"/>
-  </w:num>
-  <w:num w:numId="8" w16cid:durableId="2042241233">
-    <w:abstractNumId w:val="13"/>
-  </w:num>
-  <w:num w:numId="9" w16cid:durableId="2010138391">
+  <w:num w:numId="13" w16cid:durableId="907500403">
     <w:abstractNumId w:val="2"/>
   </w:num>
-  <w:num w:numId="10" w16cid:durableId="301542490">
+  <w:num w:numId="14" w16cid:durableId="59332867">
     <w:abstractNumId w:val="5"/>
   </w:num>
-  <w:num w:numId="11" w16cid:durableId="659192744">
-    <w:abstractNumId w:val="6"/>
+  <w:num w:numId="15" w16cid:durableId="2106880163">
+    <w:abstractNumId w:val="0"/>
+    <w:lvlOverride w:ilvl="0">
+      <w:lvl w:ilvl="0">
+        <w:numFmt w:val="bullet"/>
+        <w:pStyle w:val="Listacommarcas"/>
+        <w:lvlText w:val=""/>
+        <w:legacy w:legacy="1" w:legacySpace="0" w:legacyIndent="360"/>
+        <w:lvlJc w:val="left"/>
+        <w:pPr>
+          <w:ind w:left="0" w:hanging="360"/>
+        </w:pPr>
+        <w:rPr>
+          <w:rFonts w:ascii="Wingdings" w:hAnsi="Wingdings" w:hint="default"/>
+          <w:sz w:val="12"/>
+        </w:rPr>
+      </w:lvl>
+    </w:lvlOverride>
   </w:num>
-  <w:num w:numId="12" w16cid:durableId="1034889771">
-    <w:abstractNumId w:val="12"/>
+  <w:num w:numId="16" w16cid:durableId="1726250899">
+    <w:abstractNumId w:val="3"/>
+    <w:lvlOverride w:ilvl="0">
+      <w:startOverride w:val="1"/>
+    </w:lvlOverride>
+    <w:lvlOverride w:ilvl="1">
+      <w:startOverride w:val="1"/>
+    </w:lvlOverride>
+    <w:lvlOverride w:ilvl="2">
+      <w:startOverride w:val="1"/>
+    </w:lvlOverride>
+    <w:lvlOverride w:ilvl="3">
+      <w:startOverride w:val="1"/>
+    </w:lvlOverride>
+    <w:lvlOverride w:ilvl="4">
+      <w:startOverride w:val="1"/>
+    </w:lvlOverride>
+    <w:lvlOverride w:ilvl="5">
+      <w:startOverride w:val="1"/>
+    </w:lvlOverride>
+    <w:lvlOverride w:ilvl="6">
+      <w:startOverride w:val="1"/>
+    </w:lvlOverride>
+    <w:lvlOverride w:ilvl="7">
+      <w:startOverride w:val="1"/>
+    </w:lvlOverride>
+    <w:lvlOverride w:ilvl="8">
+      <w:startOverride w:val="1"/>
+    </w:lvlOverride>
   </w:num>
-  <w:num w:numId="13" w16cid:durableId="907500403">
-    <w:abstractNumId w:val="1"/>
-  </w:num>
-  <w:num w:numId="14" w16cid:durableId="59332867">
-    <w:abstractNumId w:val="3"/>
+  <w:num w:numId="17" w16cid:durableId="816337885">
+    <w:abstractNumId w:val="10"/>
   </w:num>
 </w:numbering>
 </file>
@@ -9527,7 +10218,7 @@
     <w:lsdException w:name="macro" w:semiHidden="1" w:unhideWhenUsed="1"/>
     <w:lsdException w:name="toa heading" w:semiHidden="1" w:unhideWhenUsed="1"/>
     <w:lsdException w:name="List" w:semiHidden="1" w:unhideWhenUsed="1"/>
-    <w:lsdException w:name="List Bullet" w:semiHidden="1" w:unhideWhenUsed="1"/>
+    <w:lsdException w:name="List Bullet" w:semiHidden="1" w:uiPriority="0" w:unhideWhenUsed="1"/>
     <w:lsdException w:name="List Number" w:semiHidden="1" w:unhideWhenUsed="1"/>
     <w:lsdException w:name="List 2" w:semiHidden="1" w:unhideWhenUsed="1"/>
     <w:lsdException w:name="List 3" w:semiHidden="1" w:unhideWhenUsed="1"/>
@@ -10099,6 +10790,42 @@
       <w:contextualSpacing/>
     </w:pPr>
   </w:style>
+  <w:style w:type="paragraph" w:styleId="Listacommarcas">
+    <w:name w:val="List Bullet"/>
+    <w:basedOn w:val="Normal"/>
+    <w:rsid w:val="00A14648"/>
+    <w:pPr>
+      <w:numPr>
+        <w:numId w:val="15"/>
+      </w:numPr>
+      <w:spacing w:after="240" w:line="240" w:lineRule="atLeast"/>
+      <w:ind w:right="720" w:firstLine="0"/>
+      <w:jc w:val="both"/>
+    </w:pPr>
+    <w:rPr>
+      <w:rFonts w:ascii="Times New Roman" w:eastAsia="Times New Roman" w:hAnsi="Times New Roman" w:cs="Garamond"/>
+      <w:sz w:val="24"/>
+      <w:lang w:val="en-IE"/>
+    </w:rPr>
+  </w:style>
+  <w:style w:type="paragraph" w:customStyle="1" w:styleId="NumberedList">
+    <w:name w:val="Numbered List"/>
+    <w:basedOn w:val="Normal"/>
+    <w:rsid w:val="00B21AE3"/>
+    <w:pPr>
+      <w:numPr>
+        <w:numId w:val="16"/>
+      </w:numPr>
+      <w:spacing w:after="240" w:line="312" w:lineRule="auto"/>
+      <w:contextualSpacing/>
+      <w:jc w:val="both"/>
+    </w:pPr>
+    <w:rPr>
+      <w:rFonts w:ascii="Times New Roman" w:eastAsia="Times New Roman" w:hAnsi="Times New Roman" w:cs="Garamond"/>
+      <w:sz w:val="24"/>
+      <w:lang w:val="en-US" w:bidi="en-US"/>
+    </w:rPr>
+  </w:style>
 </w:styles>
 </file>
 
